--- a/Sorting Algorithms.docx
+++ b/Sorting Algorithms.docx
@@ -58,7 +58,17 @@
       </w:r>
     </w:p>
     <w:p>
-      <w:r>
+      <w:pPr>
+        <w:rPr>
+          <w:b/>
+          <w:bCs/>
+        </w:rPr>
+      </w:pPr>
+      <w:r>
+        <w:rPr>
+          <w:b/>
+          <w:bCs/>
+        </w:rPr>
         <w:t>Unsorted Data</w:t>
       </w:r>
     </w:p>
@@ -68,7 +78,17 @@
       </w:r>
     </w:p>
     <w:p>
-      <w:r>
+      <w:pPr>
+        <w:rPr>
+          <w:b/>
+          <w:bCs/>
+        </w:rPr>
+      </w:pPr>
+      <w:r>
+        <w:rPr>
+          <w:b/>
+          <w:bCs/>
+        </w:rPr>
         <w:t>Sorted Data</w:t>
       </w:r>
     </w:p>
@@ -80,7 +100,7 @@
     <w:p>
       <w:r>
         <w:pict w14:anchorId="73F6532F">
-          <v:rect id="_x0000_i1421" style="width:0;height:1.5pt" o:hralign="center" o:hrstd="t" o:hr="t" fillcolor="#a0a0a0" stroked="f"/>
+          <v:rect id="_x0000_i1025" style="width:0;height:1.5pt" o:hralign="center" o:hrstd="t" o:hr="t" fillcolor="#a0a0a0" stroked="f"/>
         </w:pict>
       </w:r>
     </w:p>
@@ -151,10 +171,14 @@
         <w:t>Sorting employees by salary.</w:t>
       </w:r>
     </w:p>
-    <w:p>
-      <w:r>
+    <w:p/>
+    <w:p/>
+    <w:p/>
+    <w:p>
+      <w:r>
+        <w:lastRenderedPageBreak/>
         <w:pict w14:anchorId="4BE22C82">
-          <v:rect id="_x0000_i1422" style="width:0;height:1.5pt" o:hralign="center" o:hrstd="t" o:hr="t" fillcolor="#a0a0a0" stroked="f"/>
+          <v:rect id="_x0000_i1026" style="width:0;height:1.5pt" o:hralign="center" o:hrstd="t" o:hr="t" fillcolor="#a0a0a0" stroked="f"/>
         </w:pict>
       </w:r>
     </w:p>
@@ -192,7 +216,6 @@
           </w:tcPr>
           <w:p>
             <w:r>
-              <w:lastRenderedPageBreak/>
               <w:t>System</w:t>
             </w:r>
           </w:p>
@@ -361,7 +384,7 @@
     <w:p>
       <w:r>
         <w:pict w14:anchorId="3ED24993">
-          <v:rect id="_x0000_i1423" style="width:0;height:1.5pt" o:hralign="center" o:hrstd="t" o:hr="t" fillcolor="#a0a0a0" stroked="f"/>
+          <v:rect id="_x0000_i1027" style="width:0;height:1.5pt" o:hralign="center" o:hrstd="t" o:hr="t" fillcolor="#a0a0a0" stroked="f"/>
         </w:pict>
       </w:r>
     </w:p>
@@ -376,7 +399,17 @@
       </w:r>
     </w:p>
     <w:p>
-      <w:r>
+      <w:pPr>
+        <w:rPr>
+          <w:b/>
+          <w:bCs/>
+        </w:rPr>
+      </w:pPr>
+      <w:r>
+        <w:rPr>
+          <w:b/>
+          <w:bCs/>
+        </w:rPr>
         <w:t>1 Comparison Based Sorting</w:t>
       </w:r>
     </w:p>
@@ -482,7 +515,7 @@
     <w:p>
       <w:r>
         <w:pict w14:anchorId="245D57C8">
-          <v:rect id="_x0000_i1424" style="width:0;height:1.5pt" o:hralign="center" o:hrstd="t" o:hr="t" fillcolor="#a0a0a0" stroked="f"/>
+          <v:rect id="_x0000_i1028" style="width:0;height:1.5pt" o:hralign="center" o:hrstd="t" o:hr="t" fillcolor="#a0a0a0" stroked="f"/>
         </w:pict>
       </w:r>
     </w:p>
@@ -492,10 +525,18 @@
       </w:r>
       <w:proofErr w:type="gramStart"/>
       <w:r>
+        <w:rPr>
+          <w:b/>
+          <w:bCs/>
+        </w:rPr>
         <w:t>Non Comparison</w:t>
       </w:r>
       <w:proofErr w:type="gramEnd"/>
       <w:r>
+        <w:rPr>
+          <w:b/>
+          <w:bCs/>
+        </w:rPr>
         <w:t xml:space="preserve"> Based Sorting</w:t>
       </w:r>
     </w:p>
@@ -539,6 +580,7 @@
         </w:numPr>
       </w:pPr>
       <w:r>
+        <w:lastRenderedPageBreak/>
         <w:t>Bucket Sort</w:t>
       </w:r>
     </w:p>
@@ -549,7 +591,6 @@
     </w:p>
     <w:p>
       <w:r>
-        <w:lastRenderedPageBreak/>
         <w:t>Example</w:t>
       </w:r>
       <w:r>
@@ -560,7 +601,7 @@
     <w:p>
       <w:r>
         <w:pict w14:anchorId="2BFD6328">
-          <v:rect id="_x0000_i1425" style="width:0;height:1.5pt" o:hralign="center" o:hrstd="t" o:hr="t" fillcolor="#a0a0a0" stroked="f"/>
+          <v:rect id="_x0000_i1029" style="width:0;height:1.5pt" o:hralign="center" o:hrstd="t" o:hr="t" fillcolor="#a0a0a0" stroked="f"/>
         </w:pict>
       </w:r>
     </w:p>
@@ -692,7 +733,7 @@
     <w:p>
       <w:r>
         <w:pict w14:anchorId="32D1C4A8">
-          <v:rect id="_x0000_i1426" style="width:0;height:1.5pt" o:hralign="center" o:hrstd="t" o:hr="t" fillcolor="#a0a0a0" stroked="f"/>
+          <v:rect id="_x0000_i1030" style="width:0;height:1.5pt" o:hralign="center" o:hrstd="t" o:hr="t" fillcolor="#a0a0a0" stroked="f"/>
         </w:pict>
       </w:r>
     </w:p>
@@ -733,10 +774,15 @@
         <w:t>Selection Sort</w:t>
       </w:r>
     </w:p>
-    <w:p>
-      <w:r>
+    <w:p/>
+    <w:p/>
+    <w:p/>
+    <w:p/>
+    <w:p>
+      <w:r>
+        <w:lastRenderedPageBreak/>
         <w:pict w14:anchorId="347233AE">
-          <v:rect id="_x0000_i1427" style="width:0;height:1.5pt" o:hralign="center" o:hrstd="t" o:hr="t" fillcolor="#a0a0a0" stroked="f"/>
+          <v:rect id="_x0000_i1031" style="width:0;height:1.5pt" o:hralign="center" o:hrstd="t" o:hr="t" fillcolor="#a0a0a0" stroked="f"/>
         </w:pict>
       </w:r>
     </w:p>
@@ -785,7 +831,6 @@
         </w:numPr>
       </w:pPr>
       <w:r>
-        <w:lastRenderedPageBreak/>
         <w:t>Insertion Sort</w:t>
       </w:r>
     </w:p>
@@ -803,7 +848,7 @@
     <w:p>
       <w:r>
         <w:pict w14:anchorId="1C355B1A">
-          <v:rect id="_x0000_i1428" style="width:0;height:1.5pt" o:hralign="center" o:hrstd="t" o:hr="t" fillcolor="#a0a0a0" stroked="f"/>
+          <v:rect id="_x0000_i1032" style="width:0;height:1.5pt" o:hralign="center" o:hrstd="t" o:hr="t" fillcolor="#a0a0a0" stroked="f"/>
         </w:pict>
       </w:r>
     </w:p>
@@ -836,7 +881,7 @@
     <w:p>
       <w:r>
         <w:pict w14:anchorId="45F4B376">
-          <v:rect id="_x0000_i1429" style="width:0;height:1.5pt" o:hralign="center" o:hrstd="t" o:hr="t" fillcolor="#a0a0a0" stroked="f"/>
+          <v:rect id="_x0000_i1033" style="width:0;height:1.5pt" o:hralign="center" o:hrstd="t" o:hr="t" fillcolor="#a0a0a0" stroked="f"/>
         </w:pict>
       </w:r>
     </w:p>
@@ -848,12 +893,22 @@
     <w:p>
       <w:r>
         <w:pict w14:anchorId="5795867D">
-          <v:rect id="_x0000_i1430" style="width:0;height:1.5pt" o:hralign="center" o:hrstd="t" o:hr="t" fillcolor="#a0a0a0" stroked="f"/>
+          <v:rect id="_x0000_i1034" style="width:0;height:1.5pt" o:hralign="center" o:hrstd="t" o:hr="t" fillcolor="#a0a0a0" stroked="f"/>
         </w:pict>
       </w:r>
     </w:p>
     <w:p>
-      <w:r>
+      <w:pPr>
+        <w:rPr>
+          <w:b/>
+          <w:bCs/>
+        </w:rPr>
+      </w:pPr>
+      <w:r>
+        <w:rPr>
+          <w:b/>
+          <w:bCs/>
+        </w:rPr>
         <w:t>4 Bubble Sort</w:t>
       </w:r>
     </w:p>
@@ -875,7 +930,7 @@
     <w:p>
       <w:r>
         <w:pict w14:anchorId="1E555456">
-          <v:rect id="_x0000_i1431" style="width:0;height:1.5pt" o:hralign="center" o:hrstd="t" o:hr="t" fillcolor="#a0a0a0" stroked="f"/>
+          <v:rect id="_x0000_i1035" style="width:0;height:1.5pt" o:hralign="center" o:hrstd="t" o:hr="t" fillcolor="#a0a0a0" stroked="f"/>
         </w:pict>
       </w:r>
     </w:p>
@@ -911,6 +966,9 @@
       </w:r>
       <w:r>
         <w:br/>
+      </w:r>
+      <w:r>
+        <w:lastRenderedPageBreak/>
         <w:t>1 4 2 5 8</w:t>
       </w:r>
       <w:r>
@@ -926,7 +984,7 @@
     <w:p>
       <w:r>
         <w:pict w14:anchorId="4A91226F">
-          <v:rect id="_x0000_i1432" style="width:0;height:1.5pt" o:hralign="center" o:hrstd="t" o:hr="t" fillcolor="#a0a0a0" stroked="f"/>
+          <v:rect id="_x0000_i1036" style="width:0;height:1.5pt" o:hralign="center" o:hrstd="t" o:hr="t" fillcolor="#a0a0a0" stroked="f"/>
         </w:pict>
       </w:r>
     </w:p>
@@ -942,16 +1000,878 @@
     </w:p>
     <w:p>
       <w:r>
+        <w:t xml:space="preserve">1 </w:t>
+      </w:r>
+      <w:r>
+        <w:rPr>
+          <w:highlight w:val="yellow"/>
+        </w:rPr>
+        <w:t>Teaching sorting concepts</w:t>
+      </w:r>
+      <w:r>
+        <w:br/>
+        <w:t>2 Detecting if array is already sorted</w:t>
+      </w:r>
+      <w:r>
+        <w:br/>
+        <w:t xml:space="preserve">3 </w:t>
+      </w:r>
+      <w:r>
+        <w:rPr>
+          <w:highlight w:val="yellow"/>
+        </w:rPr>
+        <w:t>Very small datasets</w:t>
+      </w:r>
+    </w:p>
+    <w:p>
+      <w:r>
+        <w:t>Example</w:t>
+      </w:r>
+    </w:p>
+    <w:p>
+      <w:r>
+        <w:t>Sensor data containing only 10 readings</w:t>
+      </w:r>
+    </w:p>
+    <w:p>
+      <w:r>
+        <w:pict w14:anchorId="3CE2E932">
+          <v:rect id="_x0000_i1037" style="width:0;height:1.5pt" o:hralign="center" o:hrstd="t" o:hr="t" fillcolor="#a0a0a0" stroked="f"/>
+        </w:pict>
+      </w:r>
+    </w:p>
+    <w:p>
+      <w:r>
+        <w:t>5 Bubble Sort Complete Java Example</w:t>
+      </w:r>
+    </w:p>
+    <w:p>
+      <w:r>
+        <w:t xml:space="preserve">import </w:t>
+      </w:r>
+      <w:proofErr w:type="spellStart"/>
+      <w:r>
+        <w:t>java.util</w:t>
+      </w:r>
+      <w:proofErr w:type="spellEnd"/>
+      <w:r>
+        <w:t>.*;</w:t>
+      </w:r>
+      <w:r>
+        <w:br/>
+      </w:r>
+      <w:r>
+        <w:br/>
+        <w:t xml:space="preserve">public class </w:t>
+      </w:r>
+      <w:proofErr w:type="spellStart"/>
+      <w:r>
+        <w:t>BubbleSortExample</w:t>
+      </w:r>
+      <w:proofErr w:type="spellEnd"/>
+      <w:r>
+        <w:t xml:space="preserve"> {</w:t>
+      </w:r>
+      <w:r>
+        <w:br/>
+      </w:r>
+      <w:r>
+        <w:br/>
+        <w:t xml:space="preserve">    public static void </w:t>
+      </w:r>
+      <w:proofErr w:type="spellStart"/>
+      <w:r>
+        <w:t>bubbleSort</w:t>
+      </w:r>
+      <w:proofErr w:type="spellEnd"/>
+      <w:r>
+        <w:t xml:space="preserve">(int[] </w:t>
+      </w:r>
+      <w:proofErr w:type="spellStart"/>
+      <w:r>
+        <w:t>arr</w:t>
+      </w:r>
+      <w:proofErr w:type="spellEnd"/>
+      <w:r>
+        <w:t>) {</w:t>
+      </w:r>
+      <w:r>
+        <w:br/>
+      </w:r>
+      <w:r>
+        <w:br/>
+        <w:t xml:space="preserve">        int n = </w:t>
+      </w:r>
+      <w:proofErr w:type="spellStart"/>
+      <w:r>
+        <w:t>arr.length</w:t>
+      </w:r>
+      <w:proofErr w:type="spellEnd"/>
+      <w:r>
+        <w:t>;</w:t>
+      </w:r>
+      <w:r>
+        <w:br/>
+      </w:r>
+      <w:r>
+        <w:br/>
+        <w:t xml:space="preserve">        for(int </w:t>
+      </w:r>
+      <w:proofErr w:type="spellStart"/>
+      <w:r>
+        <w:t>i</w:t>
+      </w:r>
+      <w:proofErr w:type="spellEnd"/>
+      <w:r>
+        <w:t>=0;i&lt;n-1;i++){</w:t>
+      </w:r>
+      <w:r>
+        <w:br/>
+      </w:r>
+      <w:r>
+        <w:br/>
+        <w:t xml:space="preserve">            </w:t>
+      </w:r>
+      <w:proofErr w:type="spellStart"/>
+      <w:r>
+        <w:t>boolean</w:t>
+      </w:r>
+      <w:proofErr w:type="spellEnd"/>
+      <w:r>
+        <w:t xml:space="preserve"> swapped=false;</w:t>
+      </w:r>
+      <w:r>
+        <w:br/>
+      </w:r>
+      <w:r>
+        <w:br/>
+        <w:t xml:space="preserve">            for(int j=0;j&lt;n-i-1;j++){</w:t>
+      </w:r>
+      <w:r>
+        <w:br/>
+      </w:r>
+      <w:r>
+        <w:br/>
+        <w:t xml:space="preserve">                if(</w:t>
+      </w:r>
+      <w:proofErr w:type="spellStart"/>
+      <w:r>
+        <w:t>arr</w:t>
+      </w:r>
+      <w:proofErr w:type="spellEnd"/>
+      <w:r>
+        <w:t xml:space="preserve">[j] &gt; </w:t>
+      </w:r>
+      <w:proofErr w:type="spellStart"/>
+      <w:r>
+        <w:t>arr</w:t>
+      </w:r>
+      <w:proofErr w:type="spellEnd"/>
+      <w:r>
+        <w:t>[j+1]){</w:t>
+      </w:r>
+      <w:r>
+        <w:br/>
+      </w:r>
+      <w:r>
+        <w:br/>
+        <w:t xml:space="preserve">                    int temp = </w:t>
+      </w:r>
+      <w:proofErr w:type="spellStart"/>
+      <w:r>
+        <w:t>arr</w:t>
+      </w:r>
+      <w:proofErr w:type="spellEnd"/>
+      <w:r>
+        <w:t>[j];</w:t>
+      </w:r>
+      <w:r>
+        <w:br/>
+        <w:t xml:space="preserve">                    </w:t>
+      </w:r>
+      <w:proofErr w:type="spellStart"/>
+      <w:r>
+        <w:t>arr</w:t>
+      </w:r>
+      <w:proofErr w:type="spellEnd"/>
+      <w:r>
+        <w:t xml:space="preserve">[j] = </w:t>
+      </w:r>
+      <w:proofErr w:type="spellStart"/>
+      <w:r>
+        <w:t>arr</w:t>
+      </w:r>
+      <w:proofErr w:type="spellEnd"/>
+      <w:r>
+        <w:t>[j+1];</w:t>
+      </w:r>
+      <w:r>
+        <w:br/>
+        <w:t xml:space="preserve">                    </w:t>
+      </w:r>
+      <w:proofErr w:type="spellStart"/>
+      <w:r>
+        <w:t>arr</w:t>
+      </w:r>
+      <w:proofErr w:type="spellEnd"/>
+      <w:r>
+        <w:t>[j+1] = temp;</w:t>
+      </w:r>
+      <w:r>
+        <w:br/>
+      </w:r>
+      <w:r>
+        <w:br/>
+        <w:t xml:space="preserve">                    swapped=true;</w:t>
+      </w:r>
+      <w:r>
+        <w:br/>
+        <w:t xml:space="preserve">                }</w:t>
+      </w:r>
+      <w:r>
+        <w:br/>
+        <w:t xml:space="preserve">            }</w:t>
+      </w:r>
+      <w:r>
+        <w:br/>
+      </w:r>
+      <w:r>
         <w:lastRenderedPageBreak/>
-        <w:t>1 Teaching sorting concepts</w:t>
-      </w:r>
-      <w:r>
-        <w:br/>
-        <w:t>2 Detecting if array is already sorted</w:t>
-      </w:r>
-      <w:r>
-        <w:br/>
-        <w:t>3 Very small datasets</w:t>
+        <w:br/>
+        <w:t xml:space="preserve">            if(!swapped)</w:t>
+      </w:r>
+      <w:r>
+        <w:br/>
+        <w:t xml:space="preserve">                break;</w:t>
+      </w:r>
+      <w:r>
+        <w:br/>
+        <w:t xml:space="preserve">        }</w:t>
+      </w:r>
+      <w:r>
+        <w:br/>
+        <w:t xml:space="preserve">    }</w:t>
+      </w:r>
+      <w:r>
+        <w:br/>
+      </w:r>
+      <w:r>
+        <w:br/>
+        <w:t xml:space="preserve">    public static void main(String[] </w:t>
+      </w:r>
+      <w:proofErr w:type="spellStart"/>
+      <w:r>
+        <w:t>args</w:t>
+      </w:r>
+      <w:proofErr w:type="spellEnd"/>
+      <w:r>
+        <w:t>) {</w:t>
+      </w:r>
+      <w:r>
+        <w:br/>
+      </w:r>
+      <w:r>
+        <w:br/>
+        <w:t xml:space="preserve">        int </w:t>
+      </w:r>
+      <w:proofErr w:type="spellStart"/>
+      <w:r>
+        <w:t>arr</w:t>
+      </w:r>
+      <w:proofErr w:type="spellEnd"/>
+      <w:r>
+        <w:t>[] = {5,1,4,2,8};</w:t>
+      </w:r>
+      <w:r>
+        <w:br/>
+      </w:r>
+      <w:r>
+        <w:br/>
+        <w:t xml:space="preserve">        </w:t>
+      </w:r>
+      <w:proofErr w:type="spellStart"/>
+      <w:r>
+        <w:t>bubbleSort</w:t>
+      </w:r>
+      <w:proofErr w:type="spellEnd"/>
+      <w:r>
+        <w:t>(</w:t>
+      </w:r>
+      <w:proofErr w:type="spellStart"/>
+      <w:r>
+        <w:t>arr</w:t>
+      </w:r>
+      <w:proofErr w:type="spellEnd"/>
+      <w:r>
+        <w:t>);</w:t>
+      </w:r>
+      <w:r>
+        <w:br/>
+      </w:r>
+      <w:r>
+        <w:br/>
+        <w:t xml:space="preserve">        </w:t>
+      </w:r>
+      <w:proofErr w:type="spellStart"/>
+      <w:r>
+        <w:t>System.out.println</w:t>
+      </w:r>
+      <w:proofErr w:type="spellEnd"/>
+      <w:r>
+        <w:t>("Sorted Array:");</w:t>
+      </w:r>
+      <w:r>
+        <w:br/>
+      </w:r>
+      <w:r>
+        <w:br/>
+        <w:t xml:space="preserve">        for(int i:arr)</w:t>
+      </w:r>
+      <w:r>
+        <w:br/>
+        <w:t xml:space="preserve">            </w:t>
+      </w:r>
+      <w:proofErr w:type="spellStart"/>
+      <w:r>
+        <w:t>System.out.print</w:t>
+      </w:r>
+      <w:proofErr w:type="spellEnd"/>
+      <w:r>
+        <w:t>(</w:t>
+      </w:r>
+      <w:proofErr w:type="spellStart"/>
+      <w:r>
+        <w:t>i</w:t>
+      </w:r>
+      <w:proofErr w:type="spellEnd"/>
+      <w:r>
+        <w:t>+" ");</w:t>
+      </w:r>
+      <w:r>
+        <w:br/>
+        <w:t xml:space="preserve">    }</w:t>
+      </w:r>
+      <w:r>
+        <w:br/>
+        <w:t>}</w:t>
+      </w:r>
+    </w:p>
+    <w:p>
+      <w:r>
+        <w:t>Output</w:t>
+      </w:r>
+    </w:p>
+    <w:p>
+      <w:r>
+        <w:t>1 2 4 5 8</w:t>
+      </w:r>
+    </w:p>
+    <w:p>
+      <w:r>
+        <w:pict w14:anchorId="6818FA14">
+          <v:rect id="_x0000_i1038" style="width:0;height:1.5pt" o:hralign="center" o:hrstd="t" o:hr="t" fillcolor="#a0a0a0" stroked="f"/>
+        </w:pict>
+      </w:r>
+    </w:p>
+    <w:p>
+      <w:r>
+        <w:t>6 Bubble Sort Complexity</w:t>
+      </w:r>
+    </w:p>
+    <w:tbl>
+      <w:tblPr>
+        <w:tblW w:w="5837" w:type="dxa"/>
+        <w:tblCellSpacing w:w="15" w:type="dxa"/>
+        <w:tblCellMar>
+          <w:top w:w="15" w:type="dxa"/>
+          <w:left w:w="15" w:type="dxa"/>
+          <w:bottom w:w="15" w:type="dxa"/>
+          <w:right w:w="15" w:type="dxa"/>
+        </w:tblCellMar>
+        <w:tblLook w:val="04A0" w:firstRow="1" w:lastRow="0" w:firstColumn="1" w:lastColumn="0" w:noHBand="0" w:noVBand="1"/>
+      </w:tblPr>
+      <w:tblGrid>
+        <w:gridCol w:w="2415"/>
+        <w:gridCol w:w="3422"/>
+      </w:tblGrid>
+      <w:tr>
+        <w:trPr>
+          <w:trHeight w:val="465"/>
+          <w:tblHeader/>
+          <w:tblCellSpacing w:w="15" w:type="dxa"/>
+        </w:trPr>
+        <w:tc>
+          <w:tcPr>
+            <w:tcW w:w="0" w:type="auto"/>
+            <w:vAlign w:val="center"/>
+            <w:hideMark/>
+          </w:tcPr>
+          <w:p>
+            <w:r>
+              <w:t>Case</w:t>
+            </w:r>
+          </w:p>
+        </w:tc>
+        <w:tc>
+          <w:tcPr>
+            <w:tcW w:w="0" w:type="auto"/>
+            <w:vAlign w:val="center"/>
+            <w:hideMark/>
+          </w:tcPr>
+          <w:p>
+            <w:r>
+              <w:t>Complexity</w:t>
+            </w:r>
+          </w:p>
+        </w:tc>
+      </w:tr>
+      <w:tr>
+        <w:trPr>
+          <w:trHeight w:val="475"/>
+          <w:tblCellSpacing w:w="15" w:type="dxa"/>
+        </w:trPr>
+        <w:tc>
+          <w:tcPr>
+            <w:tcW w:w="0" w:type="auto"/>
+            <w:vAlign w:val="center"/>
+            <w:hideMark/>
+          </w:tcPr>
+          <w:p>
+            <w:r>
+              <w:t>Best</w:t>
+            </w:r>
+          </w:p>
+        </w:tc>
+        <w:tc>
+          <w:tcPr>
+            <w:tcW w:w="0" w:type="auto"/>
+            <w:vAlign w:val="center"/>
+            <w:hideMark/>
+          </w:tcPr>
+          <w:p>
+            <w:r>
+              <w:t>O(n)</w:t>
+            </w:r>
+          </w:p>
+        </w:tc>
+      </w:tr>
+      <w:tr>
+        <w:trPr>
+          <w:trHeight w:val="475"/>
+          <w:tblCellSpacing w:w="15" w:type="dxa"/>
+        </w:trPr>
+        <w:tc>
+          <w:tcPr>
+            <w:tcW w:w="0" w:type="auto"/>
+            <w:vAlign w:val="center"/>
+            <w:hideMark/>
+          </w:tcPr>
+          <w:p>
+            <w:r>
+              <w:t>Average</w:t>
+            </w:r>
+          </w:p>
+        </w:tc>
+        <w:tc>
+          <w:tcPr>
+            <w:tcW w:w="0" w:type="auto"/>
+            <w:vAlign w:val="center"/>
+            <w:hideMark/>
+          </w:tcPr>
+          <w:p>
+            <w:r>
+              <w:t>O(n²)</w:t>
+            </w:r>
+          </w:p>
+        </w:tc>
+      </w:tr>
+      <w:tr>
+        <w:trPr>
+          <w:trHeight w:val="475"/>
+          <w:tblCellSpacing w:w="15" w:type="dxa"/>
+        </w:trPr>
+        <w:tc>
+          <w:tcPr>
+            <w:tcW w:w="0" w:type="auto"/>
+            <w:vAlign w:val="center"/>
+            <w:hideMark/>
+          </w:tcPr>
+          <w:p>
+            <w:r>
+              <w:t>Worst</w:t>
+            </w:r>
+          </w:p>
+        </w:tc>
+        <w:tc>
+          <w:tcPr>
+            <w:tcW w:w="0" w:type="auto"/>
+            <w:vAlign w:val="center"/>
+            <w:hideMark/>
+          </w:tcPr>
+          <w:p>
+            <w:r>
+              <w:t>O(n²)</w:t>
+            </w:r>
+          </w:p>
+        </w:tc>
+      </w:tr>
+      <w:tr>
+        <w:trPr>
+          <w:trHeight w:val="475"/>
+          <w:tblCellSpacing w:w="15" w:type="dxa"/>
+        </w:trPr>
+        <w:tc>
+          <w:tcPr>
+            <w:tcW w:w="0" w:type="auto"/>
+            <w:vAlign w:val="center"/>
+            <w:hideMark/>
+          </w:tcPr>
+          <w:p>
+            <w:r>
+              <w:t>Space</w:t>
+            </w:r>
+          </w:p>
+        </w:tc>
+        <w:tc>
+          <w:tcPr>
+            <w:tcW w:w="0" w:type="auto"/>
+            <w:vAlign w:val="center"/>
+            <w:hideMark/>
+          </w:tcPr>
+          <w:p>
+            <w:proofErr w:type="gramStart"/>
+            <w:r>
+              <w:t>O(</w:t>
+            </w:r>
+            <w:proofErr w:type="gramEnd"/>
+            <w:r>
+              <w:t>1)</w:t>
+            </w:r>
+          </w:p>
+        </w:tc>
+      </w:tr>
+    </w:tbl>
+    <w:p>
+      <w:r>
+        <w:t>Properties</w:t>
+      </w:r>
+    </w:p>
+    <w:p>
+      <w:pPr>
+        <w:numPr>
+          <w:ilvl w:val="0"/>
+          <w:numId w:val="27"/>
+        </w:numPr>
+      </w:pPr>
+      <w:r>
+        <w:t>Stable → Yes</w:t>
+      </w:r>
+    </w:p>
+    <w:p>
+      <w:pPr>
+        <w:numPr>
+          <w:ilvl w:val="0"/>
+          <w:numId w:val="27"/>
+        </w:numPr>
+      </w:pPr>
+      <w:r>
+        <w:t>In-place → Yes</w:t>
+      </w:r>
+    </w:p>
+    <w:p/>
+    <w:p/>
+    <w:p/>
+    <w:p>
+      <w:r>
+        <w:lastRenderedPageBreak/>
+        <w:pict w14:anchorId="213EC615">
+          <v:rect id="_x0000_i1039" style="width:0;height:1.5pt" o:hralign="center" o:hrstd="t" o:hr="t" fillcolor="#a0a0a0" stroked="f"/>
+        </w:pict>
+      </w:r>
+    </w:p>
+    <w:p>
+      <w:r>
+        <w:t>7 Bubble Sort vs Other Sorting</w:t>
+      </w:r>
+    </w:p>
+    <w:tbl>
+      <w:tblPr>
+        <w:tblW w:w="8320" w:type="dxa"/>
+        <w:tblCellSpacing w:w="15" w:type="dxa"/>
+        <w:tblCellMar>
+          <w:top w:w="15" w:type="dxa"/>
+          <w:left w:w="15" w:type="dxa"/>
+          <w:bottom w:w="15" w:type="dxa"/>
+          <w:right w:w="15" w:type="dxa"/>
+        </w:tblCellMar>
+        <w:tblLook w:val="04A0" w:firstRow="1" w:lastRow="0" w:firstColumn="1" w:lastColumn="0" w:noHBand="0" w:noVBand="1"/>
+      </w:tblPr>
+      <w:tblGrid>
+        <w:gridCol w:w="2274"/>
+        <w:gridCol w:w="3224"/>
+        <w:gridCol w:w="2822"/>
+      </w:tblGrid>
+      <w:tr>
+        <w:trPr>
+          <w:trHeight w:val="467"/>
+          <w:tblHeader/>
+          <w:tblCellSpacing w:w="15" w:type="dxa"/>
+        </w:trPr>
+        <w:tc>
+          <w:tcPr>
+            <w:tcW w:w="0" w:type="auto"/>
+            <w:vAlign w:val="center"/>
+            <w:hideMark/>
+          </w:tcPr>
+          <w:p>
+            <w:r>
+              <w:t>Algorithm</w:t>
+            </w:r>
+          </w:p>
+        </w:tc>
+        <w:tc>
+          <w:tcPr>
+            <w:tcW w:w="0" w:type="auto"/>
+            <w:vAlign w:val="center"/>
+            <w:hideMark/>
+          </w:tcPr>
+          <w:p>
+            <w:r>
+              <w:t>Faster Than Bubble?</w:t>
+            </w:r>
+          </w:p>
+        </w:tc>
+        <w:tc>
+          <w:tcPr>
+            <w:tcW w:w="0" w:type="auto"/>
+            <w:vAlign w:val="center"/>
+            <w:hideMark/>
+          </w:tcPr>
+          <w:p>
+            <w:r>
+              <w:t>Why</w:t>
+            </w:r>
+          </w:p>
+        </w:tc>
+      </w:tr>
+      <w:tr>
+        <w:trPr>
+          <w:trHeight w:val="476"/>
+          <w:tblCellSpacing w:w="15" w:type="dxa"/>
+        </w:trPr>
+        <w:tc>
+          <w:tcPr>
+            <w:tcW w:w="0" w:type="auto"/>
+            <w:vAlign w:val="center"/>
+            <w:hideMark/>
+          </w:tcPr>
+          <w:p>
+            <w:r>
+              <w:t>Insertion Sort</w:t>
+            </w:r>
+          </w:p>
+        </w:tc>
+        <w:tc>
+          <w:tcPr>
+            <w:tcW w:w="0" w:type="auto"/>
+            <w:vAlign w:val="center"/>
+            <w:hideMark/>
+          </w:tcPr>
+          <w:p>
+            <w:r>
+              <w:t>Yes</w:t>
+            </w:r>
+          </w:p>
+        </w:tc>
+        <w:tc>
+          <w:tcPr>
+            <w:tcW w:w="0" w:type="auto"/>
+            <w:vAlign w:val="center"/>
+            <w:hideMark/>
+          </w:tcPr>
+          <w:p>
+            <w:r>
+              <w:t>fewer swaps</w:t>
+            </w:r>
+          </w:p>
+        </w:tc>
+      </w:tr>
+      <w:tr>
+        <w:trPr>
+          <w:trHeight w:val="476"/>
+          <w:tblCellSpacing w:w="15" w:type="dxa"/>
+        </w:trPr>
+        <w:tc>
+          <w:tcPr>
+            <w:tcW w:w="0" w:type="auto"/>
+            <w:vAlign w:val="center"/>
+            <w:hideMark/>
+          </w:tcPr>
+          <w:p>
+            <w:r>
+              <w:t>Selection Sort</w:t>
+            </w:r>
+          </w:p>
+        </w:tc>
+        <w:tc>
+          <w:tcPr>
+            <w:tcW w:w="0" w:type="auto"/>
+            <w:vAlign w:val="center"/>
+            <w:hideMark/>
+          </w:tcPr>
+          <w:p>
+            <w:r>
+              <w:t>Slightly</w:t>
+            </w:r>
+          </w:p>
+        </w:tc>
+        <w:tc>
+          <w:tcPr>
+            <w:tcW w:w="0" w:type="auto"/>
+            <w:vAlign w:val="center"/>
+            <w:hideMark/>
+          </w:tcPr>
+          <w:p>
+            <w:r>
+              <w:t>less comparisons</w:t>
+            </w:r>
+          </w:p>
+        </w:tc>
+      </w:tr>
+      <w:tr>
+        <w:trPr>
+          <w:trHeight w:val="476"/>
+          <w:tblCellSpacing w:w="15" w:type="dxa"/>
+        </w:trPr>
+        <w:tc>
+          <w:tcPr>
+            <w:tcW w:w="0" w:type="auto"/>
+            <w:vAlign w:val="center"/>
+            <w:hideMark/>
+          </w:tcPr>
+          <w:p>
+            <w:r>
+              <w:t>Merge Sort</w:t>
+            </w:r>
+          </w:p>
+        </w:tc>
+        <w:tc>
+          <w:tcPr>
+            <w:tcW w:w="0" w:type="auto"/>
+            <w:vAlign w:val="center"/>
+            <w:hideMark/>
+          </w:tcPr>
+          <w:p>
+            <w:r>
+              <w:t>Much faster</w:t>
+            </w:r>
+          </w:p>
+        </w:tc>
+        <w:tc>
+          <w:tcPr>
+            <w:tcW w:w="0" w:type="auto"/>
+            <w:vAlign w:val="center"/>
+            <w:hideMark/>
+          </w:tcPr>
+          <w:p>
+            <w:r>
+              <w:t>divide &amp; conquer</w:t>
+            </w:r>
+          </w:p>
+        </w:tc>
+      </w:tr>
+      <w:tr>
+        <w:trPr>
+          <w:trHeight w:val="476"/>
+          <w:tblCellSpacing w:w="15" w:type="dxa"/>
+        </w:trPr>
+        <w:tc>
+          <w:tcPr>
+            <w:tcW w:w="0" w:type="auto"/>
+            <w:vAlign w:val="center"/>
+            <w:hideMark/>
+          </w:tcPr>
+          <w:p>
+            <w:r>
+              <w:t>Quick Sort</w:t>
+            </w:r>
+          </w:p>
+        </w:tc>
+        <w:tc>
+          <w:tcPr>
+            <w:tcW w:w="0" w:type="auto"/>
+            <w:vAlign w:val="center"/>
+            <w:hideMark/>
+          </w:tcPr>
+          <w:p>
+            <w:r>
+              <w:t>Much faster</w:t>
+            </w:r>
+          </w:p>
+        </w:tc>
+        <w:tc>
+          <w:tcPr>
+            <w:tcW w:w="0" w:type="auto"/>
+            <w:vAlign w:val="center"/>
+            <w:hideMark/>
+          </w:tcPr>
+          <w:p>
+            <w:r>
+              <w:t>efficient partition</w:t>
+            </w:r>
+          </w:p>
+        </w:tc>
+      </w:tr>
+    </w:tbl>
+    <w:p>
+      <w:r>
+        <w:pict w14:anchorId="0041CDED">
+          <v:rect id="_x0000_i1040" style="width:0;height:1.5pt" o:hralign="center" o:hrstd="t" o:hr="t" fillcolor="#a0a0a0" stroked="f"/>
+        </w:pict>
+      </w:r>
+    </w:p>
+    <w:p>
+      <w:pPr>
+        <w:rPr>
+          <w:b/>
+          <w:bCs/>
+        </w:rPr>
+      </w:pPr>
+      <w:r>
+        <w:rPr>
+          <w:b/>
+          <w:bCs/>
+        </w:rPr>
+        <w:t>SELECTION SORT</w:t>
+      </w:r>
+    </w:p>
+    <w:p>
+      <w:r>
+        <w:pict w14:anchorId="7785BCB5">
+          <v:rect id="_x0000_i1041" style="width:0;height:1.5pt" o:hralign="center" o:hrstd="t" o:hr="t" fillcolor="#a0a0a0" stroked="f"/>
+        </w:pict>
+      </w:r>
+    </w:p>
+    <w:p>
+      <w:r>
+        <w:t>8 Selection Sort</w:t>
+      </w:r>
+    </w:p>
+    <w:p>
+      <w:r>
+        <w:t>Definition</w:t>
+      </w:r>
+    </w:p>
+    <w:p>
+      <w:r>
+        <w:t>Selection sort repeatedly selects the smallest element from the unsorted portion and places it at the correct position.</w:t>
+      </w:r>
+    </w:p>
+    <w:p>
+      <w:r>
+        <w:pict w14:anchorId="60A57420">
+          <v:rect id="_x0000_i1042" style="width:0;height:1.5pt" o:hralign="center" o:hrstd="t" o:hr="t" fillcolor="#a0a0a0" stroked="f"/>
+        </w:pict>
       </w:r>
     </w:p>
     <w:p>
@@ -961,19 +1881,71 @@
     </w:p>
     <w:p>
       <w:r>
-        <w:t>Sensor data containing only 10 readings</w:t>
-      </w:r>
-    </w:p>
-    <w:p>
-      <w:r>
-        <w:pict w14:anchorId="3CE2E932">
-          <v:rect id="_x0000_i1433" style="width:0;height:1.5pt" o:hralign="center" o:hrstd="t" o:hr="t" fillcolor="#a0a0a0" stroked="f"/>
+        <w:t>Input</w:t>
+      </w:r>
+      <w:r>
+        <w:br/>
+        <w:t>64 25 12 22 11</w:t>
+      </w:r>
+    </w:p>
+    <w:p>
+      <w:r>
+        <w:t>Pass 1</w:t>
+      </w:r>
+    </w:p>
+    <w:p>
+      <w:r>
+        <w:t>11 25 12 22 64</w:t>
+      </w:r>
+    </w:p>
+    <w:p>
+      <w:r>
+        <w:t>Pass 2</w:t>
+      </w:r>
+    </w:p>
+    <w:p>
+      <w:r>
+        <w:t>11 12 25 22 64</w:t>
+      </w:r>
+    </w:p>
+    <w:p>
+      <w:r>
+        <w:pict w14:anchorId="4664C7F7">
+          <v:rect id="_x0000_i1043" style="width:0;height:1.5pt" o:hralign="center" o:hrstd="t" o:hr="t" fillcolor="#a0a0a0" stroked="f"/>
         </w:pict>
       </w:r>
     </w:p>
     <w:p>
       <w:r>
-        <w:t>5 Bubble Sort Complete Java Example</w:t>
+        <w:t>Real Time Use Case</w:t>
+      </w:r>
+    </w:p>
+    <w:p>
+      <w:r>
+        <w:t>Selection sort is useful when swaps are expensive.</w:t>
+      </w:r>
+    </w:p>
+    <w:p>
+      <w:r>
+        <w:t>Example</w:t>
+      </w:r>
+    </w:p>
+    <w:p>
+      <w:r>
+        <w:t>Sorting data stored on flash memory where writing operations are costly.</w:t>
+      </w:r>
+    </w:p>
+    <w:p>
+      <w:r>
+        <w:pict w14:anchorId="23582E7E">
+          <v:rect id="_x0000_i1044" style="width:0;height:1.5pt" o:hralign="center" o:hrstd="t" o:hr="t" fillcolor="#a0a0a0" stroked="f"/>
+        </w:pict>
+      </w:r>
+    </w:p>
+    <w:p>
+      <w:r>
+        <w:lastRenderedPageBreak/>
+        <w:t>9 Selection Sort Java Example</w:t>
       </w:r>
     </w:p>
     <w:p>
@@ -997,7 +1969,7 @@
       </w:r>
       <w:proofErr w:type="spellStart"/>
       <w:r>
-        <w:t>BubbleSortExample</w:t>
+        <w:t>SelectionSortExample</w:t>
       </w:r>
       <w:proofErr w:type="spellEnd"/>
       <w:r>
@@ -1012,11 +1984,11 @@
       </w:r>
       <w:proofErr w:type="spellStart"/>
       <w:r>
-        <w:t>bubbleSort</w:t>
-      </w:r>
-      <w:proofErr w:type="spellEnd"/>
-      <w:r>
-        <w:t xml:space="preserve">(int[] </w:t>
+        <w:t>selectionSort</w:t>
+      </w:r>
+      <w:proofErr w:type="spellEnd"/>
+      <w:r>
+        <w:t xml:space="preserve">(int </w:t>
       </w:r>
       <w:proofErr w:type="spellStart"/>
       <w:r>
@@ -1024,6 +1996,223 @@
       </w:r>
       <w:proofErr w:type="spellEnd"/>
       <w:r>
+        <w:t>[]) {</w:t>
+      </w:r>
+      <w:r>
+        <w:br/>
+      </w:r>
+      <w:r>
+        <w:br/>
+        <w:t xml:space="preserve">        int n = </w:t>
+      </w:r>
+      <w:proofErr w:type="spellStart"/>
+      <w:r>
+        <w:t>arr.length</w:t>
+      </w:r>
+      <w:proofErr w:type="spellEnd"/>
+      <w:r>
+        <w:t>;</w:t>
+      </w:r>
+      <w:r>
+        <w:br/>
+      </w:r>
+      <w:r>
+        <w:br/>
+        <w:t xml:space="preserve">        for(int </w:t>
+      </w:r>
+      <w:proofErr w:type="spellStart"/>
+      <w:r>
+        <w:t>i</w:t>
+      </w:r>
+      <w:proofErr w:type="spellEnd"/>
+      <w:r>
+        <w:t>=0;i&lt;n-1;i++){</w:t>
+      </w:r>
+      <w:r>
+        <w:br/>
+      </w:r>
+      <w:r>
+        <w:br/>
+        <w:t xml:space="preserve">            int </w:t>
+      </w:r>
+      <w:proofErr w:type="spellStart"/>
+      <w:r>
+        <w:t>minIndex</w:t>
+      </w:r>
+      <w:proofErr w:type="spellEnd"/>
+      <w:r>
+        <w:t>=</w:t>
+      </w:r>
+      <w:proofErr w:type="spellStart"/>
+      <w:r>
+        <w:t>i</w:t>
+      </w:r>
+      <w:proofErr w:type="spellEnd"/>
+      <w:r>
+        <w:t>;</w:t>
+      </w:r>
+      <w:r>
+        <w:br/>
+      </w:r>
+      <w:r>
+        <w:br/>
+        <w:t xml:space="preserve">            for(int j=i+1;j&lt;</w:t>
+      </w:r>
+      <w:proofErr w:type="spellStart"/>
+      <w:r>
+        <w:t>n;j</w:t>
+      </w:r>
+      <w:proofErr w:type="spellEnd"/>
+      <w:r>
+        <w:t>++){</w:t>
+      </w:r>
+      <w:r>
+        <w:br/>
+      </w:r>
+      <w:r>
+        <w:br/>
+        <w:t xml:space="preserve">                if(</w:t>
+      </w:r>
+      <w:proofErr w:type="spellStart"/>
+      <w:r>
+        <w:t>arr</w:t>
+      </w:r>
+      <w:proofErr w:type="spellEnd"/>
+      <w:r>
+        <w:t xml:space="preserve">[j] &lt; </w:t>
+      </w:r>
+      <w:proofErr w:type="spellStart"/>
+      <w:r>
+        <w:t>arr</w:t>
+      </w:r>
+      <w:proofErr w:type="spellEnd"/>
+      <w:r>
+        <w:t>[</w:t>
+      </w:r>
+      <w:proofErr w:type="spellStart"/>
+      <w:r>
+        <w:t>minIndex</w:t>
+      </w:r>
+      <w:proofErr w:type="spellEnd"/>
+      <w:r>
+        <w:t>])</w:t>
+      </w:r>
+      <w:r>
+        <w:br/>
+        <w:t xml:space="preserve">                    </w:t>
+      </w:r>
+      <w:proofErr w:type="spellStart"/>
+      <w:r>
+        <w:t>minIndex</w:t>
+      </w:r>
+      <w:proofErr w:type="spellEnd"/>
+      <w:r>
+        <w:t>=j;</w:t>
+      </w:r>
+      <w:r>
+        <w:br/>
+        <w:t xml:space="preserve">            }</w:t>
+      </w:r>
+      <w:r>
+        <w:br/>
+      </w:r>
+      <w:r>
+        <w:br/>
+        <w:t xml:space="preserve">            int temp=</w:t>
+      </w:r>
+      <w:proofErr w:type="spellStart"/>
+      <w:r>
+        <w:t>arr</w:t>
+      </w:r>
+      <w:proofErr w:type="spellEnd"/>
+      <w:r>
+        <w:t>[</w:t>
+      </w:r>
+      <w:proofErr w:type="spellStart"/>
+      <w:r>
+        <w:t>minIndex</w:t>
+      </w:r>
+      <w:proofErr w:type="spellEnd"/>
+      <w:r>
+        <w:t>];</w:t>
+      </w:r>
+      <w:r>
+        <w:br/>
+        <w:t xml:space="preserve">            </w:t>
+      </w:r>
+      <w:proofErr w:type="spellStart"/>
+      <w:r>
+        <w:t>arr</w:t>
+      </w:r>
+      <w:proofErr w:type="spellEnd"/>
+      <w:r>
+        <w:t>[</w:t>
+      </w:r>
+      <w:proofErr w:type="spellStart"/>
+      <w:r>
+        <w:t>minIndex</w:t>
+      </w:r>
+      <w:proofErr w:type="spellEnd"/>
+      <w:r>
+        <w:t>]=</w:t>
+      </w:r>
+      <w:proofErr w:type="spellStart"/>
+      <w:r>
+        <w:t>arr</w:t>
+      </w:r>
+      <w:proofErr w:type="spellEnd"/>
+      <w:r>
+        <w:t>[</w:t>
+      </w:r>
+      <w:proofErr w:type="spellStart"/>
+      <w:r>
+        <w:t>i</w:t>
+      </w:r>
+      <w:proofErr w:type="spellEnd"/>
+      <w:r>
+        <w:t>];</w:t>
+      </w:r>
+      <w:r>
+        <w:br/>
+        <w:t xml:space="preserve">            </w:t>
+      </w:r>
+      <w:proofErr w:type="spellStart"/>
+      <w:r>
+        <w:t>arr</w:t>
+      </w:r>
+      <w:proofErr w:type="spellEnd"/>
+      <w:r>
+        <w:t>[</w:t>
+      </w:r>
+      <w:proofErr w:type="spellStart"/>
+      <w:r>
+        <w:t>i</w:t>
+      </w:r>
+      <w:proofErr w:type="spellEnd"/>
+      <w:r>
+        <w:t>]=temp;</w:t>
+      </w:r>
+      <w:r>
+        <w:br/>
+        <w:t xml:space="preserve">        }</w:t>
+      </w:r>
+      <w:r>
+        <w:br/>
+        <w:t xml:space="preserve">    }</w:t>
+      </w:r>
+      <w:r>
+        <w:br/>
+      </w:r>
+      <w:r>
+        <w:br/>
+        <w:t xml:space="preserve">    public static void main(String[] </w:t>
+      </w:r>
+      <w:proofErr w:type="spellStart"/>
+      <w:r>
+        <w:t>args</w:t>
+      </w:r>
+      <w:proofErr w:type="spellEnd"/>
+      <w:r>
         <w:t>) {</w:t>
       </w:r>
       <w:r>
@@ -1031,15 +2220,663 @@
       </w:r>
       <w:r>
         <w:br/>
-        <w:t xml:space="preserve">        int n = </w:t>
-      </w:r>
-      <w:proofErr w:type="spellStart"/>
-      <w:r>
-        <w:t>arr.length</w:t>
-      </w:r>
-      <w:proofErr w:type="spellEnd"/>
-      <w:r>
-        <w:t>;</w:t>
+        <w:t xml:space="preserve">        int </w:t>
+      </w:r>
+      <w:proofErr w:type="spellStart"/>
+      <w:r>
+        <w:t>arr</w:t>
+      </w:r>
+      <w:proofErr w:type="spellEnd"/>
+      <w:r>
+        <w:t>[]={64,25,12,22,11};</w:t>
+      </w:r>
+      <w:r>
+        <w:br/>
+      </w:r>
+      <w:r>
+        <w:br/>
+        <w:t xml:space="preserve">        </w:t>
+      </w:r>
+      <w:proofErr w:type="spellStart"/>
+      <w:r>
+        <w:t>selectionSort</w:t>
+      </w:r>
+      <w:proofErr w:type="spellEnd"/>
+      <w:r>
+        <w:t>(</w:t>
+      </w:r>
+      <w:proofErr w:type="spellStart"/>
+      <w:r>
+        <w:t>arr</w:t>
+      </w:r>
+      <w:proofErr w:type="spellEnd"/>
+      <w:r>
+        <w:t>);</w:t>
+      </w:r>
+      <w:r>
+        <w:br/>
+      </w:r>
+      <w:r>
+        <w:br/>
+        <w:t xml:space="preserve">        for(int i:arr)</w:t>
+      </w:r>
+      <w:r>
+        <w:br/>
+        <w:t xml:space="preserve">            </w:t>
+      </w:r>
+      <w:proofErr w:type="spellStart"/>
+      <w:r>
+        <w:t>System.out.print</w:t>
+      </w:r>
+      <w:proofErr w:type="spellEnd"/>
+      <w:r>
+        <w:t>(</w:t>
+      </w:r>
+      <w:proofErr w:type="spellStart"/>
+      <w:r>
+        <w:t>i</w:t>
+      </w:r>
+      <w:proofErr w:type="spellEnd"/>
+      <w:r>
+        <w:t>+" ");</w:t>
+      </w:r>
+      <w:r>
+        <w:br/>
+        <w:t xml:space="preserve">    }</w:t>
+      </w:r>
+      <w:r>
+        <w:br/>
+        <w:t>}</w:t>
+      </w:r>
+    </w:p>
+    <w:p>
+      <w:r>
+        <w:pict w14:anchorId="08FC507F">
+          <v:rect id="_x0000_i1045" style="width:0;height:1.5pt" o:hralign="center" o:hrstd="t" o:hr="t" fillcolor="#a0a0a0" stroked="f"/>
+        </w:pict>
+      </w:r>
+    </w:p>
+    <w:p>
+      <w:r>
+        <w:t>10 Selection Sort Complexity</w:t>
+      </w:r>
+    </w:p>
+    <w:tbl>
+      <w:tblPr>
+        <w:tblW w:w="0" w:type="auto"/>
+        <w:tblCellSpacing w:w="15" w:type="dxa"/>
+        <w:tblCellMar>
+          <w:top w:w="15" w:type="dxa"/>
+          <w:left w:w="15" w:type="dxa"/>
+          <w:bottom w:w="15" w:type="dxa"/>
+          <w:right w:w="15" w:type="dxa"/>
+        </w:tblCellMar>
+        <w:tblLook w:val="04A0" w:firstRow="1" w:lastRow="0" w:firstColumn="1" w:lastColumn="0" w:noHBand="0" w:noVBand="1"/>
+      </w:tblPr>
+      <w:tblGrid>
+        <w:gridCol w:w="726"/>
+        <w:gridCol w:w="1248"/>
+      </w:tblGrid>
+      <w:tr>
+        <w:trPr>
+          <w:tblHeader/>
+          <w:tblCellSpacing w:w="15" w:type="dxa"/>
+        </w:trPr>
+        <w:tc>
+          <w:tcPr>
+            <w:tcW w:w="0" w:type="auto"/>
+            <w:vAlign w:val="center"/>
+            <w:hideMark/>
+          </w:tcPr>
+          <w:p>
+            <w:r>
+              <w:lastRenderedPageBreak/>
+              <w:t>Case</w:t>
+            </w:r>
+          </w:p>
+        </w:tc>
+        <w:tc>
+          <w:tcPr>
+            <w:tcW w:w="0" w:type="auto"/>
+            <w:vAlign w:val="center"/>
+            <w:hideMark/>
+          </w:tcPr>
+          <w:p>
+            <w:r>
+              <w:t>Complexity</w:t>
+            </w:r>
+          </w:p>
+        </w:tc>
+      </w:tr>
+      <w:tr>
+        <w:trPr>
+          <w:tblCellSpacing w:w="15" w:type="dxa"/>
+        </w:trPr>
+        <w:tc>
+          <w:tcPr>
+            <w:tcW w:w="0" w:type="auto"/>
+            <w:vAlign w:val="center"/>
+            <w:hideMark/>
+          </w:tcPr>
+          <w:p>
+            <w:r>
+              <w:t>Best</w:t>
+            </w:r>
+          </w:p>
+        </w:tc>
+        <w:tc>
+          <w:tcPr>
+            <w:tcW w:w="0" w:type="auto"/>
+            <w:vAlign w:val="center"/>
+            <w:hideMark/>
+          </w:tcPr>
+          <w:p>
+            <w:r>
+              <w:t>O(n²)</w:t>
+            </w:r>
+          </w:p>
+        </w:tc>
+      </w:tr>
+      <w:tr>
+        <w:trPr>
+          <w:tblCellSpacing w:w="15" w:type="dxa"/>
+        </w:trPr>
+        <w:tc>
+          <w:tcPr>
+            <w:tcW w:w="0" w:type="auto"/>
+            <w:vAlign w:val="center"/>
+            <w:hideMark/>
+          </w:tcPr>
+          <w:p>
+            <w:r>
+              <w:t>Worst</w:t>
+            </w:r>
+          </w:p>
+        </w:tc>
+        <w:tc>
+          <w:tcPr>
+            <w:tcW w:w="0" w:type="auto"/>
+            <w:vAlign w:val="center"/>
+            <w:hideMark/>
+          </w:tcPr>
+          <w:p>
+            <w:r>
+              <w:t>O(n²)</w:t>
+            </w:r>
+          </w:p>
+        </w:tc>
+      </w:tr>
+      <w:tr>
+        <w:trPr>
+          <w:tblCellSpacing w:w="15" w:type="dxa"/>
+        </w:trPr>
+        <w:tc>
+          <w:tcPr>
+            <w:tcW w:w="0" w:type="auto"/>
+            <w:vAlign w:val="center"/>
+            <w:hideMark/>
+          </w:tcPr>
+          <w:p>
+            <w:r>
+              <w:t>Space</w:t>
+            </w:r>
+          </w:p>
+        </w:tc>
+        <w:tc>
+          <w:tcPr>
+            <w:tcW w:w="0" w:type="auto"/>
+            <w:vAlign w:val="center"/>
+            <w:hideMark/>
+          </w:tcPr>
+          <w:p>
+            <w:proofErr w:type="gramStart"/>
+            <w:r>
+              <w:t>O(</w:t>
+            </w:r>
+            <w:proofErr w:type="gramEnd"/>
+            <w:r>
+              <w:t>1)</w:t>
+            </w:r>
+          </w:p>
+        </w:tc>
+      </w:tr>
+    </w:tbl>
+    <w:p>
+      <w:r>
+        <w:t>Properties</w:t>
+      </w:r>
+    </w:p>
+    <w:p>
+      <w:pPr>
+        <w:numPr>
+          <w:ilvl w:val="0"/>
+          <w:numId w:val="28"/>
+        </w:numPr>
+      </w:pPr>
+      <w:r>
+        <w:t>Stable → No</w:t>
+      </w:r>
+    </w:p>
+    <w:p>
+      <w:pPr>
+        <w:numPr>
+          <w:ilvl w:val="0"/>
+          <w:numId w:val="28"/>
+        </w:numPr>
+      </w:pPr>
+      <w:r>
+        <w:t>In-place → Yes</w:t>
+      </w:r>
+    </w:p>
+    <w:p>
+      <w:r>
+        <w:pict w14:anchorId="52A8DEDE">
+          <v:rect id="_x0000_i1046" style="width:0;height:1.5pt" o:hralign="center" o:hrstd="t" o:hr="t" fillcolor="#a0a0a0" stroked="f"/>
+        </w:pict>
+      </w:r>
+    </w:p>
+    <w:p>
+      <w:r>
+        <w:t>11 Selection Sort vs Other Sorting</w:t>
+      </w:r>
+    </w:p>
+    <w:tbl>
+      <w:tblPr>
+        <w:tblW w:w="0" w:type="auto"/>
+        <w:tblCellSpacing w:w="15" w:type="dxa"/>
+        <w:tblCellMar>
+          <w:top w:w="15" w:type="dxa"/>
+          <w:left w:w="15" w:type="dxa"/>
+          <w:bottom w:w="15" w:type="dxa"/>
+          <w:right w:w="15" w:type="dxa"/>
+        </w:tblCellMar>
+        <w:tblLook w:val="04A0" w:firstRow="1" w:lastRow="0" w:firstColumn="1" w:lastColumn="0" w:noHBand="0" w:noVBand="1"/>
+      </w:tblPr>
+      <w:tblGrid>
+        <w:gridCol w:w="1707"/>
+        <w:gridCol w:w="1406"/>
+      </w:tblGrid>
+      <w:tr>
+        <w:trPr>
+          <w:tblHeader/>
+          <w:tblCellSpacing w:w="15" w:type="dxa"/>
+        </w:trPr>
+        <w:tc>
+          <w:tcPr>
+            <w:tcW w:w="0" w:type="auto"/>
+            <w:vAlign w:val="center"/>
+            <w:hideMark/>
+          </w:tcPr>
+          <w:p>
+            <w:r>
+              <w:t>Compared With</w:t>
+            </w:r>
+          </w:p>
+        </w:tc>
+        <w:tc>
+          <w:tcPr>
+            <w:tcW w:w="0" w:type="auto"/>
+            <w:vAlign w:val="center"/>
+            <w:hideMark/>
+          </w:tcPr>
+          <w:p>
+            <w:r>
+              <w:t>Result</w:t>
+            </w:r>
+          </w:p>
+        </w:tc>
+      </w:tr>
+      <w:tr>
+        <w:trPr>
+          <w:tblCellSpacing w:w="15" w:type="dxa"/>
+        </w:trPr>
+        <w:tc>
+          <w:tcPr>
+            <w:tcW w:w="0" w:type="auto"/>
+            <w:vAlign w:val="center"/>
+            <w:hideMark/>
+          </w:tcPr>
+          <w:p>
+            <w:r>
+              <w:t>Bubble Sort</w:t>
+            </w:r>
+          </w:p>
+        </w:tc>
+        <w:tc>
+          <w:tcPr>
+            <w:tcW w:w="0" w:type="auto"/>
+            <w:vAlign w:val="center"/>
+            <w:hideMark/>
+          </w:tcPr>
+          <w:p>
+            <w:r>
+              <w:t>fewer swaps</w:t>
+            </w:r>
+          </w:p>
+        </w:tc>
+      </w:tr>
+      <w:tr>
+        <w:trPr>
+          <w:tblCellSpacing w:w="15" w:type="dxa"/>
+        </w:trPr>
+        <w:tc>
+          <w:tcPr>
+            <w:tcW w:w="0" w:type="auto"/>
+            <w:vAlign w:val="center"/>
+            <w:hideMark/>
+          </w:tcPr>
+          <w:p>
+            <w:r>
+              <w:t>Insertion Sort</w:t>
+            </w:r>
+          </w:p>
+        </w:tc>
+        <w:tc>
+          <w:tcPr>
+            <w:tcW w:w="0" w:type="auto"/>
+            <w:vAlign w:val="center"/>
+            <w:hideMark/>
+          </w:tcPr>
+          <w:p>
+            <w:r>
+              <w:t>slower</w:t>
+            </w:r>
+          </w:p>
+        </w:tc>
+      </w:tr>
+      <w:tr>
+        <w:trPr>
+          <w:tblCellSpacing w:w="15" w:type="dxa"/>
+        </w:trPr>
+        <w:tc>
+          <w:tcPr>
+            <w:tcW w:w="0" w:type="auto"/>
+            <w:vAlign w:val="center"/>
+            <w:hideMark/>
+          </w:tcPr>
+          <w:p>
+            <w:r>
+              <w:t>Merge Sort</w:t>
+            </w:r>
+          </w:p>
+        </w:tc>
+        <w:tc>
+          <w:tcPr>
+            <w:tcW w:w="0" w:type="auto"/>
+            <w:vAlign w:val="center"/>
+            <w:hideMark/>
+          </w:tcPr>
+          <w:p>
+            <w:r>
+              <w:t>much slower</w:t>
+            </w:r>
+          </w:p>
+        </w:tc>
+      </w:tr>
+      <w:tr>
+        <w:trPr>
+          <w:tblCellSpacing w:w="15" w:type="dxa"/>
+        </w:trPr>
+        <w:tc>
+          <w:tcPr>
+            <w:tcW w:w="0" w:type="auto"/>
+            <w:vAlign w:val="center"/>
+            <w:hideMark/>
+          </w:tcPr>
+          <w:p>
+            <w:r>
+              <w:t>Quick Sort</w:t>
+            </w:r>
+          </w:p>
+        </w:tc>
+        <w:tc>
+          <w:tcPr>
+            <w:tcW w:w="0" w:type="auto"/>
+            <w:vAlign w:val="center"/>
+            <w:hideMark/>
+          </w:tcPr>
+          <w:p>
+            <w:r>
+              <w:t>much slower</w:t>
+            </w:r>
+          </w:p>
+        </w:tc>
+      </w:tr>
+    </w:tbl>
+    <w:p>
+      <w:r>
+        <w:pict w14:anchorId="337AD679">
+          <v:rect id="_x0000_i1047" style="width:0;height:1.5pt" o:hralign="center" o:hrstd="t" o:hr="t" fillcolor="#a0a0a0" stroked="f"/>
+        </w:pict>
+      </w:r>
+    </w:p>
+    <w:p>
+      <w:r>
+        <w:t>INSERTION SORT</w:t>
+      </w:r>
+    </w:p>
+    <w:p>
+      <w:r>
+        <w:pict w14:anchorId="0A82A20C">
+          <v:rect id="_x0000_i1048" style="width:0;height:1.5pt" o:hralign="center" o:hrstd="t" o:hr="t" fillcolor="#a0a0a0" stroked="f"/>
+        </w:pict>
+      </w:r>
+    </w:p>
+    <w:p>
+      <w:r>
+        <w:t>12 Insertion Sort</w:t>
+      </w:r>
+    </w:p>
+    <w:p>
+      <w:r>
+        <w:t>Definition</w:t>
+      </w:r>
+    </w:p>
+    <w:p>
+      <w:r>
+        <w:t>Insertion sort builds the sorted array one element at a time by inserting elements into their correct position.</w:t>
+      </w:r>
+    </w:p>
+    <w:p>
+      <w:r>
+        <w:pict w14:anchorId="508F61C7">
+          <v:rect id="_x0000_i1049" style="width:0;height:1.5pt" o:hralign="center" o:hrstd="t" o:hr="t" fillcolor="#a0a0a0" stroked="f"/>
+        </w:pict>
+      </w:r>
+    </w:p>
+    <w:p>
+      <w:r>
+        <w:t>Real World Analogy</w:t>
+      </w:r>
+    </w:p>
+    <w:p>
+      <w:r>
+        <w:t>Sorting playing cards in hand.</w:t>
+      </w:r>
+    </w:p>
+    <w:p>
+      <w:r>
+        <w:t>You insert a card at the correct position.</w:t>
+      </w:r>
+    </w:p>
+    <w:p>
+      <w:r>
+        <w:pict w14:anchorId="27A6EAB5">
+          <v:rect id="_x0000_i1050" style="width:0;height:1.5pt" o:hralign="center" o:hrstd="t" o:hr="t" fillcolor="#a0a0a0" stroked="f"/>
+        </w:pict>
+      </w:r>
+    </w:p>
+    <w:p>
+      <w:r>
+        <w:t>Example</w:t>
+      </w:r>
+    </w:p>
+    <w:p>
+      <w:r>
+        <w:lastRenderedPageBreak/>
+        <w:t>Input</w:t>
+      </w:r>
+      <w:r>
+        <w:br/>
+        <w:t>8 3 5 2</w:t>
+      </w:r>
+    </w:p>
+    <w:p>
+      <w:r>
+        <w:t>Pass 1</w:t>
+      </w:r>
+    </w:p>
+    <w:p>
+      <w:r>
+        <w:t>3 8 5 2</w:t>
+      </w:r>
+    </w:p>
+    <w:p>
+      <w:r>
+        <w:t>Pass 2</w:t>
+      </w:r>
+    </w:p>
+    <w:p>
+      <w:r>
+        <w:t>3 5 8 2</w:t>
+      </w:r>
+    </w:p>
+    <w:p>
+      <w:r>
+        <w:t>Pass 3</w:t>
+      </w:r>
+    </w:p>
+    <w:p>
+      <w:r>
+        <w:t>2 3 5 8</w:t>
+      </w:r>
+    </w:p>
+    <w:p>
+      <w:r>
+        <w:pict w14:anchorId="4986EC4F">
+          <v:rect id="_x0000_i1051" style="width:0;height:1.5pt" o:hralign="center" o:hrstd="t" o:hr="t" fillcolor="#a0a0a0" stroked="f"/>
+        </w:pict>
+      </w:r>
+    </w:p>
+    <w:p>
+      <w:r>
+        <w:t>Real Time Use Cases</w:t>
+      </w:r>
+    </w:p>
+    <w:p>
+      <w:r>
+        <w:t>Insertion sort is used when:</w:t>
+      </w:r>
+    </w:p>
+    <w:p>
+      <w:pPr>
+        <w:numPr>
+          <w:ilvl w:val="0"/>
+          <w:numId w:val="29"/>
+        </w:numPr>
+      </w:pPr>
+      <w:r>
+        <w:t>Data is nearly sorted</w:t>
+      </w:r>
+    </w:p>
+    <w:p>
+      <w:pPr>
+        <w:numPr>
+          <w:ilvl w:val="0"/>
+          <w:numId w:val="29"/>
+        </w:numPr>
+      </w:pPr>
+      <w:r>
+        <w:t>Small datasets</w:t>
+      </w:r>
+    </w:p>
+    <w:p>
+      <w:pPr>
+        <w:numPr>
+          <w:ilvl w:val="0"/>
+          <w:numId w:val="29"/>
+        </w:numPr>
+      </w:pPr>
+      <w:r>
+        <w:t xml:space="preserve">Used internally in Java </w:t>
+      </w:r>
+      <w:proofErr w:type="spellStart"/>
+      <w:r>
+        <w:t>TimSort</w:t>
+      </w:r>
+      <w:proofErr w:type="spellEnd"/>
+    </w:p>
+    <w:p>
+      <w:r>
+        <w:t>Example</w:t>
+      </w:r>
+    </w:p>
+    <w:p>
+      <w:r>
+        <w:t>Sorting live streaming stock prices where values change slightly.</w:t>
+      </w:r>
+    </w:p>
+    <w:p>
+      <w:r>
+        <w:pict w14:anchorId="58246246">
+          <v:rect id="_x0000_i1052" style="width:0;height:1.5pt" o:hralign="center" o:hrstd="t" o:hr="t" fillcolor="#a0a0a0" stroked="f"/>
+        </w:pict>
+      </w:r>
+    </w:p>
+    <w:p>
+      <w:r>
+        <w:t>13 Insertion Sort Java Example</w:t>
+      </w:r>
+    </w:p>
+    <w:p>
+      <w:r>
+        <w:t xml:space="preserve">import </w:t>
+      </w:r>
+      <w:proofErr w:type="spellStart"/>
+      <w:r>
+        <w:t>java.util</w:t>
+      </w:r>
+      <w:proofErr w:type="spellEnd"/>
+      <w:r>
+        <w:t>.*;</w:t>
+      </w:r>
+      <w:r>
+        <w:br/>
+      </w:r>
+      <w:r>
+        <w:br/>
+        <w:t xml:space="preserve">public class </w:t>
+      </w:r>
+      <w:proofErr w:type="spellStart"/>
+      <w:r>
+        <w:t>InsertionSortExample</w:t>
+      </w:r>
+      <w:proofErr w:type="spellEnd"/>
+      <w:r>
+        <w:t xml:space="preserve"> {</w:t>
+      </w:r>
+      <w:r>
+        <w:br/>
+      </w:r>
+      <w:r>
+        <w:br/>
+        <w:t xml:space="preserve">    public static void </w:t>
+      </w:r>
+      <w:proofErr w:type="spellStart"/>
+      <w:r>
+        <w:t>insertionSort</w:t>
+      </w:r>
+      <w:proofErr w:type="spellEnd"/>
+      <w:r>
+        <w:t xml:space="preserve">(int </w:t>
+      </w:r>
+      <w:proofErr w:type="spellStart"/>
+      <w:r>
+        <w:t>arr</w:t>
+      </w:r>
+      <w:proofErr w:type="spellEnd"/>
+      <w:r>
+        <w:t>[]) {</w:t>
       </w:r>
       <w:r>
         <w:br/>
@@ -1054,7 +2891,91 @@
       </w:r>
       <w:proofErr w:type="spellEnd"/>
       <w:r>
-        <w:t>=0;i&lt;n-1;i++){</w:t>
+        <w:t>=1;i&lt;</w:t>
+      </w:r>
+      <w:proofErr w:type="spellStart"/>
+      <w:r>
+        <w:t>arr.length;i</w:t>
+      </w:r>
+      <w:proofErr w:type="spellEnd"/>
+      <w:r>
+        <w:t>++){</w:t>
+      </w:r>
+      <w:r>
+        <w:br/>
+      </w:r>
+      <w:r>
+        <w:br/>
+        <w:t xml:space="preserve">            int key = </w:t>
+      </w:r>
+      <w:proofErr w:type="spellStart"/>
+      <w:r>
+        <w:t>arr</w:t>
+      </w:r>
+      <w:proofErr w:type="spellEnd"/>
+      <w:r>
+        <w:t>[</w:t>
+      </w:r>
+      <w:proofErr w:type="spellStart"/>
+      <w:r>
+        <w:t>i</w:t>
+      </w:r>
+      <w:proofErr w:type="spellEnd"/>
+      <w:r>
+        <w:t>];</w:t>
+      </w:r>
+      <w:r>
+        <w:br/>
+        <w:t xml:space="preserve">            int j = i-1;</w:t>
+      </w:r>
+      <w:r>
+        <w:br/>
+      </w:r>
+      <w:r>
+        <w:br/>
+        <w:t xml:space="preserve">            while(j&gt;=0 &amp;&amp; </w:t>
+      </w:r>
+      <w:proofErr w:type="spellStart"/>
+      <w:r>
+        <w:t>arr</w:t>
+      </w:r>
+      <w:proofErr w:type="spellEnd"/>
+      <w:r>
+        <w:t>[j] &gt; key){</w:t>
+      </w:r>
+      <w:r>
+        <w:br/>
+      </w:r>
+      <w:r>
+        <w:br/>
+        <w:t xml:space="preserve">                </w:t>
+      </w:r>
+      <w:proofErr w:type="spellStart"/>
+      <w:r>
+        <w:t>arr</w:t>
+      </w:r>
+      <w:proofErr w:type="spellEnd"/>
+      <w:r>
+        <w:t>[j+1]=</w:t>
+      </w:r>
+      <w:proofErr w:type="spellStart"/>
+      <w:r>
+        <w:t>arr</w:t>
+      </w:r>
+      <w:proofErr w:type="spellEnd"/>
+      <w:r>
+        <w:t>[j];</w:t>
+      </w:r>
+      <w:r>
+        <w:br/>
+        <w:t xml:space="preserve">                j--;</w:t>
+      </w:r>
+      <w:r>
+        <w:br/>
+      </w:r>
+      <w:r>
+        <w:lastRenderedPageBreak/>
+        <w:t xml:space="preserve">            }</w:t>
       </w:r>
       <w:r>
         <w:br/>
@@ -1065,33 +2986,41 @@
       </w:r>
       <w:proofErr w:type="spellStart"/>
       <w:r>
-        <w:t>boolean</w:t>
-      </w:r>
-      <w:proofErr w:type="spellEnd"/>
-      <w:r>
-        <w:t xml:space="preserve"> swapped=false;</w:t>
-      </w:r>
-      <w:r>
-        <w:br/>
-      </w:r>
-      <w:r>
-        <w:br/>
-        <w:t xml:space="preserve">            for(int j=0;j&lt;n-i-1;j++){</w:t>
-      </w:r>
-      <w:r>
-        <w:br/>
-      </w:r>
-      <w:r>
-        <w:br/>
-        <w:t xml:space="preserve">                if(</w:t>
-      </w:r>
-      <w:proofErr w:type="spellStart"/>
-      <w:r>
         <w:t>arr</w:t>
       </w:r>
       <w:proofErr w:type="spellEnd"/>
       <w:r>
-        <w:t xml:space="preserve">[j] &gt; </w:t>
+        <w:t>[j+1]=key;</w:t>
+      </w:r>
+      <w:r>
+        <w:br/>
+        <w:t xml:space="preserve">        }</w:t>
+      </w:r>
+      <w:r>
+        <w:br/>
+        <w:t xml:space="preserve">    }</w:t>
+      </w:r>
+      <w:r>
+        <w:br/>
+      </w:r>
+      <w:r>
+        <w:br/>
+        <w:t xml:space="preserve">    public static void main(String[] </w:t>
+      </w:r>
+      <w:proofErr w:type="spellStart"/>
+      <w:r>
+        <w:t>args</w:t>
+      </w:r>
+      <w:proofErr w:type="spellEnd"/>
+      <w:r>
+        <w:t>) {</w:t>
+      </w:r>
+      <w:r>
+        <w:br/>
+      </w:r>
+      <w:r>
+        <w:br/>
+        <w:t xml:space="preserve">        int </w:t>
       </w:r>
       <w:proofErr w:type="spellStart"/>
       <w:r>
@@ -1099,14 +3028,22 @@
       </w:r>
       <w:proofErr w:type="spellEnd"/>
       <w:r>
-        <w:t>[j+1]){</w:t>
-      </w:r>
-      <w:r>
-        <w:br/>
-      </w:r>
-      <w:r>
-        <w:br/>
-        <w:t xml:space="preserve">                    int temp = </w:t>
+        <w:t>[]={8,3,5,2};</w:t>
+      </w:r>
+      <w:r>
+        <w:br/>
+      </w:r>
+      <w:r>
+        <w:br/>
+        <w:t xml:space="preserve">        </w:t>
+      </w:r>
+      <w:proofErr w:type="spellStart"/>
+      <w:r>
+        <w:t>insertionSort</w:t>
+      </w:r>
+      <w:proofErr w:type="spellEnd"/>
+      <w:r>
+        <w:t>(</w:t>
       </w:r>
       <w:proofErr w:type="spellStart"/>
       <w:r>
@@ -1114,69 +3051,34 @@
       </w:r>
       <w:proofErr w:type="spellEnd"/>
       <w:r>
-        <w:t>[j];</w:t>
-      </w:r>
-      <w:r>
-        <w:br/>
-        <w:t xml:space="preserve">                    </w:t>
-      </w:r>
-      <w:proofErr w:type="spellStart"/>
-      <w:r>
-        <w:t>arr</w:t>
-      </w:r>
-      <w:proofErr w:type="spellEnd"/>
-      <w:r>
-        <w:t xml:space="preserve">[j] = </w:t>
-      </w:r>
-      <w:proofErr w:type="spellStart"/>
-      <w:r>
-        <w:t>arr</w:t>
-      </w:r>
-      <w:proofErr w:type="spellEnd"/>
-      <w:r>
-        <w:t>[j+1];</w:t>
-      </w:r>
-      <w:r>
-        <w:br/>
-        <w:t xml:space="preserve">                    </w:t>
-      </w:r>
-      <w:proofErr w:type="spellStart"/>
-      <w:r>
-        <w:t>arr</w:t>
-      </w:r>
-      <w:proofErr w:type="spellEnd"/>
-      <w:r>
-        <w:t>[j+1] = temp;</w:t>
-      </w:r>
-      <w:r>
-        <w:br/>
-      </w:r>
-      <w:r>
-        <w:br/>
-        <w:t xml:space="preserve">                    swapped=true;</w:t>
-      </w:r>
-      <w:r>
-        <w:br/>
-        <w:t xml:space="preserve">                }</w:t>
-      </w:r>
-      <w:r>
-        <w:br/>
-        <w:t xml:space="preserve">            }</w:t>
-      </w:r>
-      <w:r>
-        <w:br/>
-      </w:r>
-      <w:r>
-        <w:br/>
-        <w:t xml:space="preserve">            if(!swapped)</w:t>
-      </w:r>
-      <w:r>
-        <w:br/>
-        <w:t xml:space="preserve">                break;</w:t>
-      </w:r>
-      <w:r>
-        <w:br/>
-        <w:t xml:space="preserve">        }</w:t>
+        <w:t>);</w:t>
+      </w:r>
+      <w:r>
+        <w:br/>
+      </w:r>
+      <w:r>
+        <w:br/>
+        <w:t xml:space="preserve">        for(int i:arr)</w:t>
+      </w:r>
+      <w:r>
+        <w:br/>
+        <w:t xml:space="preserve">            </w:t>
+      </w:r>
+      <w:proofErr w:type="spellStart"/>
+      <w:r>
+        <w:t>System.out.print</w:t>
+      </w:r>
+      <w:proofErr w:type="spellEnd"/>
+      <w:r>
+        <w:t>(</w:t>
+      </w:r>
+      <w:proofErr w:type="spellStart"/>
+      <w:r>
+        <w:t>i</w:t>
+      </w:r>
+      <w:proofErr w:type="spellEnd"/>
+      <w:r>
+        <w:t>+" ");</w:t>
       </w:r>
       <w:r>
         <w:br/>
@@ -1184,131 +3086,19 @@
       </w:r>
       <w:r>
         <w:br/>
-      </w:r>
-      <w:r>
-        <w:br/>
-        <w:t xml:space="preserve">    public static void main(String[] </w:t>
-      </w:r>
-      <w:proofErr w:type="spellStart"/>
-      <w:r>
-        <w:t>args</w:t>
-      </w:r>
-      <w:proofErr w:type="spellEnd"/>
-      <w:r>
-        <w:t>) {</w:t>
-      </w:r>
-      <w:r>
-        <w:br/>
-      </w:r>
-      <w:r>
-        <w:br/>
-      </w:r>
-      <w:r>
-        <w:lastRenderedPageBreak/>
-        <w:t xml:space="preserve">        int </w:t>
-      </w:r>
-      <w:proofErr w:type="spellStart"/>
-      <w:r>
-        <w:t>arr</w:t>
-      </w:r>
-      <w:proofErr w:type="spellEnd"/>
-      <w:r>
-        <w:t>[] = {5,1,4,2,8};</w:t>
-      </w:r>
-      <w:r>
-        <w:br/>
-      </w:r>
-      <w:r>
-        <w:br/>
-        <w:t xml:space="preserve">        </w:t>
-      </w:r>
-      <w:proofErr w:type="spellStart"/>
-      <w:r>
-        <w:t>bubbleSort</w:t>
-      </w:r>
-      <w:proofErr w:type="spellEnd"/>
-      <w:r>
-        <w:t>(</w:t>
-      </w:r>
-      <w:proofErr w:type="spellStart"/>
-      <w:r>
-        <w:t>arr</w:t>
-      </w:r>
-      <w:proofErr w:type="spellEnd"/>
-      <w:r>
-        <w:t>);</w:t>
-      </w:r>
-      <w:r>
-        <w:br/>
-      </w:r>
-      <w:r>
-        <w:br/>
-        <w:t xml:space="preserve">        </w:t>
-      </w:r>
-      <w:proofErr w:type="spellStart"/>
-      <w:r>
-        <w:t>System.out.println</w:t>
-      </w:r>
-      <w:proofErr w:type="spellEnd"/>
-      <w:r>
-        <w:t>("Sorted Array:");</w:t>
-      </w:r>
-      <w:r>
-        <w:br/>
-      </w:r>
-      <w:r>
-        <w:br/>
-        <w:t xml:space="preserve">        for(int i:arr)</w:t>
-      </w:r>
-      <w:r>
-        <w:br/>
-        <w:t xml:space="preserve">            </w:t>
-      </w:r>
-      <w:proofErr w:type="spellStart"/>
-      <w:r>
-        <w:t>System.out.print</w:t>
-      </w:r>
-      <w:proofErr w:type="spellEnd"/>
-      <w:r>
-        <w:t>(</w:t>
-      </w:r>
-      <w:proofErr w:type="spellStart"/>
-      <w:r>
-        <w:t>i</w:t>
-      </w:r>
-      <w:proofErr w:type="spellEnd"/>
-      <w:r>
-        <w:t>+" ");</w:t>
-      </w:r>
-      <w:r>
-        <w:br/>
-        <w:t xml:space="preserve">    }</w:t>
-      </w:r>
-      <w:r>
-        <w:br/>
         <w:t>}</w:t>
       </w:r>
     </w:p>
     <w:p>
       <w:r>
-        <w:t>Output</w:t>
-      </w:r>
-    </w:p>
-    <w:p>
-      <w:r>
-        <w:t>1 2 4 5 8</w:t>
-      </w:r>
-    </w:p>
-    <w:p>
-      <w:r>
-        <w:pict w14:anchorId="6818FA14">
-          <v:rect id="_x0000_i1434" style="width:0;height:1.5pt" o:hralign="center" o:hrstd="t" o:hr="t" fillcolor="#a0a0a0" stroked="f"/>
+        <w:pict w14:anchorId="06DAED87">
+          <v:rect id="_x0000_i1053" style="width:0;height:1.5pt" o:hralign="center" o:hrstd="t" o:hr="t" fillcolor="#a0a0a0" stroked="f"/>
         </w:pict>
       </w:r>
     </w:p>
     <w:p>
       <w:r>
-        <w:t>6 Bubble Sort Complexity</w:t>
+        <w:t>14 Insertion Sort Complexity</w:t>
       </w:r>
     </w:p>
     <w:tbl>
@@ -1488,7 +3278,7 @@
       <w:pPr>
         <w:numPr>
           <w:ilvl w:val="0"/>
-          <w:numId w:val="27"/>
+          <w:numId w:val="30"/>
         </w:numPr>
       </w:pPr>
       <w:r>
@@ -1499,7 +3289,7 @@
       <w:pPr>
         <w:numPr>
           <w:ilvl w:val="0"/>
-          <w:numId w:val="27"/>
+          <w:numId w:val="30"/>
         </w:numPr>
       </w:pPr>
       <w:r>
@@ -1508,357 +3298,220 @@
     </w:p>
     <w:p>
       <w:r>
-        <w:pict w14:anchorId="213EC615">
-          <v:rect id="_x0000_i1435" style="width:0;height:1.5pt" o:hralign="center" o:hrstd="t" o:hr="t" fillcolor="#a0a0a0" stroked="f"/>
+        <w:pict w14:anchorId="17D6FC35">
+          <v:rect id="_x0000_i1054" style="width:0;height:1.5pt" o:hralign="center" o:hrstd="t" o:hr="t" fillcolor="#a0a0a0" stroked="f"/>
         </w:pict>
       </w:r>
     </w:p>
     <w:p>
       <w:r>
-        <w:t>7 Bubble Sort vs Other Sorting</w:t>
-      </w:r>
-    </w:p>
-    <w:tbl>
-      <w:tblPr>
-        <w:tblW w:w="0" w:type="auto"/>
-        <w:tblCellSpacing w:w="15" w:type="dxa"/>
-        <w:tblCellMar>
-          <w:top w:w="15" w:type="dxa"/>
-          <w:left w:w="15" w:type="dxa"/>
-          <w:bottom w:w="15" w:type="dxa"/>
-          <w:right w:w="15" w:type="dxa"/>
-        </w:tblCellMar>
-        <w:tblLook w:val="04A0" w:firstRow="1" w:lastRow="0" w:firstColumn="1" w:lastColumn="0" w:noHBand="0" w:noVBand="1"/>
-      </w:tblPr>
-      <w:tblGrid>
-        <w:gridCol w:w="1534"/>
-        <w:gridCol w:w="2164"/>
-        <w:gridCol w:w="1900"/>
-      </w:tblGrid>
-      <w:tr>
-        <w:trPr>
-          <w:tblHeader/>
-          <w:tblCellSpacing w:w="15" w:type="dxa"/>
-        </w:trPr>
-        <w:tc>
-          <w:tcPr>
-            <w:tcW w:w="0" w:type="auto"/>
-            <w:vAlign w:val="center"/>
-            <w:hideMark/>
-          </w:tcPr>
-          <w:p>
-            <w:r>
-              <w:t>Algorithm</w:t>
-            </w:r>
-          </w:p>
-        </w:tc>
-        <w:tc>
-          <w:tcPr>
-            <w:tcW w:w="0" w:type="auto"/>
-            <w:vAlign w:val="center"/>
-            <w:hideMark/>
-          </w:tcPr>
-          <w:p>
-            <w:r>
-              <w:t>Faster Than Bubble?</w:t>
-            </w:r>
-          </w:p>
-        </w:tc>
-        <w:tc>
-          <w:tcPr>
-            <w:tcW w:w="0" w:type="auto"/>
-            <w:vAlign w:val="center"/>
-            <w:hideMark/>
-          </w:tcPr>
-          <w:p>
-            <w:r>
-              <w:t>Why</w:t>
-            </w:r>
-          </w:p>
-        </w:tc>
-      </w:tr>
-      <w:tr>
-        <w:trPr>
-          <w:tblCellSpacing w:w="15" w:type="dxa"/>
-        </w:trPr>
-        <w:tc>
-          <w:tcPr>
-            <w:tcW w:w="0" w:type="auto"/>
-            <w:vAlign w:val="center"/>
-            <w:hideMark/>
-          </w:tcPr>
-          <w:p>
-            <w:r>
-              <w:t>Insertion Sort</w:t>
-            </w:r>
-          </w:p>
-        </w:tc>
-        <w:tc>
-          <w:tcPr>
-            <w:tcW w:w="0" w:type="auto"/>
-            <w:vAlign w:val="center"/>
-            <w:hideMark/>
-          </w:tcPr>
-          <w:p>
-            <w:r>
-              <w:t>Yes</w:t>
-            </w:r>
-          </w:p>
-        </w:tc>
-        <w:tc>
-          <w:tcPr>
-            <w:tcW w:w="0" w:type="auto"/>
-            <w:vAlign w:val="center"/>
-            <w:hideMark/>
-          </w:tcPr>
-          <w:p>
-            <w:r>
-              <w:t>fewer swaps</w:t>
-            </w:r>
-          </w:p>
-        </w:tc>
-      </w:tr>
-      <w:tr>
-        <w:trPr>
-          <w:tblCellSpacing w:w="15" w:type="dxa"/>
-        </w:trPr>
-        <w:tc>
-          <w:tcPr>
-            <w:tcW w:w="0" w:type="auto"/>
-            <w:vAlign w:val="center"/>
-            <w:hideMark/>
-          </w:tcPr>
-          <w:p>
-            <w:r>
-              <w:t>Selection Sort</w:t>
-            </w:r>
-          </w:p>
-        </w:tc>
-        <w:tc>
-          <w:tcPr>
-            <w:tcW w:w="0" w:type="auto"/>
-            <w:vAlign w:val="center"/>
-            <w:hideMark/>
-          </w:tcPr>
-          <w:p>
-            <w:r>
-              <w:t>Slightly</w:t>
-            </w:r>
-          </w:p>
-        </w:tc>
-        <w:tc>
-          <w:tcPr>
-            <w:tcW w:w="0" w:type="auto"/>
-            <w:vAlign w:val="center"/>
-            <w:hideMark/>
-          </w:tcPr>
-          <w:p>
-            <w:r>
-              <w:t>less comparisons</w:t>
-            </w:r>
-          </w:p>
-        </w:tc>
-      </w:tr>
-      <w:tr>
-        <w:trPr>
-          <w:tblCellSpacing w:w="15" w:type="dxa"/>
-        </w:trPr>
-        <w:tc>
-          <w:tcPr>
-            <w:tcW w:w="0" w:type="auto"/>
-            <w:vAlign w:val="center"/>
-            <w:hideMark/>
-          </w:tcPr>
-          <w:p>
-            <w:r>
-              <w:t>Merge Sort</w:t>
-            </w:r>
-          </w:p>
-        </w:tc>
-        <w:tc>
-          <w:tcPr>
-            <w:tcW w:w="0" w:type="auto"/>
-            <w:vAlign w:val="center"/>
-            <w:hideMark/>
-          </w:tcPr>
-          <w:p>
-            <w:r>
-              <w:t>Much faster</w:t>
-            </w:r>
-          </w:p>
-        </w:tc>
-        <w:tc>
-          <w:tcPr>
-            <w:tcW w:w="0" w:type="auto"/>
-            <w:vAlign w:val="center"/>
-            <w:hideMark/>
-          </w:tcPr>
-          <w:p>
-            <w:r>
-              <w:t>divide &amp; conquer</w:t>
-            </w:r>
-          </w:p>
-        </w:tc>
-      </w:tr>
-      <w:tr>
-        <w:trPr>
-          <w:tblCellSpacing w:w="15" w:type="dxa"/>
-        </w:trPr>
-        <w:tc>
-          <w:tcPr>
-            <w:tcW w:w="0" w:type="auto"/>
-            <w:vAlign w:val="center"/>
-            <w:hideMark/>
-          </w:tcPr>
-          <w:p>
-            <w:r>
-              <w:t>Quick Sort</w:t>
-            </w:r>
-          </w:p>
-        </w:tc>
-        <w:tc>
-          <w:tcPr>
-            <w:tcW w:w="0" w:type="auto"/>
-            <w:vAlign w:val="center"/>
-            <w:hideMark/>
-          </w:tcPr>
-          <w:p>
-            <w:r>
-              <w:t>Much faster</w:t>
-            </w:r>
-          </w:p>
-        </w:tc>
-        <w:tc>
-          <w:tcPr>
-            <w:tcW w:w="0" w:type="auto"/>
-            <w:vAlign w:val="center"/>
-            <w:hideMark/>
-          </w:tcPr>
-          <w:p>
-            <w:r>
-              <w:t>efficient partition</w:t>
-            </w:r>
-          </w:p>
-        </w:tc>
-      </w:tr>
-    </w:tbl>
+        <w:t>MERGE SORT</w:t>
+      </w:r>
+    </w:p>
+    <w:p>
+      <w:r>
+        <w:pict w14:anchorId="2D963E85">
+          <v:rect id="_x0000_i1055" style="width:0;height:1.5pt" o:hralign="center" o:hrstd="t" o:hr="t" fillcolor="#a0a0a0" stroked="f"/>
+        </w:pict>
+      </w:r>
+    </w:p>
+    <w:p>
+      <w:r>
+        <w:t>15 Merge Sort</w:t>
+      </w:r>
+    </w:p>
+    <w:p>
+      <w:r>
+        <w:t>Definition</w:t>
+      </w:r>
+    </w:p>
+    <w:p>
+      <w:r>
+        <w:t>Merge Sort uses Divide and Conquer.</w:t>
+      </w:r>
+    </w:p>
     <w:p>
       <w:r>
         <w:lastRenderedPageBreak/>
-        <w:pict w14:anchorId="0041CDED">
-          <v:rect id="_x0000_i1436" style="width:0;height:1.5pt" o:hralign="center" o:hrstd="t" o:hr="t" fillcolor="#a0a0a0" stroked="f"/>
+        <w:t>Steps</w:t>
+      </w:r>
+    </w:p>
+    <w:p>
+      <w:r>
+        <w:t>1 Divide array into halves</w:t>
+      </w:r>
+      <w:r>
+        <w:br/>
+        <w:t>2 Sort each half</w:t>
+      </w:r>
+      <w:r>
+        <w:br/>
+        <w:t>3 Merge sorted halves</w:t>
+      </w:r>
+    </w:p>
+    <w:p>
+      <w:r>
+        <w:pict w14:anchorId="77E92FCE">
+          <v:rect id="_x0000_i1056" style="width:0;height:1.5pt" o:hralign="center" o:hrstd="t" o:hr="t" fillcolor="#a0a0a0" stroked="f"/>
         </w:pict>
       </w:r>
     </w:p>
     <w:p>
       <w:r>
-        <w:t>SELECTION SORT</w:t>
-      </w:r>
-    </w:p>
-    <w:p>
-      <w:r>
-        <w:pict w14:anchorId="7785BCB5">
-          <v:rect id="_x0000_i1437" style="width:0;height:1.5pt" o:hralign="center" o:hrstd="t" o:hr="t" fillcolor="#a0a0a0" stroked="f"/>
+        <w:t>Real Time Use Cases</w:t>
+      </w:r>
+    </w:p>
+    <w:p>
+      <w:r>
+        <w:t>Merge sort is used in:</w:t>
+      </w:r>
+    </w:p>
+    <w:p>
+      <w:r>
+        <w:t>1 External Sorting (Big Data)</w:t>
+      </w:r>
+      <w:r>
+        <w:br/>
+        <w:t>2 Sorting Linked Lists</w:t>
+      </w:r>
+      <w:r>
+        <w:br/>
+        <w:t>3 Database sorting operations</w:t>
+      </w:r>
+    </w:p>
+    <w:p>
+      <w:r>
+        <w:t>Example</w:t>
+      </w:r>
+    </w:p>
+    <w:p>
+      <w:r>
+        <w:t>Sorting millions of records in distributed systems</w:t>
+      </w:r>
+    </w:p>
+    <w:p/>
+    <w:p/>
+    <w:p/>
+    <w:p>
+      <w:r>
+        <w:t>// 3,7,2,6,9,8</w:t>
+      </w:r>
+    </w:p>
+    <w:p>
+      <w:r>
+        <w:t>// 1</w:t>
+      </w:r>
+      <w:r>
+        <w:rPr>
+          <w:vertAlign w:val="superscript"/>
+        </w:rPr>
+        <w:t>st</w:t>
+      </w:r>
+      <w:r>
+        <w:t xml:space="preserve"> half </w:t>
+      </w:r>
+      <w:r>
+        <w:sym w:font="Wingdings" w:char="F0E0"/>
+      </w:r>
+      <w:r>
+        <w:t xml:space="preserve"> 3,7,2</w:t>
+      </w:r>
+    </w:p>
+    <w:p>
+      <w:r>
+        <w:tab/>
+        <w:t>// 3,7</w:t>
+      </w:r>
+    </w:p>
+    <w:p>
+      <w:r>
+        <w:tab/>
+      </w:r>
+      <w:r>
+        <w:tab/>
+        <w:t>// 3</w:t>
+      </w:r>
+    </w:p>
+    <w:p>
+      <w:r>
+        <w:tab/>
+      </w:r>
+      <w:r>
+        <w:tab/>
+        <w:t>//7</w:t>
+      </w:r>
+    </w:p>
+    <w:p>
+      <w:r>
+        <w:tab/>
+        <w:t>//2</w:t>
+      </w:r>
+    </w:p>
+    <w:p>
+      <w:r>
+        <w:t>// 2</w:t>
+      </w:r>
+      <w:r>
+        <w:rPr>
+          <w:vertAlign w:val="superscript"/>
+        </w:rPr>
+        <w:t>nd</w:t>
+      </w:r>
+      <w:r>
+        <w:t xml:space="preserve"> half </w:t>
+      </w:r>
+      <w:r>
+        <w:sym w:font="Wingdings" w:char="F0E0"/>
+      </w:r>
+      <w:r>
+        <w:t xml:space="preserve"> 6,9,8</w:t>
+      </w:r>
+    </w:p>
+    <w:p>
+      <w:r>
+        <w:tab/>
+        <w:t>// 6,</w:t>
+      </w:r>
+    </w:p>
+    <w:p>
+      <w:r>
+        <w:tab/>
+        <w:t>//9,8</w:t>
+      </w:r>
+    </w:p>
+    <w:p>
+      <w:r>
+        <w:tab/>
+      </w:r>
+      <w:r>
+        <w:tab/>
+        <w:t>//9</w:t>
+      </w:r>
+    </w:p>
+    <w:p>
+      <w:r>
+        <w:tab/>
+      </w:r>
+      <w:r>
+        <w:tab/>
+        <w:t>//8</w:t>
+      </w:r>
+    </w:p>
+    <w:p>
+      <w:r>
+        <w:pict w14:anchorId="47DBFA94">
+          <v:rect id="_x0000_i1057" style="width:0;height:1.5pt" o:hralign="center" o:hrstd="t" o:hr="t" fillcolor="#a0a0a0" stroked="f"/>
         </w:pict>
       </w:r>
     </w:p>
     <w:p>
       <w:r>
-        <w:t>8 Selection Sort</w:t>
-      </w:r>
-    </w:p>
-    <w:p>
-      <w:r>
-        <w:t>Definition</w:t>
-      </w:r>
-    </w:p>
-    <w:p>
-      <w:r>
-        <w:t>Selection sort repeatedly selects the smallest element from the unsorted portion and places it at the correct position.</w:t>
-      </w:r>
-    </w:p>
-    <w:p>
-      <w:r>
-        <w:pict w14:anchorId="60A57420">
-          <v:rect id="_x0000_i1438" style="width:0;height:1.5pt" o:hralign="center" o:hrstd="t" o:hr="t" fillcolor="#a0a0a0" stroked="f"/>
-        </w:pict>
-      </w:r>
-    </w:p>
-    <w:p>
-      <w:r>
-        <w:t>Example</w:t>
-      </w:r>
-    </w:p>
-    <w:p>
-      <w:r>
-        <w:t>Input</w:t>
-      </w:r>
-      <w:r>
-        <w:br/>
-        <w:t>64 25 12 22 11</w:t>
-      </w:r>
-    </w:p>
-    <w:p>
-      <w:r>
-        <w:t>Pass 1</w:t>
-      </w:r>
-    </w:p>
-    <w:p>
-      <w:r>
-        <w:t>11 25 12 22 64</w:t>
-      </w:r>
-    </w:p>
-    <w:p>
-      <w:r>
-        <w:t>Pass 2</w:t>
-      </w:r>
-    </w:p>
-    <w:p>
-      <w:r>
-        <w:t>11 12 25 22 64</w:t>
-      </w:r>
-    </w:p>
-    <w:p>
-      <w:r>
-        <w:pict w14:anchorId="4664C7F7">
-          <v:rect id="_x0000_i1439" style="width:0;height:1.5pt" o:hralign="center" o:hrstd="t" o:hr="t" fillcolor="#a0a0a0" stroked="f"/>
-        </w:pict>
-      </w:r>
-    </w:p>
-    <w:p>
-      <w:r>
-        <w:t>Real Time Use Case</w:t>
-      </w:r>
-    </w:p>
-    <w:p>
-      <w:r>
-        <w:t>Selection sort is useful when swaps are expensive.</w:t>
-      </w:r>
-    </w:p>
-    <w:p>
-      <w:r>
-        <w:t>Example</w:t>
-      </w:r>
-    </w:p>
-    <w:p>
-      <w:r>
-        <w:t>Sorting data stored on flash memory where writing operations are costly.</w:t>
-      </w:r>
-    </w:p>
-    <w:p>
-      <w:r>
-        <w:pict w14:anchorId="23582E7E">
-          <v:rect id="_x0000_i1440" style="width:0;height:1.5pt" o:hralign="center" o:hrstd="t" o:hr="t" fillcolor="#a0a0a0" stroked="f"/>
-        </w:pict>
-      </w:r>
-    </w:p>
-    <w:p>
-      <w:r>
-        <w:t>9 Selection Sort Java Example</w:t>
-      </w:r>
-    </w:p>
-    <w:p>
-      <w:r>
+        <w:t>16 Merge Sort Java Example</w:t>
+      </w:r>
+    </w:p>
+    <w:p>
+      <w:r>
+        <w:lastRenderedPageBreak/>
         <w:t xml:space="preserve">import </w:t>
       </w:r>
       <w:proofErr w:type="spellStart"/>
@@ -1878,7 +3531,7 @@
       </w:r>
       <w:proofErr w:type="spellStart"/>
       <w:r>
-        <w:t>SelectionSortExample</w:t>
+        <w:t>MergeSortExample</w:t>
       </w:r>
       <w:proofErr w:type="spellEnd"/>
       <w:r>
@@ -1889,11 +3542,269 @@
       </w:r>
       <w:r>
         <w:br/>
-        <w:t xml:space="preserve">    public static void </w:t>
-      </w:r>
-      <w:proofErr w:type="spellStart"/>
-      <w:r>
-        <w:t>selectionSort</w:t>
+        <w:t xml:space="preserve">    static void merge(int </w:t>
+      </w:r>
+      <w:proofErr w:type="spellStart"/>
+      <w:r>
+        <w:t>arr</w:t>
+      </w:r>
+      <w:proofErr w:type="spellEnd"/>
+      <w:r>
+        <w:t>[], int l, int m, int r){</w:t>
+      </w:r>
+      <w:r>
+        <w:br/>
+      </w:r>
+      <w:r>
+        <w:br/>
+        <w:t xml:space="preserve">        int n1 = m-l+1;</w:t>
+      </w:r>
+      <w:r>
+        <w:br/>
+        <w:t xml:space="preserve">        int n2 = r-m;</w:t>
+      </w:r>
+      <w:r>
+        <w:br/>
+      </w:r>
+      <w:r>
+        <w:br/>
+        <w:t xml:space="preserve">        int L[] = new int[n1];</w:t>
+      </w:r>
+      <w:r>
+        <w:br/>
+        <w:t xml:space="preserve">        int R[] = new int[n2];</w:t>
+      </w:r>
+      <w:r>
+        <w:br/>
+      </w:r>
+      <w:r>
+        <w:br/>
+        <w:t xml:space="preserve">        for(int </w:t>
+      </w:r>
+      <w:proofErr w:type="spellStart"/>
+      <w:r>
+        <w:t>i</w:t>
+      </w:r>
+      <w:proofErr w:type="spellEnd"/>
+      <w:r>
+        <w:t>=0;i&lt;n1;i++)</w:t>
+      </w:r>
+      <w:r>
+        <w:br/>
+        <w:t xml:space="preserve">            L[</w:t>
+      </w:r>
+      <w:proofErr w:type="spellStart"/>
+      <w:r>
+        <w:t>i</w:t>
+      </w:r>
+      <w:proofErr w:type="spellEnd"/>
+      <w:r>
+        <w:t>]=</w:t>
+      </w:r>
+      <w:proofErr w:type="spellStart"/>
+      <w:r>
+        <w:t>arr</w:t>
+      </w:r>
+      <w:proofErr w:type="spellEnd"/>
+      <w:r>
+        <w:t>[</w:t>
+      </w:r>
+      <w:proofErr w:type="spellStart"/>
+      <w:r>
+        <w:t>l+i</w:t>
+      </w:r>
+      <w:proofErr w:type="spellEnd"/>
+      <w:r>
+        <w:t>];</w:t>
+      </w:r>
+      <w:r>
+        <w:br/>
+      </w:r>
+      <w:r>
+        <w:br/>
+        <w:t xml:space="preserve">        for(int j=0;j&lt;n2;j++)</w:t>
+      </w:r>
+      <w:r>
+        <w:br/>
+        <w:t xml:space="preserve">            R[j]=</w:t>
+      </w:r>
+      <w:proofErr w:type="spellStart"/>
+      <w:r>
+        <w:t>arr</w:t>
+      </w:r>
+      <w:proofErr w:type="spellEnd"/>
+      <w:r>
+        <w:t>[m+1+j];</w:t>
+      </w:r>
+      <w:r>
+        <w:br/>
+      </w:r>
+      <w:r>
+        <w:br/>
+        <w:t xml:space="preserve">        int </w:t>
+      </w:r>
+      <w:proofErr w:type="spellStart"/>
+      <w:r>
+        <w:t>i</w:t>
+      </w:r>
+      <w:proofErr w:type="spellEnd"/>
+      <w:r>
+        <w:t>=0,j=0,k=l;</w:t>
+      </w:r>
+      <w:r>
+        <w:br/>
+      </w:r>
+      <w:r>
+        <w:br/>
+        <w:t xml:space="preserve">        while(</w:t>
+      </w:r>
+      <w:proofErr w:type="spellStart"/>
+      <w:r>
+        <w:t>i</w:t>
+      </w:r>
+      <w:proofErr w:type="spellEnd"/>
+      <w:r>
+        <w:t>&lt;n1 &amp;&amp; j&lt;n2){</w:t>
+      </w:r>
+      <w:r>
+        <w:br/>
+      </w:r>
+      <w:r>
+        <w:br/>
+        <w:t xml:space="preserve">            if(L[</w:t>
+      </w:r>
+      <w:proofErr w:type="spellStart"/>
+      <w:r>
+        <w:t>i</w:t>
+      </w:r>
+      <w:proofErr w:type="spellEnd"/>
+      <w:r>
+        <w:t>]&lt;=R[j])</w:t>
+      </w:r>
+      <w:r>
+        <w:br/>
+        <w:t xml:space="preserve">                </w:t>
+      </w:r>
+      <w:proofErr w:type="spellStart"/>
+      <w:r>
+        <w:t>arr</w:t>
+      </w:r>
+      <w:proofErr w:type="spellEnd"/>
+      <w:r>
+        <w:t>[k++]=L[</w:t>
+      </w:r>
+      <w:proofErr w:type="spellStart"/>
+      <w:r>
+        <w:t>i</w:t>
+      </w:r>
+      <w:proofErr w:type="spellEnd"/>
+      <w:r>
+        <w:t>++];</w:t>
+      </w:r>
+      <w:r>
+        <w:br/>
+        <w:t xml:space="preserve">            else</w:t>
+      </w:r>
+      <w:r>
+        <w:br/>
+        <w:t xml:space="preserve">                </w:t>
+      </w:r>
+      <w:proofErr w:type="spellStart"/>
+      <w:r>
+        <w:t>arr</w:t>
+      </w:r>
+      <w:proofErr w:type="spellEnd"/>
+      <w:r>
+        <w:t>[k++]=R[</w:t>
+      </w:r>
+      <w:proofErr w:type="spellStart"/>
+      <w:r>
+        <w:t>j++</w:t>
+      </w:r>
+      <w:proofErr w:type="spellEnd"/>
+      <w:r>
+        <w:t>];</w:t>
+      </w:r>
+      <w:r>
+        <w:br/>
+        <w:t xml:space="preserve">        }</w:t>
+      </w:r>
+      <w:r>
+        <w:br/>
+      </w:r>
+      <w:r>
+        <w:br/>
+        <w:t xml:space="preserve">        while(</w:t>
+      </w:r>
+      <w:proofErr w:type="spellStart"/>
+      <w:r>
+        <w:t>i</w:t>
+      </w:r>
+      <w:proofErr w:type="spellEnd"/>
+      <w:r>
+        <w:t>&lt;n1)</w:t>
+      </w:r>
+      <w:r>
+        <w:br/>
+        <w:t xml:space="preserve">            </w:t>
+      </w:r>
+      <w:proofErr w:type="spellStart"/>
+      <w:r>
+        <w:t>arr</w:t>
+      </w:r>
+      <w:proofErr w:type="spellEnd"/>
+      <w:r>
+        <w:t>[k++]=L[</w:t>
+      </w:r>
+      <w:proofErr w:type="spellStart"/>
+      <w:r>
+        <w:t>i</w:t>
+      </w:r>
+      <w:proofErr w:type="spellEnd"/>
+      <w:r>
+        <w:t>++];</w:t>
+      </w:r>
+      <w:r>
+        <w:br/>
+      </w:r>
+      <w:r>
+        <w:br/>
+        <w:t xml:space="preserve">        while(j&lt;n2)</w:t>
+      </w:r>
+      <w:r>
+        <w:br/>
+        <w:t xml:space="preserve">            </w:t>
+      </w:r>
+      <w:proofErr w:type="spellStart"/>
+      <w:r>
+        <w:t>arr</w:t>
+      </w:r>
+      <w:proofErr w:type="spellEnd"/>
+      <w:r>
+        <w:t>[k++]=R[</w:t>
+      </w:r>
+      <w:proofErr w:type="spellStart"/>
+      <w:r>
+        <w:t>j++</w:t>
+      </w:r>
+      <w:proofErr w:type="spellEnd"/>
+      <w:r>
+        <w:t>];</w:t>
+      </w:r>
+      <w:r>
+        <w:br/>
+        <w:t xml:space="preserve">    }</w:t>
+      </w:r>
+      <w:r>
+        <w:br/>
+      </w:r>
+      <w:r>
+        <w:br/>
+        <w:t xml:space="preserve">    static void </w:t>
+      </w:r>
+      <w:proofErr w:type="spellStart"/>
+      <w:r>
+        <w:t>mergeSort</w:t>
       </w:r>
       <w:proofErr w:type="spellEnd"/>
       <w:r>
@@ -1905,1067 +3816,40 @@
       </w:r>
       <w:proofErr w:type="spellEnd"/>
       <w:r>
-        <w:t>[]) {</w:t>
-      </w:r>
-      <w:r>
-        <w:br/>
-      </w:r>
-      <w:r>
-        <w:br/>
-        <w:t xml:space="preserve">        int n = </w:t>
-      </w:r>
-      <w:proofErr w:type="spellStart"/>
-      <w:r>
-        <w:t>arr.length</w:t>
-      </w:r>
-      <w:proofErr w:type="spellEnd"/>
-      <w:r>
-        <w:t>;</w:t>
-      </w:r>
-      <w:r>
-        <w:br/>
-      </w:r>
-      <w:r>
-        <w:br/>
-        <w:t xml:space="preserve">        for(int </w:t>
-      </w:r>
-      <w:proofErr w:type="spellStart"/>
-      <w:r>
-        <w:t>i</w:t>
-      </w:r>
-      <w:proofErr w:type="spellEnd"/>
-      <w:r>
-        <w:t>=0;i&lt;n-1;i++){</w:t>
-      </w:r>
-      <w:r>
-        <w:br/>
-      </w:r>
-      <w:r>
-        <w:lastRenderedPageBreak/>
-        <w:br/>
-        <w:t xml:space="preserve">            int </w:t>
-      </w:r>
-      <w:proofErr w:type="spellStart"/>
-      <w:r>
-        <w:t>minIndex</w:t>
-      </w:r>
-      <w:proofErr w:type="spellEnd"/>
-      <w:r>
-        <w:t>=</w:t>
-      </w:r>
-      <w:proofErr w:type="spellStart"/>
-      <w:r>
-        <w:t>i</w:t>
-      </w:r>
-      <w:proofErr w:type="spellEnd"/>
-      <w:r>
-        <w:t>;</w:t>
-      </w:r>
-      <w:r>
-        <w:br/>
-      </w:r>
-      <w:r>
-        <w:br/>
-        <w:t xml:space="preserve">            for(int j=i+1;j&lt;</w:t>
-      </w:r>
-      <w:proofErr w:type="spellStart"/>
-      <w:r>
-        <w:t>n;j</w:t>
-      </w:r>
-      <w:proofErr w:type="spellEnd"/>
-      <w:r>
-        <w:t>++){</w:t>
-      </w:r>
-      <w:r>
-        <w:br/>
-      </w:r>
-      <w:r>
-        <w:br/>
-        <w:t xml:space="preserve">                if(</w:t>
-      </w:r>
-      <w:proofErr w:type="spellStart"/>
-      <w:r>
-        <w:t>arr</w:t>
-      </w:r>
-      <w:proofErr w:type="spellEnd"/>
-      <w:r>
-        <w:t xml:space="preserve">[j] &lt; </w:t>
-      </w:r>
-      <w:proofErr w:type="spellStart"/>
-      <w:r>
-        <w:t>arr</w:t>
-      </w:r>
-      <w:proofErr w:type="spellEnd"/>
-      <w:r>
-        <w:t>[</w:t>
-      </w:r>
-      <w:proofErr w:type="spellStart"/>
-      <w:r>
-        <w:t>minIndex</w:t>
-      </w:r>
-      <w:proofErr w:type="spellEnd"/>
-      <w:r>
-        <w:t>])</w:t>
-      </w:r>
-      <w:r>
-        <w:br/>
-        <w:t xml:space="preserve">                    </w:t>
-      </w:r>
-      <w:proofErr w:type="spellStart"/>
-      <w:r>
-        <w:t>minIndex</w:t>
-      </w:r>
-      <w:proofErr w:type="spellEnd"/>
-      <w:r>
-        <w:t>=j;</w:t>
-      </w:r>
-      <w:r>
-        <w:br/>
-        <w:t xml:space="preserve">            }</w:t>
-      </w:r>
-      <w:r>
-        <w:br/>
-      </w:r>
-      <w:r>
-        <w:br/>
-        <w:t xml:space="preserve">            int temp=</w:t>
-      </w:r>
-      <w:proofErr w:type="spellStart"/>
-      <w:r>
-        <w:t>arr</w:t>
-      </w:r>
-      <w:proofErr w:type="spellEnd"/>
-      <w:r>
-        <w:t>[</w:t>
-      </w:r>
-      <w:proofErr w:type="spellStart"/>
-      <w:r>
-        <w:t>minIndex</w:t>
-      </w:r>
-      <w:proofErr w:type="spellEnd"/>
-      <w:r>
-        <w:t>];</w:t>
-      </w:r>
-      <w:r>
-        <w:br/>
-        <w:t xml:space="preserve">            </w:t>
-      </w:r>
-      <w:proofErr w:type="spellStart"/>
-      <w:r>
-        <w:t>arr</w:t>
-      </w:r>
-      <w:proofErr w:type="spellEnd"/>
-      <w:r>
-        <w:t>[</w:t>
-      </w:r>
-      <w:proofErr w:type="spellStart"/>
-      <w:r>
-        <w:t>minIndex</w:t>
-      </w:r>
-      <w:proofErr w:type="spellEnd"/>
-      <w:r>
-        <w:t>]=</w:t>
-      </w:r>
-      <w:proofErr w:type="spellStart"/>
-      <w:r>
-        <w:t>arr</w:t>
-      </w:r>
-      <w:proofErr w:type="spellEnd"/>
-      <w:r>
-        <w:t>[</w:t>
-      </w:r>
-      <w:proofErr w:type="spellStart"/>
-      <w:r>
-        <w:t>i</w:t>
-      </w:r>
-      <w:proofErr w:type="spellEnd"/>
-      <w:r>
-        <w:t>];</w:t>
-      </w:r>
-      <w:r>
-        <w:br/>
-        <w:t xml:space="preserve">            </w:t>
-      </w:r>
-      <w:proofErr w:type="spellStart"/>
-      <w:r>
-        <w:t>arr</w:t>
-      </w:r>
-      <w:proofErr w:type="spellEnd"/>
-      <w:r>
-        <w:t>[</w:t>
-      </w:r>
-      <w:proofErr w:type="spellStart"/>
-      <w:r>
-        <w:t>i</w:t>
-      </w:r>
-      <w:proofErr w:type="spellEnd"/>
-      <w:r>
-        <w:t>]=temp;</w:t>
-      </w:r>
-      <w:r>
-        <w:br/>
-        <w:t xml:space="preserve">        }</w:t>
-      </w:r>
-      <w:r>
-        <w:br/>
-        <w:t xml:space="preserve">    }</w:t>
-      </w:r>
-      <w:r>
-        <w:br/>
-      </w:r>
-      <w:r>
-        <w:br/>
-        <w:t xml:space="preserve">    public static void main(String[] </w:t>
-      </w:r>
-      <w:proofErr w:type="spellStart"/>
-      <w:r>
-        <w:t>args</w:t>
-      </w:r>
-      <w:proofErr w:type="spellEnd"/>
-      <w:r>
-        <w:t>) {</w:t>
-      </w:r>
-      <w:r>
-        <w:br/>
-      </w:r>
-      <w:r>
-        <w:br/>
-        <w:t xml:space="preserve">        int </w:t>
-      </w:r>
-      <w:proofErr w:type="spellStart"/>
-      <w:r>
-        <w:t>arr</w:t>
-      </w:r>
-      <w:proofErr w:type="spellEnd"/>
-      <w:r>
-        <w:t>[]={64,25,12,22,11};</w:t>
-      </w:r>
-      <w:r>
-        <w:br/>
-      </w:r>
-      <w:r>
-        <w:br/>
-        <w:t xml:space="preserve">        </w:t>
-      </w:r>
-      <w:proofErr w:type="spellStart"/>
-      <w:r>
-        <w:t>selectionSort</w:t>
-      </w:r>
-      <w:proofErr w:type="spellEnd"/>
-      <w:r>
-        <w:t>(</w:t>
-      </w:r>
-      <w:proofErr w:type="spellStart"/>
-      <w:r>
-        <w:t>arr</w:t>
-      </w:r>
-      <w:proofErr w:type="spellEnd"/>
-      <w:r>
-        <w:t>);</w:t>
-      </w:r>
-      <w:r>
-        <w:br/>
-      </w:r>
-      <w:r>
-        <w:br/>
-        <w:t xml:space="preserve">        for(int i:arr)</w:t>
-      </w:r>
-      <w:r>
-        <w:br/>
-        <w:t xml:space="preserve">            </w:t>
-      </w:r>
-      <w:proofErr w:type="spellStart"/>
-      <w:r>
-        <w:t>System.out.print</w:t>
-      </w:r>
-      <w:proofErr w:type="spellEnd"/>
-      <w:r>
-        <w:t>(</w:t>
-      </w:r>
-      <w:proofErr w:type="spellStart"/>
-      <w:r>
-        <w:t>i</w:t>
-      </w:r>
-      <w:proofErr w:type="spellEnd"/>
-      <w:r>
-        <w:t>+" ");</w:t>
-      </w:r>
-      <w:r>
-        <w:br/>
-        <w:t xml:space="preserve">    }</w:t>
-      </w:r>
-      <w:r>
-        <w:br/>
-        <w:t>}</w:t>
-      </w:r>
-    </w:p>
-    <w:p>
-      <w:r>
-        <w:pict w14:anchorId="08FC507F">
-          <v:rect id="_x0000_i1441" style="width:0;height:1.5pt" o:hralign="center" o:hrstd="t" o:hr="t" fillcolor="#a0a0a0" stroked="f"/>
-        </w:pict>
-      </w:r>
-    </w:p>
-    <w:p>
-      <w:r>
-        <w:t>10 Selection Sort Complexity</w:t>
-      </w:r>
-    </w:p>
-    <w:tbl>
-      <w:tblPr>
-        <w:tblW w:w="0" w:type="auto"/>
-        <w:tblCellSpacing w:w="15" w:type="dxa"/>
-        <w:tblCellMar>
-          <w:top w:w="15" w:type="dxa"/>
-          <w:left w:w="15" w:type="dxa"/>
-          <w:bottom w:w="15" w:type="dxa"/>
-          <w:right w:w="15" w:type="dxa"/>
-        </w:tblCellMar>
-        <w:tblLook w:val="04A0" w:firstRow="1" w:lastRow="0" w:firstColumn="1" w:lastColumn="0" w:noHBand="0" w:noVBand="1"/>
-      </w:tblPr>
-      <w:tblGrid>
-        <w:gridCol w:w="726"/>
-        <w:gridCol w:w="1248"/>
-      </w:tblGrid>
-      <w:tr>
-        <w:trPr>
-          <w:tblHeader/>
-          <w:tblCellSpacing w:w="15" w:type="dxa"/>
-        </w:trPr>
-        <w:tc>
-          <w:tcPr>
-            <w:tcW w:w="0" w:type="auto"/>
-            <w:vAlign w:val="center"/>
-            <w:hideMark/>
-          </w:tcPr>
-          <w:p>
-            <w:r>
-              <w:t>Case</w:t>
-            </w:r>
-          </w:p>
-        </w:tc>
-        <w:tc>
-          <w:tcPr>
-            <w:tcW w:w="0" w:type="auto"/>
-            <w:vAlign w:val="center"/>
-            <w:hideMark/>
-          </w:tcPr>
-          <w:p>
-            <w:r>
-              <w:t>Complexity</w:t>
-            </w:r>
-          </w:p>
-        </w:tc>
-      </w:tr>
-      <w:tr>
-        <w:trPr>
-          <w:tblCellSpacing w:w="15" w:type="dxa"/>
-        </w:trPr>
-        <w:tc>
-          <w:tcPr>
-            <w:tcW w:w="0" w:type="auto"/>
-            <w:vAlign w:val="center"/>
-            <w:hideMark/>
-          </w:tcPr>
-          <w:p>
-            <w:r>
-              <w:t>Best</w:t>
-            </w:r>
-          </w:p>
-        </w:tc>
-        <w:tc>
-          <w:tcPr>
-            <w:tcW w:w="0" w:type="auto"/>
-            <w:vAlign w:val="center"/>
-            <w:hideMark/>
-          </w:tcPr>
-          <w:p>
-            <w:r>
-              <w:t>O(n²)</w:t>
-            </w:r>
-          </w:p>
-        </w:tc>
-      </w:tr>
-      <w:tr>
-        <w:trPr>
-          <w:tblCellSpacing w:w="15" w:type="dxa"/>
-        </w:trPr>
-        <w:tc>
-          <w:tcPr>
-            <w:tcW w:w="0" w:type="auto"/>
-            <w:vAlign w:val="center"/>
-            <w:hideMark/>
-          </w:tcPr>
-          <w:p>
-            <w:r>
-              <w:t>Worst</w:t>
-            </w:r>
-          </w:p>
-        </w:tc>
-        <w:tc>
-          <w:tcPr>
-            <w:tcW w:w="0" w:type="auto"/>
-            <w:vAlign w:val="center"/>
-            <w:hideMark/>
-          </w:tcPr>
-          <w:p>
-            <w:r>
-              <w:t>O(n²)</w:t>
-            </w:r>
-          </w:p>
-        </w:tc>
-      </w:tr>
-      <w:tr>
-        <w:trPr>
-          <w:tblCellSpacing w:w="15" w:type="dxa"/>
-        </w:trPr>
-        <w:tc>
-          <w:tcPr>
-            <w:tcW w:w="0" w:type="auto"/>
-            <w:vAlign w:val="center"/>
-            <w:hideMark/>
-          </w:tcPr>
-          <w:p>
-            <w:r>
-              <w:t>Space</w:t>
-            </w:r>
-          </w:p>
-        </w:tc>
-        <w:tc>
-          <w:tcPr>
-            <w:tcW w:w="0" w:type="auto"/>
-            <w:vAlign w:val="center"/>
-            <w:hideMark/>
-          </w:tcPr>
-          <w:p>
-            <w:proofErr w:type="gramStart"/>
-            <w:r>
-              <w:t>O(</w:t>
-            </w:r>
-            <w:proofErr w:type="gramEnd"/>
-            <w:r>
-              <w:t>1)</w:t>
-            </w:r>
-          </w:p>
-        </w:tc>
-      </w:tr>
-    </w:tbl>
-    <w:p>
-      <w:r>
-        <w:t>Properties</w:t>
-      </w:r>
-    </w:p>
-    <w:p>
-      <w:pPr>
-        <w:numPr>
-          <w:ilvl w:val="0"/>
-          <w:numId w:val="28"/>
-        </w:numPr>
-      </w:pPr>
-      <w:r>
-        <w:t>Stable → No</w:t>
-      </w:r>
-    </w:p>
-    <w:p>
-      <w:pPr>
-        <w:numPr>
-          <w:ilvl w:val="0"/>
-          <w:numId w:val="28"/>
-        </w:numPr>
-      </w:pPr>
-      <w:r>
-        <w:t>In-place → Yes</w:t>
-      </w:r>
-    </w:p>
-    <w:p>
-      <w:r>
-        <w:pict w14:anchorId="52A8DEDE">
-          <v:rect id="_x0000_i1442" style="width:0;height:1.5pt" o:hralign="center" o:hrstd="t" o:hr="t" fillcolor="#a0a0a0" stroked="f"/>
-        </w:pict>
-      </w:r>
-    </w:p>
-    <w:p>
-      <w:r>
-        <w:lastRenderedPageBreak/>
-        <w:t>11 Selection Sort vs Other Sorting</w:t>
-      </w:r>
-    </w:p>
-    <w:tbl>
-      <w:tblPr>
-        <w:tblW w:w="0" w:type="auto"/>
-        <w:tblCellSpacing w:w="15" w:type="dxa"/>
-        <w:tblCellMar>
-          <w:top w:w="15" w:type="dxa"/>
-          <w:left w:w="15" w:type="dxa"/>
-          <w:bottom w:w="15" w:type="dxa"/>
-          <w:right w:w="15" w:type="dxa"/>
-        </w:tblCellMar>
-        <w:tblLook w:val="04A0" w:firstRow="1" w:lastRow="0" w:firstColumn="1" w:lastColumn="0" w:noHBand="0" w:noVBand="1"/>
-      </w:tblPr>
-      <w:tblGrid>
-        <w:gridCol w:w="1707"/>
-        <w:gridCol w:w="1406"/>
-      </w:tblGrid>
-      <w:tr>
-        <w:trPr>
-          <w:tblHeader/>
-          <w:tblCellSpacing w:w="15" w:type="dxa"/>
-        </w:trPr>
-        <w:tc>
-          <w:tcPr>
-            <w:tcW w:w="0" w:type="auto"/>
-            <w:vAlign w:val="center"/>
-            <w:hideMark/>
-          </w:tcPr>
-          <w:p>
-            <w:r>
-              <w:t>Compared With</w:t>
-            </w:r>
-          </w:p>
-        </w:tc>
-        <w:tc>
-          <w:tcPr>
-            <w:tcW w:w="0" w:type="auto"/>
-            <w:vAlign w:val="center"/>
-            <w:hideMark/>
-          </w:tcPr>
-          <w:p>
-            <w:r>
-              <w:t>Result</w:t>
-            </w:r>
-          </w:p>
-        </w:tc>
-      </w:tr>
-      <w:tr>
-        <w:trPr>
-          <w:tblCellSpacing w:w="15" w:type="dxa"/>
-        </w:trPr>
-        <w:tc>
-          <w:tcPr>
-            <w:tcW w:w="0" w:type="auto"/>
-            <w:vAlign w:val="center"/>
-            <w:hideMark/>
-          </w:tcPr>
-          <w:p>
-            <w:r>
-              <w:t>Bubble Sort</w:t>
-            </w:r>
-          </w:p>
-        </w:tc>
-        <w:tc>
-          <w:tcPr>
-            <w:tcW w:w="0" w:type="auto"/>
-            <w:vAlign w:val="center"/>
-            <w:hideMark/>
-          </w:tcPr>
-          <w:p>
-            <w:r>
-              <w:t>fewer swaps</w:t>
-            </w:r>
-          </w:p>
-        </w:tc>
-      </w:tr>
-      <w:tr>
-        <w:trPr>
-          <w:tblCellSpacing w:w="15" w:type="dxa"/>
-        </w:trPr>
-        <w:tc>
-          <w:tcPr>
-            <w:tcW w:w="0" w:type="auto"/>
-            <w:vAlign w:val="center"/>
-            <w:hideMark/>
-          </w:tcPr>
-          <w:p>
-            <w:r>
-              <w:t>Insertion Sort</w:t>
-            </w:r>
-          </w:p>
-        </w:tc>
-        <w:tc>
-          <w:tcPr>
-            <w:tcW w:w="0" w:type="auto"/>
-            <w:vAlign w:val="center"/>
-            <w:hideMark/>
-          </w:tcPr>
-          <w:p>
-            <w:r>
-              <w:t>slower</w:t>
-            </w:r>
-          </w:p>
-        </w:tc>
-      </w:tr>
-      <w:tr>
-        <w:trPr>
-          <w:tblCellSpacing w:w="15" w:type="dxa"/>
-        </w:trPr>
-        <w:tc>
-          <w:tcPr>
-            <w:tcW w:w="0" w:type="auto"/>
-            <w:vAlign w:val="center"/>
-            <w:hideMark/>
-          </w:tcPr>
-          <w:p>
-            <w:r>
-              <w:t>Merge Sort</w:t>
-            </w:r>
-          </w:p>
-        </w:tc>
-        <w:tc>
-          <w:tcPr>
-            <w:tcW w:w="0" w:type="auto"/>
-            <w:vAlign w:val="center"/>
-            <w:hideMark/>
-          </w:tcPr>
-          <w:p>
-            <w:r>
-              <w:t>much slower</w:t>
-            </w:r>
-          </w:p>
-        </w:tc>
-      </w:tr>
-      <w:tr>
-        <w:trPr>
-          <w:tblCellSpacing w:w="15" w:type="dxa"/>
-        </w:trPr>
-        <w:tc>
-          <w:tcPr>
-            <w:tcW w:w="0" w:type="auto"/>
-            <w:vAlign w:val="center"/>
-            <w:hideMark/>
-          </w:tcPr>
-          <w:p>
-            <w:r>
-              <w:t>Quick Sort</w:t>
-            </w:r>
-          </w:p>
-        </w:tc>
-        <w:tc>
-          <w:tcPr>
-            <w:tcW w:w="0" w:type="auto"/>
-            <w:vAlign w:val="center"/>
-            <w:hideMark/>
-          </w:tcPr>
-          <w:p>
-            <w:r>
-              <w:t>much slower</w:t>
-            </w:r>
-          </w:p>
-        </w:tc>
-      </w:tr>
-    </w:tbl>
-    <w:p>
-      <w:r>
-        <w:pict w14:anchorId="337AD679">
-          <v:rect id="_x0000_i1443" style="width:0;height:1.5pt" o:hralign="center" o:hrstd="t" o:hr="t" fillcolor="#a0a0a0" stroked="f"/>
-        </w:pict>
-      </w:r>
-    </w:p>
-    <w:p>
-      <w:r>
-        <w:t>INSERTION SORT</w:t>
-      </w:r>
-    </w:p>
-    <w:p>
-      <w:r>
-        <w:pict w14:anchorId="0A82A20C">
-          <v:rect id="_x0000_i1444" style="width:0;height:1.5pt" o:hralign="center" o:hrstd="t" o:hr="t" fillcolor="#a0a0a0" stroked="f"/>
-        </w:pict>
-      </w:r>
-    </w:p>
-    <w:p>
-      <w:r>
-        <w:t>12 Insertion Sort</w:t>
-      </w:r>
-    </w:p>
-    <w:p>
-      <w:r>
-        <w:t>Definition</w:t>
-      </w:r>
-    </w:p>
-    <w:p>
-      <w:r>
-        <w:t>Insertion sort builds the sorted array one element at a time by inserting elements into their correct position.</w:t>
-      </w:r>
-    </w:p>
-    <w:p>
-      <w:r>
-        <w:pict w14:anchorId="508F61C7">
-          <v:rect id="_x0000_i1445" style="width:0;height:1.5pt" o:hralign="center" o:hrstd="t" o:hr="t" fillcolor="#a0a0a0" stroked="f"/>
-        </w:pict>
-      </w:r>
-    </w:p>
-    <w:p>
-      <w:r>
-        <w:t>Real World Analogy</w:t>
-      </w:r>
-    </w:p>
-    <w:p>
-      <w:r>
-        <w:t>Sorting playing cards in hand.</w:t>
-      </w:r>
-    </w:p>
-    <w:p>
-      <w:r>
-        <w:t>You insert a card at the correct position.</w:t>
-      </w:r>
-    </w:p>
-    <w:p>
-      <w:r>
-        <w:pict w14:anchorId="27A6EAB5">
-          <v:rect id="_x0000_i1446" style="width:0;height:1.5pt" o:hralign="center" o:hrstd="t" o:hr="t" fillcolor="#a0a0a0" stroked="f"/>
-        </w:pict>
-      </w:r>
-    </w:p>
-    <w:p>
-      <w:r>
-        <w:t>Example</w:t>
-      </w:r>
-    </w:p>
-    <w:p>
-      <w:r>
-        <w:t>Input</w:t>
-      </w:r>
-      <w:r>
-        <w:br/>
-        <w:t>8 3 5 2</w:t>
-      </w:r>
-    </w:p>
-    <w:p>
-      <w:r>
-        <w:t>Pass 1</w:t>
-      </w:r>
-    </w:p>
-    <w:p>
-      <w:r>
-        <w:t>3 8 5 2</w:t>
-      </w:r>
-    </w:p>
-    <w:p>
-      <w:r>
-        <w:t>Pass 2</w:t>
-      </w:r>
-    </w:p>
-    <w:p>
-      <w:r>
-        <w:t>3 5 8 2</w:t>
-      </w:r>
-    </w:p>
-    <w:p>
-      <w:r>
-        <w:t>Pass 3</w:t>
-      </w:r>
-    </w:p>
-    <w:p>
-      <w:r>
-        <w:t>2 3 5 8</w:t>
-      </w:r>
-    </w:p>
-    <w:p>
-      <w:r>
-        <w:pict w14:anchorId="4986EC4F">
-          <v:rect id="_x0000_i1447" style="width:0;height:1.5pt" o:hralign="center" o:hrstd="t" o:hr="t" fillcolor="#a0a0a0" stroked="f"/>
-        </w:pict>
-      </w:r>
-    </w:p>
-    <w:p>
-      <w:r>
-        <w:lastRenderedPageBreak/>
-        <w:t>Real Time Use Cases</w:t>
-      </w:r>
-    </w:p>
-    <w:p>
-      <w:r>
-        <w:t>Insertion sort is used when:</w:t>
-      </w:r>
-    </w:p>
-    <w:p>
-      <w:pPr>
-        <w:numPr>
-          <w:ilvl w:val="0"/>
-          <w:numId w:val="29"/>
-        </w:numPr>
-      </w:pPr>
-      <w:r>
-        <w:t>Data is nearly sorted</w:t>
-      </w:r>
-    </w:p>
-    <w:p>
-      <w:pPr>
-        <w:numPr>
-          <w:ilvl w:val="0"/>
-          <w:numId w:val="29"/>
-        </w:numPr>
-      </w:pPr>
-      <w:r>
-        <w:t>Small datasets</w:t>
-      </w:r>
-    </w:p>
-    <w:p>
-      <w:pPr>
-        <w:numPr>
-          <w:ilvl w:val="0"/>
-          <w:numId w:val="29"/>
-        </w:numPr>
-      </w:pPr>
-      <w:r>
-        <w:t xml:space="preserve">Used internally in Java </w:t>
-      </w:r>
-      <w:proofErr w:type="spellStart"/>
-      <w:r>
-        <w:t>TimSort</w:t>
-      </w:r>
-      <w:proofErr w:type="spellEnd"/>
-    </w:p>
-    <w:p>
-      <w:r>
-        <w:t>Example</w:t>
-      </w:r>
-    </w:p>
-    <w:p>
-      <w:r>
-        <w:t>Sorting live streaming stock prices where values change slightly.</w:t>
-      </w:r>
-    </w:p>
-    <w:p>
-      <w:r>
-        <w:pict w14:anchorId="58246246">
-          <v:rect id="_x0000_i1448" style="width:0;height:1.5pt" o:hralign="center" o:hrstd="t" o:hr="t" fillcolor="#a0a0a0" stroked="f"/>
-        </w:pict>
-      </w:r>
-    </w:p>
-    <w:p>
-      <w:r>
-        <w:t>13 Insertion Sort Java Example</w:t>
-      </w:r>
-    </w:p>
-    <w:p>
-      <w:r>
-        <w:t xml:space="preserve">import </w:t>
-      </w:r>
-      <w:proofErr w:type="spellStart"/>
-      <w:r>
-        <w:t>java.util</w:t>
-      </w:r>
-      <w:proofErr w:type="spellEnd"/>
-      <w:r>
-        <w:t>.*;</w:t>
-      </w:r>
-      <w:r>
-        <w:br/>
-      </w:r>
-      <w:r>
-        <w:br/>
-        <w:t xml:space="preserve">public class </w:t>
-      </w:r>
-      <w:proofErr w:type="spellStart"/>
-      <w:r>
-        <w:t>InsertionSortExample</w:t>
-      </w:r>
-      <w:proofErr w:type="spellEnd"/>
-      <w:r>
-        <w:t xml:space="preserve"> {</w:t>
-      </w:r>
-      <w:r>
-        <w:br/>
-      </w:r>
-      <w:r>
-        <w:br/>
-        <w:t xml:space="preserve">    public static void </w:t>
-      </w:r>
-      <w:proofErr w:type="spellStart"/>
-      <w:r>
-        <w:t>insertionSort</w:t>
-      </w:r>
-      <w:proofErr w:type="spellEnd"/>
-      <w:r>
-        <w:t xml:space="preserve">(int </w:t>
-      </w:r>
-      <w:proofErr w:type="spellStart"/>
-      <w:r>
-        <w:t>arr</w:t>
-      </w:r>
-      <w:proofErr w:type="spellEnd"/>
-      <w:r>
-        <w:t>[]) {</w:t>
-      </w:r>
-      <w:r>
-        <w:br/>
-      </w:r>
-      <w:r>
-        <w:br/>
-        <w:t xml:space="preserve">        for(int </w:t>
-      </w:r>
-      <w:proofErr w:type="spellStart"/>
-      <w:r>
-        <w:t>i</w:t>
-      </w:r>
-      <w:proofErr w:type="spellEnd"/>
-      <w:r>
-        <w:t>=1;i&lt;</w:t>
-      </w:r>
-      <w:proofErr w:type="spellStart"/>
-      <w:r>
-        <w:t>arr.length;i</w:t>
-      </w:r>
-      <w:proofErr w:type="spellEnd"/>
-      <w:r>
-        <w:t>++){</w:t>
-      </w:r>
-      <w:r>
-        <w:br/>
-      </w:r>
-      <w:r>
-        <w:br/>
-        <w:t xml:space="preserve">            int key = </w:t>
-      </w:r>
-      <w:proofErr w:type="spellStart"/>
-      <w:r>
-        <w:t>arr</w:t>
-      </w:r>
-      <w:proofErr w:type="spellEnd"/>
-      <w:r>
-        <w:t>[</w:t>
-      </w:r>
-      <w:proofErr w:type="spellStart"/>
-      <w:r>
-        <w:t>i</w:t>
-      </w:r>
-      <w:proofErr w:type="spellEnd"/>
-      <w:r>
-        <w:t>];</w:t>
-      </w:r>
-      <w:r>
-        <w:br/>
-        <w:t xml:space="preserve">            int j = i-1;</w:t>
-      </w:r>
-      <w:r>
-        <w:br/>
-      </w:r>
-      <w:r>
-        <w:br/>
-        <w:t xml:space="preserve">            while(j&gt;=0 &amp;&amp; </w:t>
-      </w:r>
-      <w:proofErr w:type="spellStart"/>
-      <w:r>
-        <w:t>arr</w:t>
-      </w:r>
-      <w:proofErr w:type="spellEnd"/>
-      <w:r>
-        <w:t>[j] &gt; key){</w:t>
-      </w:r>
-      <w:r>
-        <w:br/>
-      </w:r>
-      <w:r>
-        <w:br/>
-        <w:t xml:space="preserve">                </w:t>
-      </w:r>
-      <w:proofErr w:type="spellStart"/>
-      <w:r>
-        <w:t>arr</w:t>
-      </w:r>
-      <w:proofErr w:type="spellEnd"/>
-      <w:r>
-        <w:t>[j+1]=</w:t>
-      </w:r>
-      <w:proofErr w:type="spellStart"/>
-      <w:r>
-        <w:t>arr</w:t>
-      </w:r>
-      <w:proofErr w:type="spellEnd"/>
-      <w:r>
-        <w:t>[j];</w:t>
-      </w:r>
-      <w:r>
-        <w:br/>
-        <w:t xml:space="preserve">                j--;</w:t>
-      </w:r>
-      <w:r>
-        <w:br/>
-        <w:t xml:space="preserve">            }</w:t>
-      </w:r>
-      <w:r>
-        <w:br/>
-      </w:r>
-      <w:r>
-        <w:br/>
-        <w:t xml:space="preserve">            </w:t>
-      </w:r>
-      <w:proofErr w:type="spellStart"/>
-      <w:r>
-        <w:t>arr</w:t>
-      </w:r>
-      <w:proofErr w:type="spellEnd"/>
-      <w:r>
-        <w:t>[j+1]=key;</w:t>
-      </w:r>
-      <w:r>
-        <w:br/>
-        <w:t xml:space="preserve">        }</w:t>
-      </w:r>
-      <w:r>
-        <w:br/>
-        <w:t xml:space="preserve">    }</w:t>
-      </w:r>
-      <w:r>
-        <w:br/>
-      </w:r>
-      <w:r>
-        <w:br/>
-        <w:t xml:space="preserve">    public static void main(String[] </w:t>
-      </w:r>
-      <w:proofErr w:type="spellStart"/>
-      <w:r>
-        <w:t>args</w:t>
-      </w:r>
-      <w:proofErr w:type="spellEnd"/>
-      <w:r>
-        <w:t>) {</w:t>
-      </w:r>
-      <w:r>
-        <w:br/>
-      </w:r>
-      <w:r>
-        <w:br/>
-        <w:t xml:space="preserve">        int </w:t>
-      </w:r>
-      <w:proofErr w:type="spellStart"/>
-      <w:r>
-        <w:t>arr</w:t>
-      </w:r>
-      <w:proofErr w:type="spellEnd"/>
-      <w:r>
-        <w:t>[]={8,3,5,2};</w:t>
-      </w:r>
-      <w:r>
-        <w:br/>
-      </w:r>
-      <w:r>
-        <w:br/>
-        <w:t xml:space="preserve">        </w:t>
-      </w:r>
-      <w:proofErr w:type="spellStart"/>
-      <w:r>
-        <w:t>insertionSort</w:t>
-      </w:r>
-      <w:proofErr w:type="spellEnd"/>
-      <w:r>
-        <w:t>(</w:t>
-      </w:r>
-      <w:proofErr w:type="spellStart"/>
-      <w:r>
-        <w:t>arr</w:t>
-      </w:r>
-      <w:proofErr w:type="spellEnd"/>
-      <w:r>
-        <w:t>);</w:t>
-      </w:r>
-      <w:r>
-        <w:br/>
-      </w:r>
-      <w:r>
-        <w:br/>
-        <w:t xml:space="preserve">        for(int i:arr)</w:t>
+        <w:t xml:space="preserve">[],int </w:t>
+      </w:r>
+      <w:proofErr w:type="spellStart"/>
+      <w:r>
+        <w:t>l,int</w:t>
+      </w:r>
+      <w:proofErr w:type="spellEnd"/>
+      <w:r>
+        <w:t xml:space="preserve"> r){</w:t>
+      </w:r>
+      <w:r>
+        <w:br/>
+      </w:r>
+      <w:r>
+        <w:br/>
+        <w:t xml:space="preserve">        if(l&lt;r){</w:t>
+      </w:r>
+      <w:r>
+        <w:br/>
+      </w:r>
+      <w:r>
+        <w:br/>
+        <w:t xml:space="preserve">            int m=(</w:t>
+      </w:r>
+      <w:proofErr w:type="spellStart"/>
+      <w:r>
+        <w:t>l+r</w:t>
+      </w:r>
+      <w:proofErr w:type="spellEnd"/>
+      <w:r>
+        <w:t>)/2;</w:t>
+      </w:r>
+      <w:r>
+        <w:br/>
       </w:r>
       <w:r>
         <w:br/>
@@ -2976,6 +3860,113 @@
       </w:r>
       <w:proofErr w:type="spellStart"/>
       <w:r>
+        <w:t>mergeSort</w:t>
+      </w:r>
+      <w:proofErr w:type="spellEnd"/>
+      <w:r>
+        <w:t>(</w:t>
+      </w:r>
+      <w:proofErr w:type="spellStart"/>
+      <w:r>
+        <w:t>arr,l,m</w:t>
+      </w:r>
+      <w:proofErr w:type="spellEnd"/>
+      <w:r>
+        <w:t>);</w:t>
+      </w:r>
+      <w:r>
+        <w:br/>
+        <w:t xml:space="preserve">            </w:t>
+      </w:r>
+      <w:proofErr w:type="spellStart"/>
+      <w:r>
+        <w:t>mergeSort</w:t>
+      </w:r>
+      <w:proofErr w:type="spellEnd"/>
+      <w:r>
+        <w:t>(arr,m+1,r);</w:t>
+      </w:r>
+      <w:r>
+        <w:br/>
+      </w:r>
+      <w:r>
+        <w:br/>
+        <w:t xml:space="preserve">            merge(</w:t>
+      </w:r>
+      <w:proofErr w:type="spellStart"/>
+      <w:r>
+        <w:t>arr,l,m,r</w:t>
+      </w:r>
+      <w:proofErr w:type="spellEnd"/>
+      <w:r>
+        <w:t>);</w:t>
+      </w:r>
+      <w:r>
+        <w:br/>
+        <w:t xml:space="preserve">        }</w:t>
+      </w:r>
+      <w:r>
+        <w:br/>
+        <w:t xml:space="preserve">    }</w:t>
+      </w:r>
+      <w:r>
+        <w:br/>
+      </w:r>
+      <w:r>
+        <w:br/>
+        <w:t xml:space="preserve">    public static void main(String[] </w:t>
+      </w:r>
+      <w:proofErr w:type="spellStart"/>
+      <w:r>
+        <w:t>args</w:t>
+      </w:r>
+      <w:proofErr w:type="spellEnd"/>
+      <w:r>
+        <w:t>){</w:t>
+      </w:r>
+      <w:r>
+        <w:br/>
+      </w:r>
+      <w:r>
+        <w:br/>
+        <w:t xml:space="preserve">        int </w:t>
+      </w:r>
+      <w:proofErr w:type="spellStart"/>
+      <w:r>
+        <w:t>arr</w:t>
+      </w:r>
+      <w:proofErr w:type="spellEnd"/>
+      <w:r>
+        <w:t>[]={12,11,13,5,6,7};</w:t>
+      </w:r>
+      <w:r>
+        <w:br/>
+      </w:r>
+      <w:r>
+        <w:br/>
+        <w:t xml:space="preserve">        </w:t>
+      </w:r>
+      <w:proofErr w:type="spellStart"/>
+      <w:r>
+        <w:t>mergeSort</w:t>
+      </w:r>
+      <w:proofErr w:type="spellEnd"/>
+      <w:r>
+        <w:t>(arr,0,arr.length-1);</w:t>
+      </w:r>
+      <w:r>
+        <w:br/>
+      </w:r>
+      <w:r>
+        <w:br/>
+        <w:t xml:space="preserve">        for(int i:arr)</w:t>
+      </w:r>
+      <w:r>
+        <w:br/>
+        <w:t xml:space="preserve">            </w:t>
+      </w:r>
+      <w:proofErr w:type="spellStart"/>
+      <w:r>
         <w:t>System.out.print</w:t>
       </w:r>
       <w:proofErr w:type="spellEnd"/>
@@ -3001,14 +3992,14 @@
     </w:p>
     <w:p>
       <w:r>
-        <w:pict w14:anchorId="06DAED87">
-          <v:rect id="_x0000_i1449" style="width:0;height:1.5pt" o:hralign="center" o:hrstd="t" o:hr="t" fillcolor="#a0a0a0" stroked="f"/>
+        <w:pict w14:anchorId="5D28ECA3">
+          <v:rect id="_x0000_i1058" style="width:0;height:1.5pt" o:hralign="center" o:hrstd="t" o:hr="t" fillcolor="#a0a0a0" stroked="f"/>
         </w:pict>
       </w:r>
     </w:p>
     <w:p>
       <w:r>
-        <w:t>14 Insertion Sort Complexity</w:t>
+        <w:t>17 Merge Sort Complexity</w:t>
       </w:r>
     </w:p>
     <w:tbl>
@@ -3080,8 +4071,13 @@
             <w:hideMark/>
           </w:tcPr>
           <w:p>
-            <w:r>
-              <w:t>O(n)</w:t>
+            <w:proofErr w:type="gramStart"/>
+            <w:r>
+              <w:t>O(</w:t>
+            </w:r>
+            <w:proofErr w:type="gramEnd"/>
+            <w:r>
+              <w:t>n log n)</w:t>
             </w:r>
           </w:p>
         </w:tc>
@@ -3109,8 +4105,13 @@
             <w:hideMark/>
           </w:tcPr>
           <w:p>
-            <w:r>
-              <w:t>O(n²)</w:t>
+            <w:proofErr w:type="gramStart"/>
+            <w:r>
+              <w:t>O(</w:t>
+            </w:r>
+            <w:proofErr w:type="gramEnd"/>
+            <w:r>
+              <w:t>n log n)</w:t>
             </w:r>
           </w:p>
         </w:tc>
@@ -3138,8 +4139,13 @@
             <w:hideMark/>
           </w:tcPr>
           <w:p>
-            <w:r>
-              <w:t>O(n²)</w:t>
+            <w:proofErr w:type="gramStart"/>
+            <w:r>
+              <w:t>O(</w:t>
+            </w:r>
+            <w:proofErr w:type="gramEnd"/>
+            <w:r>
+              <w:t>n log n)</w:t>
             </w:r>
           </w:p>
         </w:tc>
@@ -3167,813 +4173,6 @@
             <w:hideMark/>
           </w:tcPr>
           <w:p>
-            <w:proofErr w:type="gramStart"/>
-            <w:r>
-              <w:t>O(</w:t>
-            </w:r>
-            <w:proofErr w:type="gramEnd"/>
-            <w:r>
-              <w:t>1)</w:t>
-            </w:r>
-          </w:p>
-        </w:tc>
-      </w:tr>
-    </w:tbl>
-    <w:p>
-      <w:r>
-        <w:t>Properties</w:t>
-      </w:r>
-    </w:p>
-    <w:p>
-      <w:pPr>
-        <w:numPr>
-          <w:ilvl w:val="0"/>
-          <w:numId w:val="30"/>
-        </w:numPr>
-      </w:pPr>
-      <w:r>
-        <w:t>Stable → Yes</w:t>
-      </w:r>
-    </w:p>
-    <w:p>
-      <w:pPr>
-        <w:numPr>
-          <w:ilvl w:val="0"/>
-          <w:numId w:val="30"/>
-        </w:numPr>
-      </w:pPr>
-      <w:r>
-        <w:t>In-place → Yes</w:t>
-      </w:r>
-    </w:p>
-    <w:p>
-      <w:r>
-        <w:pict w14:anchorId="17D6FC35">
-          <v:rect id="_x0000_i1450" style="width:0;height:1.5pt" o:hralign="center" o:hrstd="t" o:hr="t" fillcolor="#a0a0a0" stroked="f"/>
-        </w:pict>
-      </w:r>
-    </w:p>
-    <w:p>
-      <w:r>
-        <w:t>MERGE SORT</w:t>
-      </w:r>
-    </w:p>
-    <w:p>
-      <w:r>
-        <w:pict w14:anchorId="2D963E85">
-          <v:rect id="_x0000_i1451" style="width:0;height:1.5pt" o:hralign="center" o:hrstd="t" o:hr="t" fillcolor="#a0a0a0" stroked="f"/>
-        </w:pict>
-      </w:r>
-    </w:p>
-    <w:p>
-      <w:r>
-        <w:t>15 Merge Sort</w:t>
-      </w:r>
-    </w:p>
-    <w:p>
-      <w:r>
-        <w:t>Definition</w:t>
-      </w:r>
-    </w:p>
-    <w:p>
-      <w:r>
-        <w:t>Merge Sort uses Divide and Conquer.</w:t>
-      </w:r>
-    </w:p>
-    <w:p>
-      <w:r>
-        <w:t>Steps</w:t>
-      </w:r>
-    </w:p>
-    <w:p>
-      <w:r>
-        <w:t>1 Divide array into halves</w:t>
-      </w:r>
-      <w:r>
-        <w:br/>
-        <w:t>2 Sort each half</w:t>
-      </w:r>
-      <w:r>
-        <w:br/>
-        <w:t>3 Merge sorted halves</w:t>
-      </w:r>
-    </w:p>
-    <w:p>
-      <w:r>
-        <w:pict w14:anchorId="77E92FCE">
-          <v:rect id="_x0000_i1452" style="width:0;height:1.5pt" o:hralign="center" o:hrstd="t" o:hr="t" fillcolor="#a0a0a0" stroked="f"/>
-        </w:pict>
-      </w:r>
-    </w:p>
-    <w:p>
-      <w:r>
-        <w:t>Real Time Use Cases</w:t>
-      </w:r>
-    </w:p>
-    <w:p>
-      <w:r>
-        <w:t>Merge sort is used in:</w:t>
-      </w:r>
-    </w:p>
-    <w:p>
-      <w:r>
-        <w:t>1 External Sorting (Big Data)</w:t>
-      </w:r>
-      <w:r>
-        <w:br/>
-        <w:t>2 Sorting Linked Lists</w:t>
-      </w:r>
-      <w:r>
-        <w:br/>
-        <w:t>3 Database sorting operations</w:t>
-      </w:r>
-    </w:p>
-    <w:p>
-      <w:r>
-        <w:lastRenderedPageBreak/>
-        <w:t>Example</w:t>
-      </w:r>
-    </w:p>
-    <w:p>
-      <w:r>
-        <w:t>Sorting millions of records in distributed systems</w:t>
-      </w:r>
-    </w:p>
-    <w:p>
-      <w:r>
-        <w:pict w14:anchorId="47DBFA94">
-          <v:rect id="_x0000_i1453" style="width:0;height:1.5pt" o:hralign="center" o:hrstd="t" o:hr="t" fillcolor="#a0a0a0" stroked="f"/>
-        </w:pict>
-      </w:r>
-    </w:p>
-    <w:p>
-      <w:r>
-        <w:t>16 Merge Sort Java Example</w:t>
-      </w:r>
-    </w:p>
-    <w:p>
-      <w:r>
-        <w:t xml:space="preserve">import </w:t>
-      </w:r>
-      <w:proofErr w:type="spellStart"/>
-      <w:r>
-        <w:t>java.util</w:t>
-      </w:r>
-      <w:proofErr w:type="spellEnd"/>
-      <w:r>
-        <w:t>.*;</w:t>
-      </w:r>
-      <w:r>
-        <w:br/>
-      </w:r>
-      <w:r>
-        <w:br/>
-        <w:t xml:space="preserve">public class </w:t>
-      </w:r>
-      <w:proofErr w:type="spellStart"/>
-      <w:r>
-        <w:t>MergeSortExample</w:t>
-      </w:r>
-      <w:proofErr w:type="spellEnd"/>
-      <w:r>
-        <w:t xml:space="preserve"> {</w:t>
-      </w:r>
-      <w:r>
-        <w:br/>
-      </w:r>
-      <w:r>
-        <w:br/>
-        <w:t xml:space="preserve">    static void merge(int </w:t>
-      </w:r>
-      <w:proofErr w:type="spellStart"/>
-      <w:r>
-        <w:t>arr</w:t>
-      </w:r>
-      <w:proofErr w:type="spellEnd"/>
-      <w:r>
-        <w:t>[], int l, int m, int r){</w:t>
-      </w:r>
-      <w:r>
-        <w:br/>
-      </w:r>
-      <w:r>
-        <w:br/>
-        <w:t xml:space="preserve">        int n1 = m-l+1;</w:t>
-      </w:r>
-      <w:r>
-        <w:br/>
-        <w:t xml:space="preserve">        int n2 = r-m;</w:t>
-      </w:r>
-      <w:r>
-        <w:br/>
-      </w:r>
-      <w:r>
-        <w:br/>
-        <w:t xml:space="preserve">        int L[] = new int[n1];</w:t>
-      </w:r>
-      <w:r>
-        <w:br/>
-        <w:t xml:space="preserve">        int R[] = new int[n2];</w:t>
-      </w:r>
-      <w:r>
-        <w:br/>
-      </w:r>
-      <w:r>
-        <w:br/>
-        <w:t xml:space="preserve">        for(int </w:t>
-      </w:r>
-      <w:proofErr w:type="spellStart"/>
-      <w:r>
-        <w:t>i</w:t>
-      </w:r>
-      <w:proofErr w:type="spellEnd"/>
-      <w:r>
-        <w:t>=0;i&lt;n1;i++)</w:t>
-      </w:r>
-      <w:r>
-        <w:br/>
-        <w:t xml:space="preserve">            L[</w:t>
-      </w:r>
-      <w:proofErr w:type="spellStart"/>
-      <w:r>
-        <w:t>i</w:t>
-      </w:r>
-      <w:proofErr w:type="spellEnd"/>
-      <w:r>
-        <w:t>]=</w:t>
-      </w:r>
-      <w:proofErr w:type="spellStart"/>
-      <w:r>
-        <w:t>arr</w:t>
-      </w:r>
-      <w:proofErr w:type="spellEnd"/>
-      <w:r>
-        <w:t>[</w:t>
-      </w:r>
-      <w:proofErr w:type="spellStart"/>
-      <w:r>
-        <w:t>l+i</w:t>
-      </w:r>
-      <w:proofErr w:type="spellEnd"/>
-      <w:r>
-        <w:t>];</w:t>
-      </w:r>
-      <w:r>
-        <w:br/>
-      </w:r>
-      <w:r>
-        <w:br/>
-        <w:t xml:space="preserve">        for(int j=0;j&lt;n2;j++)</w:t>
-      </w:r>
-      <w:r>
-        <w:br/>
-        <w:t xml:space="preserve">            R[j]=</w:t>
-      </w:r>
-      <w:proofErr w:type="spellStart"/>
-      <w:r>
-        <w:t>arr</w:t>
-      </w:r>
-      <w:proofErr w:type="spellEnd"/>
-      <w:r>
-        <w:t>[m+1+j];</w:t>
-      </w:r>
-      <w:r>
-        <w:br/>
-      </w:r>
-      <w:r>
-        <w:br/>
-        <w:t xml:space="preserve">        int </w:t>
-      </w:r>
-      <w:proofErr w:type="spellStart"/>
-      <w:r>
-        <w:t>i</w:t>
-      </w:r>
-      <w:proofErr w:type="spellEnd"/>
-      <w:r>
-        <w:t>=0,j=0,k=l;</w:t>
-      </w:r>
-      <w:r>
-        <w:br/>
-      </w:r>
-      <w:r>
-        <w:br/>
-        <w:t xml:space="preserve">        while(</w:t>
-      </w:r>
-      <w:proofErr w:type="spellStart"/>
-      <w:r>
-        <w:t>i</w:t>
-      </w:r>
-      <w:proofErr w:type="spellEnd"/>
-      <w:r>
-        <w:t>&lt;n1 &amp;&amp; j&lt;n2){</w:t>
-      </w:r>
-      <w:r>
-        <w:br/>
-      </w:r>
-      <w:r>
-        <w:br/>
-        <w:t xml:space="preserve">            if(L[</w:t>
-      </w:r>
-      <w:proofErr w:type="spellStart"/>
-      <w:r>
-        <w:t>i</w:t>
-      </w:r>
-      <w:proofErr w:type="spellEnd"/>
-      <w:r>
-        <w:t>]&lt;=R[j])</w:t>
-      </w:r>
-      <w:r>
-        <w:br/>
-        <w:t xml:space="preserve">                </w:t>
-      </w:r>
-      <w:proofErr w:type="spellStart"/>
-      <w:r>
-        <w:t>arr</w:t>
-      </w:r>
-      <w:proofErr w:type="spellEnd"/>
-      <w:r>
-        <w:t>[k++]=L[</w:t>
-      </w:r>
-      <w:proofErr w:type="spellStart"/>
-      <w:r>
-        <w:t>i</w:t>
-      </w:r>
-      <w:proofErr w:type="spellEnd"/>
-      <w:r>
-        <w:t>++];</w:t>
-      </w:r>
-      <w:r>
-        <w:br/>
-        <w:t xml:space="preserve">            else</w:t>
-      </w:r>
-      <w:r>
-        <w:br/>
-        <w:t xml:space="preserve">                </w:t>
-      </w:r>
-      <w:proofErr w:type="spellStart"/>
-      <w:r>
-        <w:t>arr</w:t>
-      </w:r>
-      <w:proofErr w:type="spellEnd"/>
-      <w:r>
-        <w:t>[k++]=R[</w:t>
-      </w:r>
-      <w:proofErr w:type="spellStart"/>
-      <w:r>
-        <w:t>j++</w:t>
-      </w:r>
-      <w:proofErr w:type="spellEnd"/>
-      <w:r>
-        <w:t>];</w:t>
-      </w:r>
-      <w:r>
-        <w:br/>
-        <w:t xml:space="preserve">        }</w:t>
-      </w:r>
-      <w:r>
-        <w:br/>
-      </w:r>
-      <w:r>
-        <w:br/>
-        <w:t xml:space="preserve">        while(</w:t>
-      </w:r>
-      <w:proofErr w:type="spellStart"/>
-      <w:r>
-        <w:t>i</w:t>
-      </w:r>
-      <w:proofErr w:type="spellEnd"/>
-      <w:r>
-        <w:t>&lt;n1)</w:t>
-      </w:r>
-      <w:r>
-        <w:br/>
-        <w:t xml:space="preserve">            </w:t>
-      </w:r>
-      <w:proofErr w:type="spellStart"/>
-      <w:r>
-        <w:t>arr</w:t>
-      </w:r>
-      <w:proofErr w:type="spellEnd"/>
-      <w:r>
-        <w:t>[k++]=L[</w:t>
-      </w:r>
-      <w:proofErr w:type="spellStart"/>
-      <w:r>
-        <w:t>i</w:t>
-      </w:r>
-      <w:proofErr w:type="spellEnd"/>
-      <w:r>
-        <w:t>++];</w:t>
-      </w:r>
-      <w:r>
-        <w:br/>
-      </w:r>
-      <w:r>
-        <w:br/>
-        <w:t xml:space="preserve">        while(j&lt;n2)</w:t>
-      </w:r>
-      <w:r>
-        <w:br/>
-        <w:t xml:space="preserve">            </w:t>
-      </w:r>
-      <w:proofErr w:type="spellStart"/>
-      <w:r>
-        <w:t>arr</w:t>
-      </w:r>
-      <w:proofErr w:type="spellEnd"/>
-      <w:r>
-        <w:t>[k++]=R[</w:t>
-      </w:r>
-      <w:proofErr w:type="spellStart"/>
-      <w:r>
-        <w:t>j++</w:t>
-      </w:r>
-      <w:proofErr w:type="spellEnd"/>
-      <w:r>
-        <w:t>];</w:t>
-      </w:r>
-      <w:r>
-        <w:br/>
-        <w:t xml:space="preserve">    }</w:t>
-      </w:r>
-      <w:r>
-        <w:br/>
-      </w:r>
-      <w:r>
-        <w:br/>
-      </w:r>
-      <w:r>
-        <w:lastRenderedPageBreak/>
-        <w:t xml:space="preserve">    static void </w:t>
-      </w:r>
-      <w:proofErr w:type="spellStart"/>
-      <w:r>
-        <w:t>mergeSort</w:t>
-      </w:r>
-      <w:proofErr w:type="spellEnd"/>
-      <w:r>
-        <w:t xml:space="preserve">(int </w:t>
-      </w:r>
-      <w:proofErr w:type="spellStart"/>
-      <w:r>
-        <w:t>arr</w:t>
-      </w:r>
-      <w:proofErr w:type="spellEnd"/>
-      <w:r>
-        <w:t xml:space="preserve">[],int </w:t>
-      </w:r>
-      <w:proofErr w:type="spellStart"/>
-      <w:r>
-        <w:t>l,int</w:t>
-      </w:r>
-      <w:proofErr w:type="spellEnd"/>
-      <w:r>
-        <w:t xml:space="preserve"> r){</w:t>
-      </w:r>
-      <w:r>
-        <w:br/>
-      </w:r>
-      <w:r>
-        <w:br/>
-        <w:t xml:space="preserve">        if(l&lt;r){</w:t>
-      </w:r>
-      <w:r>
-        <w:br/>
-      </w:r>
-      <w:r>
-        <w:br/>
-        <w:t xml:space="preserve">            int m=(</w:t>
-      </w:r>
-      <w:proofErr w:type="spellStart"/>
-      <w:r>
-        <w:t>l+r</w:t>
-      </w:r>
-      <w:proofErr w:type="spellEnd"/>
-      <w:r>
-        <w:t>)/2;</w:t>
-      </w:r>
-      <w:r>
-        <w:br/>
-      </w:r>
-      <w:r>
-        <w:br/>
-        <w:t xml:space="preserve">            </w:t>
-      </w:r>
-      <w:proofErr w:type="spellStart"/>
-      <w:r>
-        <w:t>mergeSort</w:t>
-      </w:r>
-      <w:proofErr w:type="spellEnd"/>
-      <w:r>
-        <w:t>(</w:t>
-      </w:r>
-      <w:proofErr w:type="spellStart"/>
-      <w:r>
-        <w:t>arr,l,m</w:t>
-      </w:r>
-      <w:proofErr w:type="spellEnd"/>
-      <w:r>
-        <w:t>);</w:t>
-      </w:r>
-      <w:r>
-        <w:br/>
-        <w:t xml:space="preserve">            </w:t>
-      </w:r>
-      <w:proofErr w:type="spellStart"/>
-      <w:r>
-        <w:t>mergeSort</w:t>
-      </w:r>
-      <w:proofErr w:type="spellEnd"/>
-      <w:r>
-        <w:t>(arr,m+1,r);</w:t>
-      </w:r>
-      <w:r>
-        <w:br/>
-      </w:r>
-      <w:r>
-        <w:br/>
-        <w:t xml:space="preserve">            merge(</w:t>
-      </w:r>
-      <w:proofErr w:type="spellStart"/>
-      <w:r>
-        <w:t>arr,l,m,r</w:t>
-      </w:r>
-      <w:proofErr w:type="spellEnd"/>
-      <w:r>
-        <w:t>);</w:t>
-      </w:r>
-      <w:r>
-        <w:br/>
-        <w:t xml:space="preserve">        }</w:t>
-      </w:r>
-      <w:r>
-        <w:br/>
-        <w:t xml:space="preserve">    }</w:t>
-      </w:r>
-      <w:r>
-        <w:br/>
-      </w:r>
-      <w:r>
-        <w:br/>
-        <w:t xml:space="preserve">    public static void main(String[] </w:t>
-      </w:r>
-      <w:proofErr w:type="spellStart"/>
-      <w:r>
-        <w:t>args</w:t>
-      </w:r>
-      <w:proofErr w:type="spellEnd"/>
-      <w:r>
-        <w:t>){</w:t>
-      </w:r>
-      <w:r>
-        <w:br/>
-      </w:r>
-      <w:r>
-        <w:br/>
-        <w:t xml:space="preserve">        int </w:t>
-      </w:r>
-      <w:proofErr w:type="spellStart"/>
-      <w:r>
-        <w:t>arr</w:t>
-      </w:r>
-      <w:proofErr w:type="spellEnd"/>
-      <w:r>
-        <w:t>[]={12,11,13,5,6,7};</w:t>
-      </w:r>
-      <w:r>
-        <w:br/>
-      </w:r>
-      <w:r>
-        <w:br/>
-        <w:t xml:space="preserve">        </w:t>
-      </w:r>
-      <w:proofErr w:type="spellStart"/>
-      <w:r>
-        <w:t>mergeSort</w:t>
-      </w:r>
-      <w:proofErr w:type="spellEnd"/>
-      <w:r>
-        <w:t>(arr,0,arr.length-1);</w:t>
-      </w:r>
-      <w:r>
-        <w:br/>
-      </w:r>
-      <w:r>
-        <w:br/>
-        <w:t xml:space="preserve">        for(int i:arr)</w:t>
-      </w:r>
-      <w:r>
-        <w:br/>
-        <w:t xml:space="preserve">            </w:t>
-      </w:r>
-      <w:proofErr w:type="spellStart"/>
-      <w:r>
-        <w:t>System.out.print</w:t>
-      </w:r>
-      <w:proofErr w:type="spellEnd"/>
-      <w:r>
-        <w:t>(</w:t>
-      </w:r>
-      <w:proofErr w:type="spellStart"/>
-      <w:r>
-        <w:t>i</w:t>
-      </w:r>
-      <w:proofErr w:type="spellEnd"/>
-      <w:r>
-        <w:t>+" ");</w:t>
-      </w:r>
-      <w:r>
-        <w:br/>
-        <w:t xml:space="preserve">    }</w:t>
-      </w:r>
-      <w:r>
-        <w:br/>
-        <w:t>}</w:t>
-      </w:r>
-    </w:p>
-    <w:p>
-      <w:r>
-        <w:pict w14:anchorId="5D28ECA3">
-          <v:rect id="_x0000_i1454" style="width:0;height:1.5pt" o:hralign="center" o:hrstd="t" o:hr="t" fillcolor="#a0a0a0" stroked="f"/>
-        </w:pict>
-      </w:r>
-    </w:p>
-    <w:p>
-      <w:r>
-        <w:t>17 Merge Sort Complexity</w:t>
-      </w:r>
-    </w:p>
-    <w:tbl>
-      <w:tblPr>
-        <w:tblW w:w="0" w:type="auto"/>
-        <w:tblCellSpacing w:w="15" w:type="dxa"/>
-        <w:tblCellMar>
-          <w:top w:w="15" w:type="dxa"/>
-          <w:left w:w="15" w:type="dxa"/>
-          <w:bottom w:w="15" w:type="dxa"/>
-          <w:right w:w="15" w:type="dxa"/>
-        </w:tblCellMar>
-        <w:tblLook w:val="04A0" w:firstRow="1" w:lastRow="0" w:firstColumn="1" w:lastColumn="0" w:noHBand="0" w:noVBand="1"/>
-      </w:tblPr>
-      <w:tblGrid>
-        <w:gridCol w:w="889"/>
-        <w:gridCol w:w="1248"/>
-      </w:tblGrid>
-      <w:tr>
-        <w:trPr>
-          <w:tblHeader/>
-          <w:tblCellSpacing w:w="15" w:type="dxa"/>
-        </w:trPr>
-        <w:tc>
-          <w:tcPr>
-            <w:tcW w:w="0" w:type="auto"/>
-            <w:vAlign w:val="center"/>
-            <w:hideMark/>
-          </w:tcPr>
-          <w:p>
-            <w:r>
-              <w:t>Case</w:t>
-            </w:r>
-          </w:p>
-        </w:tc>
-        <w:tc>
-          <w:tcPr>
-            <w:tcW w:w="0" w:type="auto"/>
-            <w:vAlign w:val="center"/>
-            <w:hideMark/>
-          </w:tcPr>
-          <w:p>
-            <w:r>
-              <w:t>Complexity</w:t>
-            </w:r>
-          </w:p>
-        </w:tc>
-      </w:tr>
-      <w:tr>
-        <w:trPr>
-          <w:tblCellSpacing w:w="15" w:type="dxa"/>
-        </w:trPr>
-        <w:tc>
-          <w:tcPr>
-            <w:tcW w:w="0" w:type="auto"/>
-            <w:vAlign w:val="center"/>
-            <w:hideMark/>
-          </w:tcPr>
-          <w:p>
-            <w:r>
-              <w:t>Best</w:t>
-            </w:r>
-          </w:p>
-        </w:tc>
-        <w:tc>
-          <w:tcPr>
-            <w:tcW w:w="0" w:type="auto"/>
-            <w:vAlign w:val="center"/>
-            <w:hideMark/>
-          </w:tcPr>
-          <w:p>
-            <w:proofErr w:type="gramStart"/>
-            <w:r>
-              <w:t>O(</w:t>
-            </w:r>
-            <w:proofErr w:type="gramEnd"/>
-            <w:r>
-              <w:t>n log n)</w:t>
-            </w:r>
-          </w:p>
-        </w:tc>
-      </w:tr>
-      <w:tr>
-        <w:trPr>
-          <w:tblCellSpacing w:w="15" w:type="dxa"/>
-        </w:trPr>
-        <w:tc>
-          <w:tcPr>
-            <w:tcW w:w="0" w:type="auto"/>
-            <w:vAlign w:val="center"/>
-            <w:hideMark/>
-          </w:tcPr>
-          <w:p>
-            <w:r>
-              <w:t>Average</w:t>
-            </w:r>
-          </w:p>
-        </w:tc>
-        <w:tc>
-          <w:tcPr>
-            <w:tcW w:w="0" w:type="auto"/>
-            <w:vAlign w:val="center"/>
-            <w:hideMark/>
-          </w:tcPr>
-          <w:p>
-            <w:proofErr w:type="gramStart"/>
-            <w:r>
-              <w:t>O(</w:t>
-            </w:r>
-            <w:proofErr w:type="gramEnd"/>
-            <w:r>
-              <w:t>n log n)</w:t>
-            </w:r>
-          </w:p>
-        </w:tc>
-      </w:tr>
-      <w:tr>
-        <w:trPr>
-          <w:tblCellSpacing w:w="15" w:type="dxa"/>
-        </w:trPr>
-        <w:tc>
-          <w:tcPr>
-            <w:tcW w:w="0" w:type="auto"/>
-            <w:vAlign w:val="center"/>
-            <w:hideMark/>
-          </w:tcPr>
-          <w:p>
-            <w:r>
-              <w:t>Worst</w:t>
-            </w:r>
-          </w:p>
-        </w:tc>
-        <w:tc>
-          <w:tcPr>
-            <w:tcW w:w="0" w:type="auto"/>
-            <w:vAlign w:val="center"/>
-            <w:hideMark/>
-          </w:tcPr>
-          <w:p>
-            <w:proofErr w:type="gramStart"/>
-            <w:r>
-              <w:t>O(</w:t>
-            </w:r>
-            <w:proofErr w:type="gramEnd"/>
-            <w:r>
-              <w:t>n log n)</w:t>
-            </w:r>
-          </w:p>
-        </w:tc>
-      </w:tr>
-      <w:tr>
-        <w:trPr>
-          <w:tblCellSpacing w:w="15" w:type="dxa"/>
-        </w:trPr>
-        <w:tc>
-          <w:tcPr>
-            <w:tcW w:w="0" w:type="auto"/>
-            <w:vAlign w:val="center"/>
-            <w:hideMark/>
-          </w:tcPr>
-          <w:p>
-            <w:r>
-              <w:t>Space</w:t>
-            </w:r>
-          </w:p>
-        </w:tc>
-        <w:tc>
-          <w:tcPr>
-            <w:tcW w:w="0" w:type="auto"/>
-            <w:vAlign w:val="center"/>
-            <w:hideMark/>
-          </w:tcPr>
-          <w:p>
             <w:r>
               <w:t>O(n)</w:t>
             </w:r>
@@ -4011,57 +4210,57 @@
     <w:p>
       <w:r>
         <w:pict w14:anchorId="060B0023">
-          <v:rect id="_x0000_i1455" style="width:0;height:1.5pt" o:hralign="center" o:hrstd="t" o:hr="t" fillcolor="#a0a0a0" stroked="f"/>
+          <v:rect id="_x0000_i1059" style="width:0;height:1.5pt" o:hralign="center" o:hrstd="t" o:hr="t" fillcolor="#a0a0a0" stroked="f"/>
         </w:pict>
       </w:r>
     </w:p>
     <w:p>
       <w:r>
+        <w:t>QUICK SORT</w:t>
+      </w:r>
+    </w:p>
+    <w:p>
+      <w:r>
+        <w:pict w14:anchorId="6F10E6CD">
+          <v:rect id="_x0000_i1060" style="width:0;height:1.5pt" o:hralign="center" o:hrstd="t" o:hr="t" fillcolor="#a0a0a0" stroked="f"/>
+        </w:pict>
+      </w:r>
+    </w:p>
+    <w:p>
+      <w:r>
+        <w:t>18 Quick Sort</w:t>
+      </w:r>
+    </w:p>
+    <w:p>
+      <w:r>
+        <w:t>Definition</w:t>
+      </w:r>
+    </w:p>
+    <w:p>
+      <w:r>
         <w:lastRenderedPageBreak/>
-        <w:t>QUICK SORT</w:t>
-      </w:r>
-    </w:p>
-    <w:p>
-      <w:r>
-        <w:pict w14:anchorId="6F10E6CD">
-          <v:rect id="_x0000_i1456" style="width:0;height:1.5pt" o:hralign="center" o:hrstd="t" o:hr="t" fillcolor="#a0a0a0" stroked="f"/>
+        <w:t>Quick sort selects a pivot element and partitions the array.</w:t>
+      </w:r>
+    </w:p>
+    <w:p>
+      <w:r>
+        <w:t>Elements smaller than pivot go to left.</w:t>
+      </w:r>
+    </w:p>
+    <w:p>
+      <w:r>
+        <w:t>Elements greater than pivot go to right.</w:t>
+      </w:r>
+    </w:p>
+    <w:p>
+      <w:r>
+        <w:pict w14:anchorId="76732721">
+          <v:rect id="_x0000_i1061" style="width:0;height:1.5pt" o:hralign="center" o:hrstd="t" o:hr="t" fillcolor="#a0a0a0" stroked="f"/>
         </w:pict>
       </w:r>
     </w:p>
     <w:p>
       <w:r>
-        <w:t>18 Quick Sort</w:t>
-      </w:r>
-    </w:p>
-    <w:p>
-      <w:r>
-        <w:t>Definition</w:t>
-      </w:r>
-    </w:p>
-    <w:p>
-      <w:r>
-        <w:t>Quick sort selects a pivot element and partitions the array.</w:t>
-      </w:r>
-    </w:p>
-    <w:p>
-      <w:r>
-        <w:t>Elements smaller than pivot go to left.</w:t>
-      </w:r>
-    </w:p>
-    <w:p>
-      <w:r>
-        <w:t>Elements greater than pivot go to right.</w:t>
-      </w:r>
-    </w:p>
-    <w:p>
-      <w:r>
-        <w:pict w14:anchorId="76732721">
-          <v:rect id="_x0000_i1457" style="width:0;height:1.5pt" o:hralign="center" o:hrstd="t" o:hr="t" fillcolor="#a0a0a0" stroked="f"/>
-        </w:pict>
-      </w:r>
-    </w:p>
-    <w:p>
-      <w:r>
         <w:t>Example</w:t>
       </w:r>
     </w:p>
@@ -4095,7 +4294,7 @@
     <w:p>
       <w:r>
         <w:pict w14:anchorId="3AB1031E">
-          <v:rect id="_x0000_i1458" style="width:0;height:1.5pt" o:hralign="center" o:hrstd="t" o:hr="t" fillcolor="#a0a0a0" stroked="f"/>
+          <v:rect id="_x0000_i1062" style="width:0;height:1.5pt" o:hralign="center" o:hrstd="t" o:hr="t" fillcolor="#a0a0a0" stroked="f"/>
         </w:pict>
       </w:r>
     </w:p>
@@ -4155,7 +4354,7 @@
     <w:p>
       <w:r>
         <w:pict w14:anchorId="33D15F8E">
-          <v:rect id="_x0000_i1459" style="width:0;height:1.5pt" o:hralign="center" o:hrstd="t" o:hr="t" fillcolor="#a0a0a0" stroked="f"/>
+          <v:rect id="_x0000_i1063" style="width:0;height:1.5pt" o:hralign="center" o:hrstd="t" o:hr="t" fillcolor="#a0a0a0" stroked="f"/>
         </w:pict>
       </w:r>
     </w:p>
@@ -4218,9 +4417,61 @@
         <w:br/>
       </w:r>
       <w:r>
+        <w:br/>
+        <w:t xml:space="preserve">        int pivot=</w:t>
+      </w:r>
+      <w:proofErr w:type="spellStart"/>
+      <w:r>
+        <w:t>arr</w:t>
+      </w:r>
+      <w:proofErr w:type="spellEnd"/>
+      <w:r>
+        <w:t>[high];</w:t>
+      </w:r>
+      <w:r>
+        <w:br/>
+        <w:t xml:space="preserve">        int </w:t>
+      </w:r>
+      <w:proofErr w:type="spellStart"/>
+      <w:r>
+        <w:t>i</w:t>
+      </w:r>
+      <w:proofErr w:type="spellEnd"/>
+      <w:r>
+        <w:t>=low-1;</w:t>
+      </w:r>
+      <w:r>
+        <w:br/>
+      </w:r>
+      <w:r>
+        <w:br/>
+        <w:t xml:space="preserve">        for(int j=</w:t>
+      </w:r>
+      <w:proofErr w:type="spellStart"/>
+      <w:r>
+        <w:t>low;j</w:t>
+      </w:r>
+      <w:proofErr w:type="spellEnd"/>
+      <w:r>
+        <w:t>&lt;</w:t>
+      </w:r>
+      <w:proofErr w:type="spellStart"/>
+      <w:r>
+        <w:t>high;j</w:t>
+      </w:r>
+      <w:proofErr w:type="spellEnd"/>
+      <w:r>
+        <w:t>++){</w:t>
+      </w:r>
+      <w:r>
+        <w:br/>
+      </w:r>
+      <w:r>
+        <w:br/>
+      </w:r>
+      <w:r>
         <w:lastRenderedPageBreak/>
-        <w:br/>
-        <w:t xml:space="preserve">        int pivot=</w:t>
+        <w:t xml:space="preserve">            if(</w:t>
       </w:r>
       <w:proofErr w:type="spellStart"/>
       <w:r>
@@ -4228,197 +4479,311 @@
       </w:r>
       <w:proofErr w:type="spellEnd"/>
       <w:r>
+        <w:t>[j]&lt;pivot){</w:t>
+      </w:r>
+      <w:r>
+        <w:br/>
+      </w:r>
+      <w:r>
+        <w:br/>
+        <w:t xml:space="preserve">                </w:t>
+      </w:r>
+      <w:proofErr w:type="spellStart"/>
+      <w:r>
+        <w:t>i</w:t>
+      </w:r>
+      <w:proofErr w:type="spellEnd"/>
+      <w:r>
+        <w:t>++;</w:t>
+      </w:r>
+      <w:r>
+        <w:br/>
+      </w:r>
+      <w:r>
+        <w:br/>
+        <w:t xml:space="preserve">                int temp=</w:t>
+      </w:r>
+      <w:proofErr w:type="spellStart"/>
+      <w:r>
+        <w:t>arr</w:t>
+      </w:r>
+      <w:proofErr w:type="spellEnd"/>
+      <w:r>
+        <w:t>[</w:t>
+      </w:r>
+      <w:proofErr w:type="spellStart"/>
+      <w:r>
+        <w:t>i</w:t>
+      </w:r>
+      <w:proofErr w:type="spellEnd"/>
+      <w:r>
+        <w:t>];</w:t>
+      </w:r>
+      <w:r>
+        <w:br/>
+        <w:t xml:space="preserve">                </w:t>
+      </w:r>
+      <w:proofErr w:type="spellStart"/>
+      <w:r>
+        <w:t>arr</w:t>
+      </w:r>
+      <w:proofErr w:type="spellEnd"/>
+      <w:r>
+        <w:t>[</w:t>
+      </w:r>
+      <w:proofErr w:type="spellStart"/>
+      <w:r>
+        <w:t>i</w:t>
+      </w:r>
+      <w:proofErr w:type="spellEnd"/>
+      <w:r>
+        <w:t>]=</w:t>
+      </w:r>
+      <w:proofErr w:type="spellStart"/>
+      <w:r>
+        <w:t>arr</w:t>
+      </w:r>
+      <w:proofErr w:type="spellEnd"/>
+      <w:r>
+        <w:t>[j];</w:t>
+      </w:r>
+      <w:r>
+        <w:br/>
+        <w:t xml:space="preserve">                </w:t>
+      </w:r>
+      <w:proofErr w:type="spellStart"/>
+      <w:r>
+        <w:t>arr</w:t>
+      </w:r>
+      <w:proofErr w:type="spellEnd"/>
+      <w:r>
+        <w:t>[j]=temp;</w:t>
+      </w:r>
+      <w:r>
+        <w:br/>
+        <w:t xml:space="preserve">            }</w:t>
+      </w:r>
+      <w:r>
+        <w:br/>
+        <w:t xml:space="preserve">        }</w:t>
+      </w:r>
+      <w:r>
+        <w:br/>
+      </w:r>
+      <w:r>
+        <w:br/>
+        <w:t xml:space="preserve">        int temp=</w:t>
+      </w:r>
+      <w:proofErr w:type="spellStart"/>
+      <w:r>
+        <w:t>arr</w:t>
+      </w:r>
+      <w:proofErr w:type="spellEnd"/>
+      <w:r>
+        <w:t>[i+1];</w:t>
+      </w:r>
+      <w:r>
+        <w:br/>
+        <w:t xml:space="preserve">        </w:t>
+      </w:r>
+      <w:proofErr w:type="spellStart"/>
+      <w:r>
+        <w:t>arr</w:t>
+      </w:r>
+      <w:proofErr w:type="spellEnd"/>
+      <w:r>
+        <w:t>[i+1]=</w:t>
+      </w:r>
+      <w:proofErr w:type="spellStart"/>
+      <w:r>
+        <w:t>arr</w:t>
+      </w:r>
+      <w:proofErr w:type="spellEnd"/>
+      <w:r>
         <w:t>[high];</w:t>
       </w:r>
       <w:r>
         <w:br/>
+        <w:t xml:space="preserve">        </w:t>
+      </w:r>
+      <w:proofErr w:type="spellStart"/>
+      <w:r>
+        <w:t>arr</w:t>
+      </w:r>
+      <w:proofErr w:type="spellEnd"/>
+      <w:r>
+        <w:t>[high]=temp;</w:t>
+      </w:r>
+      <w:r>
+        <w:br/>
+      </w:r>
+      <w:r>
+        <w:br/>
+        <w:t xml:space="preserve">        return i+1;</w:t>
+      </w:r>
+      <w:r>
+        <w:br/>
+        <w:t xml:space="preserve">    }</w:t>
+      </w:r>
+      <w:r>
+        <w:br/>
+      </w:r>
+      <w:r>
+        <w:br/>
+        <w:t xml:space="preserve">    static void </w:t>
+      </w:r>
+      <w:proofErr w:type="spellStart"/>
+      <w:r>
+        <w:t>quickSort</w:t>
+      </w:r>
+      <w:proofErr w:type="spellEnd"/>
+      <w:r>
+        <w:t xml:space="preserve">(int </w:t>
+      </w:r>
+      <w:proofErr w:type="spellStart"/>
+      <w:r>
+        <w:t>arr</w:t>
+      </w:r>
+      <w:proofErr w:type="spellEnd"/>
+      <w:r>
+        <w:t xml:space="preserve">[],int </w:t>
+      </w:r>
+      <w:proofErr w:type="spellStart"/>
+      <w:r>
+        <w:t>low,int</w:t>
+      </w:r>
+      <w:proofErr w:type="spellEnd"/>
+      <w:r>
+        <w:t xml:space="preserve"> high){</w:t>
+      </w:r>
+      <w:r>
+        <w:br/>
+      </w:r>
+      <w:r>
+        <w:br/>
+        <w:t xml:space="preserve">        if(low&lt;high){</w:t>
+      </w:r>
+      <w:r>
+        <w:br/>
+      </w:r>
+      <w:r>
+        <w:br/>
+        <w:t xml:space="preserve">            int pi=partition(</w:t>
+      </w:r>
+      <w:proofErr w:type="spellStart"/>
+      <w:r>
+        <w:t>arr,low,high</w:t>
+      </w:r>
+      <w:proofErr w:type="spellEnd"/>
+      <w:r>
+        <w:t>);</w:t>
+      </w:r>
+      <w:r>
+        <w:br/>
+      </w:r>
+      <w:r>
+        <w:br/>
+        <w:t xml:space="preserve">            </w:t>
+      </w:r>
+      <w:proofErr w:type="spellStart"/>
+      <w:r>
+        <w:t>quickSort</w:t>
+      </w:r>
+      <w:proofErr w:type="spellEnd"/>
+      <w:r>
+        <w:t>(arr,low,pi-1);</w:t>
+      </w:r>
+      <w:r>
+        <w:br/>
+        <w:t xml:space="preserve">            </w:t>
+      </w:r>
+      <w:proofErr w:type="spellStart"/>
+      <w:r>
+        <w:t>quickSort</w:t>
+      </w:r>
+      <w:proofErr w:type="spellEnd"/>
+      <w:r>
+        <w:t>(arr,pi+1,high);</w:t>
+      </w:r>
+      <w:r>
+        <w:br/>
+        <w:t xml:space="preserve">        }</w:t>
+      </w:r>
+      <w:r>
+        <w:br/>
+        <w:t xml:space="preserve">    }</w:t>
+      </w:r>
+      <w:r>
+        <w:br/>
+      </w:r>
+      <w:r>
+        <w:br/>
+        <w:t xml:space="preserve">    public static void main(String </w:t>
+      </w:r>
+      <w:proofErr w:type="spellStart"/>
+      <w:r>
+        <w:t>args</w:t>
+      </w:r>
+      <w:proofErr w:type="spellEnd"/>
+      <w:r>
+        <w:t>[]){</w:t>
+      </w:r>
+      <w:r>
+        <w:br/>
+      </w:r>
+      <w:r>
+        <w:br/>
         <w:t xml:space="preserve">        int </w:t>
       </w:r>
       <w:proofErr w:type="spellStart"/>
       <w:r>
+        <w:t>arr</w:t>
+      </w:r>
+      <w:proofErr w:type="spellEnd"/>
+      <w:r>
+        <w:t>[]={10,7,8,9,1,5};</w:t>
+      </w:r>
+      <w:r>
+        <w:br/>
+      </w:r>
+      <w:r>
+        <w:br/>
+        <w:t xml:space="preserve">        </w:t>
+      </w:r>
+      <w:proofErr w:type="spellStart"/>
+      <w:r>
+        <w:t>quickSort</w:t>
+      </w:r>
+      <w:proofErr w:type="spellEnd"/>
+      <w:r>
+        <w:t>(arr,0,arr.length-1);</w:t>
+      </w:r>
+      <w:r>
+        <w:br/>
+      </w:r>
+      <w:r>
+        <w:br/>
+        <w:t xml:space="preserve">        for(int i:arr)</w:t>
+      </w:r>
+      <w:r>
+        <w:br/>
+        <w:t xml:space="preserve">            </w:t>
+      </w:r>
+      <w:proofErr w:type="spellStart"/>
+      <w:r>
+        <w:t>System.out.print</w:t>
+      </w:r>
+      <w:proofErr w:type="spellEnd"/>
+      <w:r>
+        <w:t>(</w:t>
+      </w:r>
+      <w:proofErr w:type="spellStart"/>
+      <w:r>
         <w:t>i</w:t>
       </w:r>
       <w:proofErr w:type="spellEnd"/>
       <w:r>
-        <w:t>=low-1;</w:t>
-      </w:r>
-      <w:r>
-        <w:br/>
-      </w:r>
-      <w:r>
-        <w:br/>
-        <w:t xml:space="preserve">        for(int j=</w:t>
-      </w:r>
-      <w:proofErr w:type="spellStart"/>
-      <w:r>
-        <w:t>low;j</w:t>
-      </w:r>
-      <w:proofErr w:type="spellEnd"/>
-      <w:r>
-        <w:t>&lt;</w:t>
-      </w:r>
-      <w:proofErr w:type="spellStart"/>
-      <w:r>
-        <w:t>high;j</w:t>
-      </w:r>
-      <w:proofErr w:type="spellEnd"/>
-      <w:r>
-        <w:t>++){</w:t>
-      </w:r>
-      <w:r>
-        <w:br/>
-      </w:r>
-      <w:r>
-        <w:br/>
-        <w:t xml:space="preserve">            if(</w:t>
-      </w:r>
-      <w:proofErr w:type="spellStart"/>
-      <w:r>
-        <w:t>arr</w:t>
-      </w:r>
-      <w:proofErr w:type="spellEnd"/>
-      <w:r>
-        <w:t>[j]&lt;pivot){</w:t>
-      </w:r>
-      <w:r>
-        <w:br/>
-      </w:r>
-      <w:r>
-        <w:br/>
-        <w:t xml:space="preserve">                </w:t>
-      </w:r>
-      <w:proofErr w:type="spellStart"/>
-      <w:r>
-        <w:t>i</w:t>
-      </w:r>
-      <w:proofErr w:type="spellEnd"/>
-      <w:r>
-        <w:t>++;</w:t>
-      </w:r>
-      <w:r>
-        <w:br/>
-      </w:r>
-      <w:r>
-        <w:br/>
-        <w:t xml:space="preserve">                int temp=</w:t>
-      </w:r>
-      <w:proofErr w:type="spellStart"/>
-      <w:r>
-        <w:t>arr</w:t>
-      </w:r>
-      <w:proofErr w:type="spellEnd"/>
-      <w:r>
-        <w:t>[</w:t>
-      </w:r>
-      <w:proofErr w:type="spellStart"/>
-      <w:r>
-        <w:t>i</w:t>
-      </w:r>
-      <w:proofErr w:type="spellEnd"/>
-      <w:r>
-        <w:t>];</w:t>
-      </w:r>
-      <w:r>
-        <w:br/>
-        <w:t xml:space="preserve">                </w:t>
-      </w:r>
-      <w:proofErr w:type="spellStart"/>
-      <w:r>
-        <w:t>arr</w:t>
-      </w:r>
-      <w:proofErr w:type="spellEnd"/>
-      <w:r>
-        <w:t>[</w:t>
-      </w:r>
-      <w:proofErr w:type="spellStart"/>
-      <w:r>
-        <w:t>i</w:t>
-      </w:r>
-      <w:proofErr w:type="spellEnd"/>
-      <w:r>
-        <w:t>]=</w:t>
-      </w:r>
-      <w:proofErr w:type="spellStart"/>
-      <w:r>
-        <w:t>arr</w:t>
-      </w:r>
-      <w:proofErr w:type="spellEnd"/>
-      <w:r>
-        <w:t>[j];</w:t>
-      </w:r>
-      <w:r>
-        <w:br/>
-        <w:t xml:space="preserve">                </w:t>
-      </w:r>
-      <w:proofErr w:type="spellStart"/>
-      <w:r>
-        <w:t>arr</w:t>
-      </w:r>
-      <w:proofErr w:type="spellEnd"/>
-      <w:r>
-        <w:t>[j]=temp;</w:t>
-      </w:r>
-      <w:r>
-        <w:br/>
-        <w:t xml:space="preserve">            }</w:t>
-      </w:r>
-      <w:r>
-        <w:br/>
-        <w:t xml:space="preserve">        }</w:t>
-      </w:r>
-      <w:r>
-        <w:br/>
-      </w:r>
-      <w:r>
-        <w:br/>
-        <w:t xml:space="preserve">        int temp=</w:t>
-      </w:r>
-      <w:proofErr w:type="spellStart"/>
-      <w:r>
-        <w:t>arr</w:t>
-      </w:r>
-      <w:proofErr w:type="spellEnd"/>
-      <w:r>
-        <w:t>[i+1];</w:t>
-      </w:r>
-      <w:r>
-        <w:br/>
-        <w:t xml:space="preserve">        </w:t>
-      </w:r>
-      <w:proofErr w:type="spellStart"/>
-      <w:r>
-        <w:t>arr</w:t>
-      </w:r>
-      <w:proofErr w:type="spellEnd"/>
-      <w:r>
-        <w:t>[i+1]=</w:t>
-      </w:r>
-      <w:proofErr w:type="spellStart"/>
-      <w:r>
-        <w:t>arr</w:t>
-      </w:r>
-      <w:proofErr w:type="spellEnd"/>
-      <w:r>
-        <w:t>[high];</w:t>
-      </w:r>
-      <w:r>
-        <w:br/>
-        <w:t xml:space="preserve">        </w:t>
-      </w:r>
-      <w:proofErr w:type="spellStart"/>
-      <w:r>
-        <w:t>arr</w:t>
-      </w:r>
-      <w:proofErr w:type="spellEnd"/>
-      <w:r>
-        <w:t>[high]=temp;</w:t>
-      </w:r>
-      <w:r>
-        <w:br/>
-      </w:r>
-      <w:r>
-        <w:br/>
-        <w:t xml:space="preserve">        return i+1;</w:t>
+        <w:t>+" ");</w:t>
       </w:r>
       <w:r>
         <w:br/>
@@ -4426,180 +4791,13 @@
       </w:r>
       <w:r>
         <w:br/>
-      </w:r>
-      <w:r>
-        <w:br/>
-        <w:t xml:space="preserve">    static void </w:t>
-      </w:r>
-      <w:proofErr w:type="spellStart"/>
-      <w:r>
-        <w:t>quickSort</w:t>
-      </w:r>
-      <w:proofErr w:type="spellEnd"/>
-      <w:r>
-        <w:t xml:space="preserve">(int </w:t>
-      </w:r>
-      <w:proofErr w:type="spellStart"/>
-      <w:r>
-        <w:t>arr</w:t>
-      </w:r>
-      <w:proofErr w:type="spellEnd"/>
-      <w:r>
-        <w:t xml:space="preserve">[],int </w:t>
-      </w:r>
-      <w:proofErr w:type="spellStart"/>
-      <w:r>
-        <w:t>low,int</w:t>
-      </w:r>
-      <w:proofErr w:type="spellEnd"/>
-      <w:r>
-        <w:t xml:space="preserve"> high){</w:t>
-      </w:r>
-      <w:r>
-        <w:br/>
-      </w:r>
-      <w:r>
-        <w:br/>
-        <w:t xml:space="preserve">        if(low&lt;high){</w:t>
-      </w:r>
-      <w:r>
-        <w:br/>
-      </w:r>
-      <w:r>
-        <w:br/>
-        <w:t xml:space="preserve">            int pi=partition(</w:t>
-      </w:r>
-      <w:proofErr w:type="spellStart"/>
-      <w:r>
-        <w:t>arr,low,high</w:t>
-      </w:r>
-      <w:proofErr w:type="spellEnd"/>
-      <w:r>
-        <w:t>);</w:t>
-      </w:r>
-      <w:r>
-        <w:br/>
-      </w:r>
-      <w:r>
-        <w:br/>
-        <w:t xml:space="preserve">            </w:t>
-      </w:r>
-      <w:proofErr w:type="spellStart"/>
-      <w:r>
-        <w:t>quickSort</w:t>
-      </w:r>
-      <w:proofErr w:type="spellEnd"/>
-      <w:r>
-        <w:t>(arr,low,pi-1);</w:t>
-      </w:r>
-      <w:r>
-        <w:br/>
-        <w:t xml:space="preserve">            </w:t>
-      </w:r>
-      <w:proofErr w:type="spellStart"/>
-      <w:r>
-        <w:t>quickSort</w:t>
-      </w:r>
-      <w:proofErr w:type="spellEnd"/>
-      <w:r>
-        <w:t>(arr,pi+1,high);</w:t>
-      </w:r>
-      <w:r>
-        <w:br/>
-        <w:t xml:space="preserve">        }</w:t>
-      </w:r>
-      <w:r>
-        <w:br/>
-        <w:t xml:space="preserve">    }</w:t>
-      </w:r>
-      <w:r>
-        <w:br/>
-      </w:r>
-      <w:r>
-        <w:br/>
-        <w:t xml:space="preserve">    public static void main(String </w:t>
-      </w:r>
-      <w:proofErr w:type="spellStart"/>
-      <w:r>
-        <w:t>args</w:t>
-      </w:r>
-      <w:proofErr w:type="spellEnd"/>
-      <w:r>
-        <w:t>[]){</w:t>
-      </w:r>
-      <w:r>
-        <w:br/>
-      </w:r>
-      <w:r>
-        <w:br/>
-        <w:t xml:space="preserve">        int </w:t>
-      </w:r>
-      <w:proofErr w:type="spellStart"/>
-      <w:r>
-        <w:t>arr</w:t>
-      </w:r>
-      <w:proofErr w:type="spellEnd"/>
-      <w:r>
-        <w:t>[]={10,7,8,9,1,5};</w:t>
-      </w:r>
-      <w:r>
-        <w:br/>
-      </w:r>
-      <w:r>
-        <w:br/>
-        <w:t xml:space="preserve">        </w:t>
-      </w:r>
-      <w:proofErr w:type="spellStart"/>
-      <w:r>
-        <w:t>quickSort</w:t>
-      </w:r>
-      <w:proofErr w:type="spellEnd"/>
-      <w:r>
-        <w:t>(arr,0,arr.length-1);</w:t>
-      </w:r>
-      <w:r>
-        <w:br/>
-      </w:r>
-      <w:r>
-        <w:br/>
-        <w:t xml:space="preserve">        for(int i:arr)</w:t>
-      </w:r>
-      <w:r>
-        <w:br/>
-      </w:r>
-      <w:r>
-        <w:lastRenderedPageBreak/>
-        <w:t xml:space="preserve">            </w:t>
-      </w:r>
-      <w:proofErr w:type="spellStart"/>
-      <w:r>
-        <w:t>System.out.print</w:t>
-      </w:r>
-      <w:proofErr w:type="spellEnd"/>
-      <w:r>
-        <w:t>(</w:t>
-      </w:r>
-      <w:proofErr w:type="spellStart"/>
-      <w:r>
-        <w:t>i</w:t>
-      </w:r>
-      <w:proofErr w:type="spellEnd"/>
-      <w:r>
-        <w:t>+" ");</w:t>
-      </w:r>
-      <w:r>
-        <w:br/>
-        <w:t xml:space="preserve">    }</w:t>
-      </w:r>
-      <w:r>
-        <w:br/>
         <w:t>}</w:t>
       </w:r>
     </w:p>
     <w:p>
       <w:r>
         <w:pict w14:anchorId="024B9345">
-          <v:rect id="_x0000_i1460" style="width:0;height:1.5pt" o:hralign="center" o:hrstd="t" o:hr="t" fillcolor="#a0a0a0" stroked="f"/>
+          <v:rect id="_x0000_i1064" style="width:0;height:1.5pt" o:hralign="center" o:hrstd="t" o:hr="t" fillcolor="#a0a0a0" stroked="f"/>
         </w:pict>
       </w:r>
     </w:p>
@@ -4642,6 +4840,7 @@
           </w:tcPr>
           <w:p>
             <w:r>
+              <w:lastRenderedPageBreak/>
               <w:t>Algorithm</w:t>
             </w:r>
           </w:p>
@@ -5146,7 +5345,7 @@
     <w:p>
       <w:r>
         <w:pict w14:anchorId="285D78E3">
-          <v:rect id="_x0000_i1461" style="width:0;height:1.5pt" o:hralign="center" o:hrstd="t" o:hr="t" fillcolor="#a0a0a0" stroked="f"/>
+          <v:rect id="_x0000_i1065" style="width:0;height:1.5pt" o:hralign="center" o:hrstd="t" o:hr="t" fillcolor="#a0a0a0" stroked="f"/>
         </w:pict>
       </w:r>
     </w:p>
@@ -10865,6 +11064,7 @@
   <w:style w:type="character" w:default="1" w:styleId="DefaultParagraphFont">
     <w:name w:val="Default Paragraph Font"/>
     <w:uiPriority w:val="1"/>
+    <w:semiHidden/>
     <w:unhideWhenUsed/>
   </w:style>
   <w:style w:type="table" w:default="1" w:styleId="TableNormal">
